--- a/download/Educare-CRM-User-Manual.docx
+++ b/download/Educare-CRM-User-Manual.docx
@@ -2961,9 +2961,71 @@
           <w:sz w:val="22"/>
           <w:szCs w:val="22"/>
         </w:rPr>
-        <w:t xml:space="preserve">The CRM implements granular Role-Based Access Control (RBAC). Eight default roles are configured. Permissions are grouped by entity (lead, student, payment, etc.) and action (view, create, edit, delete, assign, export).</w:t>
-      </w:r>
-    </w:p>
+        <w:t xml:space="preserve">The CRM implements granular Role-Based Access Control (RBAC). Eight default roles are configured. Permissions follow the principle of least privilege — each role gets only the access it needs. Permissions are grouped by entity (lead, student, payment, etc.) and action (view, create, edit, delete, assign, export).</w:t>
+      </w:r>
+    </w:p>
+    <w:tbl>
+      <w:tblPr>
+        <w:tblW w:type="pct" w:w="100%"/>
+        <w:tblBorders>
+          <w:top w:val="single" w:color="F59E0B" w:sz="6"/>
+          <w:left w:val="single" w:color="F59E0B" w:sz="24"/>
+          <w:bottom w:val="single" w:color="F59E0B" w:sz="6"/>
+          <w:right w:val="none" w:color="FFFFFF" w:sz="0"/>
+          <w:insideH w:val="single" w:color="auto" w:sz="4"/>
+          <w:insideV w:val="single" w:color="auto" w:sz="4"/>
+        </w:tblBorders>
+        <w:tblCellMar>
+          <w:top w:type="dxa" w:w="200"/>
+          <w:left w:type="dxa" w:w="240"/>
+          <w:bottom w:type="dxa" w:w="200"/>
+          <w:right w:type="dxa" w:w="240"/>
+        </w:tblCellMar>
+      </w:tblPr>
+      <w:tblGrid>
+        <w:gridCol w:w="100"/>
+      </w:tblGrid>
+      <w:tr>
+        <w:trPr>
+          <w:cantSplit/>
+        </w:trPr>
+        <w:tc>
+          <w:tcPr>
+            <w:shd w:fill="F0FDFA" w:val="clear"/>
+          </w:tcPr>
+          <w:p>
+            <w:pPr>
+              <w:spacing w:after="80"/>
+            </w:pPr>
+            <w:r>
+              <w:rPr>
+                <w:rFonts w:ascii="Calibri" w:cs="Calibri" w:eastAsia="Calibri" w:hAnsi="Calibri"/>
+                <w:b/>
+                <w:bCs/>
+                <w:color w:val="0F766E"/>
+                <w:sz w:val="22"/>
+                <w:szCs w:val="22"/>
+              </w:rPr>
+              <w:t xml:space="preserve">Backend Enforcement</w:t>
+            </w:r>
+          </w:p>
+          <w:p>
+            <w:pPr>
+              <w:spacing w:line="312"/>
+            </w:pPr>
+            <w:r>
+              <w:rPr>
+                <w:rFonts w:ascii="Calibri" w:cs="Calibri" w:eastAsia="Calibri" w:hAnsi="Calibri"/>
+                <w:color w:val="1F2937"/>
+                <w:sz w:val="22"/>
+                <w:szCs w:val="22"/>
+              </w:rPr>
+              <w:t xml:space="preserve">Permissions are enforced on the BACKEND, not just hidden in the UI. A Caller who manually crafts an API request to /api/v1/data/office will receive a 403 Forbidden response. The sidebar hides items the user cannot access, but the real security is server-side.</w:t>
+            </w:r>
+          </w:p>
+        </w:tc>
+      </w:tr>
+    </w:tbl>
     <w:p>
       <w:pPr>
         <w:pStyle w:val="Heading3"/>
@@ -2978,7 +3040,7 @@
           <w:sz w:val="22"/>
           <w:szCs w:val="22"/>
         </w:rPr>
-        <w:t xml:space="preserve">12.1 Super Admin</w:t>
+        <w:t xml:space="preserve">12.1 Super Admin (174 permissions)</w:t>
       </w:r>
     </w:p>
     <w:p>
@@ -2993,7 +3055,7 @@
           <w:sz w:val="22"/>
           <w:szCs w:val="22"/>
         </w:rPr>
-        <w:t xml:space="preserve">Full system access. Can view, create, edit, and delete all records across all offices. Can manage users, roles, offices, and system settings. Sees "All Offices" by default.</w:t>
+        <w:t xml:space="preserve">Full system access. Can view, create, edit, and delete all records across all offices. Can manage users, roles, offices, and system settings. Sees "All Offices" by default. Bypasses all permission checks.</w:t>
       </w:r>
     </w:p>
     <w:p>
@@ -3010,7 +3072,7 @@
           <w:sz w:val="22"/>
           <w:szCs w:val="22"/>
         </w:rPr>
-        <w:t xml:space="preserve">12.2 Admin</w:t>
+        <w:t xml:space="preserve">12.2 Admin (79 permissions)</w:t>
       </w:r>
     </w:p>
     <w:p>
@@ -3025,7 +3087,7 @@
           <w:sz w:val="22"/>
           <w:szCs w:val="22"/>
         </w:rPr>
-        <w:t xml:space="preserve">Business administration. Same as Super Admin but typically scoped to their office. Can manage employees, users, leads, students, payments, and reports.</w:t>
+        <w:t xml:space="preserve">Business administration. Same as Super Admin for all CRM/business modules but cannot manage role definitions or user accounts (those are HR/Super Admin only). Can manage employees, offices, leads, students, payments, placements, finance, and reports.</w:t>
       </w:r>
     </w:p>
     <w:p>
@@ -3042,7 +3104,7 @@
           <w:sz w:val="22"/>
           <w:szCs w:val="22"/>
         </w:rPr>
-        <w:t xml:space="preserve">12.3 HR</w:t>
+        <w:t xml:space="preserve">12.3 HR (12 permissions)</w:t>
       </w:r>
     </w:p>
     <w:p>
@@ -3057,7 +3119,45 @@
           <w:sz w:val="22"/>
           <w:szCs w:val="22"/>
         </w:rPr>
-        <w:t xml:space="preserve">Manages employees, targets, performance. Can view offices and users. Cannot access financial records or leads.</w:t>
+        <w:t xml:space="preserve">Manages people, not business data. Can view and manage employees, users, and offices (view only). Can view reports. Cannot access leads, students, payments, or financial records.</w:t>
+      </w:r>
+    </w:p>
+    <w:p>
+      <w:pPr>
+        <w:pStyle w:val="ListParagraph"/>
+        <w:numPr>
+          <w:ilvl w:val="0"/>
+          <w:numId w:val="1"/>
+        </w:numPr>
+        <w:spacing w:after="60" w:line="312"/>
+      </w:pPr>
+      <w:r>
+        <w:rPr>
+          <w:rFonts w:ascii="Calibri" w:cs="Calibri" w:eastAsia="Calibri" w:hAnsi="Calibri"/>
+          <w:color w:val="1F2937"/>
+          <w:sz w:val="22"/>
+          <w:szCs w:val="22"/>
+        </w:rPr>
+        <w:t xml:space="preserve">Can: Dashboard, Employees (CRUD), Users (CRUD), Offices (view), Reports (view/export), Notifications, Follow-ups (view)</w:t>
+      </w:r>
+    </w:p>
+    <w:p>
+      <w:pPr>
+        <w:pStyle w:val="ListParagraph"/>
+        <w:numPr>
+          <w:ilvl w:val="0"/>
+          <w:numId w:val="1"/>
+        </w:numPr>
+        <w:spacing w:after="60" w:line="312"/>
+      </w:pPr>
+      <w:r>
+        <w:rPr>
+          <w:rFonts w:ascii="Calibri" w:cs="Calibri" w:eastAsia="Calibri" w:hAnsi="Calibri"/>
+          <w:color w:val="1F2937"/>
+          <w:sz w:val="22"/>
+          <w:szCs w:val="22"/>
+        </w:rPr>
+        <w:t xml:space="preserve">Cannot: Leads, Students, Payments, Finance, Placements, Settings, Audit Logs</w:t>
       </w:r>
     </w:p>
     <w:p>
@@ -3074,7 +3174,7 @@
           <w:sz w:val="22"/>
           <w:szCs w:val="22"/>
         </w:rPr>
-        <w:t xml:space="preserve">12.4 Caller (Telecaller)</w:t>
+        <w:t xml:space="preserve">12.4 Caller (14 permissions)</w:t>
       </w:r>
     </w:p>
     <w:p>
@@ -3089,9 +3189,109 @@
           <w:sz w:val="22"/>
           <w:szCs w:val="22"/>
         </w:rPr>
-        <w:t xml:space="preserve">Frontline lead management. Can view, create, edit, and assign leads. Can log calls and schedule follow-ups. Ideal workflow: open the Kanban Pipeline view, drag leads through status columns, log calls inline, and convert qualified leads.</w:t>
-      </w:r>
-    </w:p>
+        <w:t xml:space="preserve">Frontline lead management. The most restricted role — can ONLY work with leads, calls, follow-ups, appointments, and counselling records they create. Cannot see any other module.</w:t>
+      </w:r>
+    </w:p>
+    <w:p>
+      <w:pPr>
+        <w:pStyle w:val="ListParagraph"/>
+        <w:numPr>
+          <w:ilvl w:val="0"/>
+          <w:numId w:val="1"/>
+        </w:numPr>
+        <w:spacing w:after="60" w:line="312"/>
+      </w:pPr>
+      <w:r>
+        <w:rPr>
+          <w:rFonts w:ascii="Calibri" w:cs="Calibri" w:eastAsia="Calibri" w:hAnsi="Calibri"/>
+          <w:color w:val="1F2937"/>
+          <w:sz w:val="22"/>
+          <w:szCs w:val="22"/>
+        </w:rPr>
+        <w:t xml:space="preserve">Can: Dashboard, Leads (view/create/edit/assign), Appointments (view/create/edit), Counselling (view/create), Follow-ups (view/create/edit), Notifications, Global Search</w:t>
+      </w:r>
+    </w:p>
+    <w:p>
+      <w:pPr>
+        <w:pStyle w:val="ListParagraph"/>
+        <w:numPr>
+          <w:ilvl w:val="0"/>
+          <w:numId w:val="1"/>
+        </w:numPr>
+        <w:spacing w:after="60" w:line="312"/>
+      </w:pPr>
+      <w:r>
+        <w:rPr>
+          <w:rFonts w:ascii="Calibri" w:cs="Calibri" w:eastAsia="Calibri" w:hAnsi="Calibri"/>
+          <w:color w:val="1F2937"/>
+          <w:sz w:val="22"/>
+          <w:szCs w:val="22"/>
+        </w:rPr>
+        <w:t xml:space="preserve">Cannot: Students, Enrollments, Courses, Batches, Payments, EMI, Invoices, Income, Expenses, Companies, Jobs, Placements, Employees, Offices, Audit Logs, Reports, Settings (other than their own password)</w:t>
+      </w:r>
+    </w:p>
+    <w:tbl>
+      <w:tblPr>
+        <w:tblW w:type="pct" w:w="100%"/>
+        <w:tblBorders>
+          <w:top w:val="single" w:color="F59E0B" w:sz="6"/>
+          <w:left w:val="single" w:color="F59E0B" w:sz="24"/>
+          <w:bottom w:val="single" w:color="F59E0B" w:sz="6"/>
+          <w:right w:val="none" w:color="FFFFFF" w:sz="0"/>
+          <w:insideH w:val="single" w:color="auto" w:sz="4"/>
+          <w:insideV w:val="single" w:color="auto" w:sz="4"/>
+        </w:tblBorders>
+        <w:tblCellMar>
+          <w:top w:type="dxa" w:w="200"/>
+          <w:left w:type="dxa" w:w="240"/>
+          <w:bottom w:type="dxa" w:w="200"/>
+          <w:right w:type="dxa" w:w="240"/>
+        </w:tblCellMar>
+      </w:tblPr>
+      <w:tblGrid>
+        <w:gridCol w:w="100"/>
+      </w:tblGrid>
+      <w:tr>
+        <w:trPr>
+          <w:cantSplit/>
+        </w:trPr>
+        <w:tc>
+          <w:tcPr>
+            <w:shd w:fill="F0FDFA" w:val="clear"/>
+          </w:tcPr>
+          <w:p>
+            <w:pPr>
+              <w:spacing w:after="80"/>
+            </w:pPr>
+            <w:r>
+              <w:rPr>
+                <w:rFonts w:ascii="Calibri" w:cs="Calibri" w:eastAsia="Calibri" w:hAnsi="Calibri"/>
+                <w:b/>
+                <w:bCs/>
+                <w:color w:val="0F766E"/>
+                <w:sz w:val="22"/>
+                <w:szCs w:val="22"/>
+              </w:rPr>
+              <w:t xml:space="preserve">Kanban Workflow</w:t>
+            </w:r>
+          </w:p>
+          <w:p>
+            <w:pPr>
+              <w:spacing w:line="312"/>
+            </w:pPr>
+            <w:r>
+              <w:rPr>
+                <w:rFonts w:ascii="Calibri" w:cs="Calibri" w:eastAsia="Calibri" w:hAnsi="Calibri"/>
+                <w:color w:val="1F2937"/>
+                <w:sz w:val="22"/>
+                <w:szCs w:val="22"/>
+              </w:rPr>
+              <w:t xml:space="preserve">The ideal Caller workflow: open Leads → switch to Pipeline view → drag leads through status columns → log calls inline → assign to Counsellor when qualified. Use "Quick Add Lead" for fast capture on the phone.</w:t>
+            </w:r>
+          </w:p>
+        </w:tc>
+      </w:tr>
+    </w:tbl>
     <w:p>
       <w:pPr>
         <w:pStyle w:val="Heading3"/>
@@ -3106,7 +3306,7 @@
           <w:sz w:val="22"/>
           <w:szCs w:val="22"/>
         </w:rPr>
-        <w:t xml:space="preserve">12.5 Counsellor</w:t>
+        <w:t xml:space="preserve">12.5 Counsellor (22 permissions)</w:t>
       </w:r>
     </w:p>
     <w:p>
@@ -3122,6 +3322,44 @@
           <w:szCs w:val="22"/>
         </w:rPr>
         <w:t xml:space="preserve">Manages the counselling-to-enrollment flow. Can view and edit leads, create students, manage enrollments, view courses and batches. Records counselling sessions and converts qualified leads.</w:t>
+      </w:r>
+    </w:p>
+    <w:p>
+      <w:pPr>
+        <w:pStyle w:val="ListParagraph"/>
+        <w:numPr>
+          <w:ilvl w:val="0"/>
+          <w:numId w:val="1"/>
+        </w:numPr>
+        <w:spacing w:after="60" w:line="312"/>
+      </w:pPr>
+      <w:r>
+        <w:rPr>
+          <w:rFonts w:ascii="Calibri" w:cs="Calibri" w:eastAsia="Calibri" w:hAnsi="Calibri"/>
+          <w:color w:val="1F2937"/>
+          <w:sz w:val="22"/>
+          <w:szCs w:val="22"/>
+        </w:rPr>
+        <w:t xml:space="preserve">Can: Dashboard, Leads (view/edit/assign), Appointments, Counselling, Students (CRUD), Enrollments (CRUD), Courses (view), Batches (view), Follow-ups, Notifications</w:t>
+      </w:r>
+    </w:p>
+    <w:p>
+      <w:pPr>
+        <w:pStyle w:val="ListParagraph"/>
+        <w:numPr>
+          <w:ilvl w:val="0"/>
+          <w:numId w:val="1"/>
+        </w:numPr>
+        <w:spacing w:after="60" w:line="312"/>
+      </w:pPr>
+      <w:r>
+        <w:rPr>
+          <w:rFonts w:ascii="Calibri" w:cs="Calibri" w:eastAsia="Calibri" w:hAnsi="Calibri"/>
+          <w:color w:val="1F2937"/>
+          <w:sz w:val="22"/>
+          <w:szCs w:val="22"/>
+        </w:rPr>
+        <w:t xml:space="preserve">Cannot: Payments, Finance, Companies, Jobs, Placements, Employees, Offices, Audit Logs, Reports, Settings</w:t>
       </w:r>
     </w:p>
     <w:p>
@@ -3138,7 +3376,7 @@
           <w:sz w:val="22"/>
           <w:szCs w:val="22"/>
         </w:rPr>
-        <w:t xml:space="preserve">12.6 Accounts</w:t>
+        <w:t xml:space="preserve">12.6 Accounts (25 permissions)</w:t>
       </w:r>
     </w:p>
     <w:p>
@@ -3153,7 +3391,45 @@
           <w:sz w:val="22"/>
           <w:szCs w:val="22"/>
         </w:rPr>
-        <w:t xml:space="preserve">Owns the finance module. Can view students and enrollments, create and edit payments, manage EMI schedules, generate invoices, track income and expenses, and export financial reports.</w:t>
+        <w:t xml:space="preserve">Owns the finance module. Can view students and enrollments (read-only student, edit enrollment), create and edit payments, manage EMI schedules, generate invoices, track income and expenses, and export financial reports.</w:t>
+      </w:r>
+    </w:p>
+    <w:p>
+      <w:pPr>
+        <w:pStyle w:val="ListParagraph"/>
+        <w:numPr>
+          <w:ilvl w:val="0"/>
+          <w:numId w:val="1"/>
+        </w:numPr>
+        <w:spacing w:after="60" w:line="312"/>
+      </w:pPr>
+      <w:r>
+        <w:rPr>
+          <w:rFonts w:ascii="Calibri" w:cs="Calibri" w:eastAsia="Calibri" w:hAnsi="Calibri"/>
+          <w:color w:val="1F2937"/>
+          <w:sz w:val="22"/>
+          <w:szCs w:val="22"/>
+        </w:rPr>
+        <w:t xml:space="preserve">Can: Dashboard, Students (view), Enrollments (view/edit), Payments (CRUD+export), EMI (view/edit), Invoices (CRUD+export), Finance (CRUD+export), Documents (view), Follow-ups, Reports (view/export), Notifications</w:t>
+      </w:r>
+    </w:p>
+    <w:p>
+      <w:pPr>
+        <w:pStyle w:val="ListParagraph"/>
+        <w:numPr>
+          <w:ilvl w:val="0"/>
+          <w:numId w:val="1"/>
+        </w:numPr>
+        <w:spacing w:after="60" w:line="312"/>
+      </w:pPr>
+      <w:r>
+        <w:rPr>
+          <w:rFonts w:ascii="Calibri" w:cs="Calibri" w:eastAsia="Calibri" w:hAnsi="Calibri"/>
+          <w:color w:val="1F2937"/>
+          <w:sz w:val="22"/>
+          <w:szCs w:val="22"/>
+        </w:rPr>
+        <w:t xml:space="preserve">Cannot: Leads, Counselling, Courses, Batches, Companies, Jobs, Placements, Employees, Offices, Audit Logs, Settings</w:t>
       </w:r>
     </w:p>
     <w:p>
@@ -3170,7 +3446,7 @@
           <w:sz w:val="22"/>
           <w:szCs w:val="22"/>
         </w:rPr>
-        <w:t xml:space="preserve">12.7 Placement Executive</w:t>
+        <w:t xml:space="preserve">12.7 Placement Executive (22 permissions)</w:t>
       </w:r>
     </w:p>
     <w:p>
@@ -3186,6 +3462,44 @@
           <w:szCs w:val="22"/>
         </w:rPr>
         <w:t xml:space="preserve">Manages the placement pipeline. Can view and edit students, companies, job openings, job applications, interviews, and placements. Marks placements as completed after joining verification.</w:t>
+      </w:r>
+    </w:p>
+    <w:p>
+      <w:pPr>
+        <w:pStyle w:val="ListParagraph"/>
+        <w:numPr>
+          <w:ilvl w:val="0"/>
+          <w:numId w:val="1"/>
+        </w:numPr>
+        <w:spacing w:after="60" w:line="312"/>
+      </w:pPr>
+      <w:r>
+        <w:rPr>
+          <w:rFonts w:ascii="Calibri" w:cs="Calibri" w:eastAsia="Calibri" w:hAnsi="Calibri"/>
+          <w:color w:val="1F2937"/>
+          <w:sz w:val="22"/>
+          <w:szCs w:val="22"/>
+        </w:rPr>
+        <w:t xml:space="preserve">Can: Dashboard, Students (view/edit), Companies (CRUD), Job Openings (CRUD), Job Applications (CRUD), Interviews (CRUD), Placements (CRUD), Follow-ups, Notifications</w:t>
+      </w:r>
+    </w:p>
+    <w:p>
+      <w:pPr>
+        <w:pStyle w:val="ListParagraph"/>
+        <w:numPr>
+          <w:ilvl w:val="0"/>
+          <w:numId w:val="1"/>
+        </w:numPr>
+        <w:spacing w:after="60" w:line="312"/>
+      </w:pPr>
+      <w:r>
+        <w:rPr>
+          <w:rFonts w:ascii="Calibri" w:cs="Calibri" w:eastAsia="Calibri" w:hAnsi="Calibri"/>
+          <w:color w:val="1F2937"/>
+          <w:sz w:val="22"/>
+          <w:szCs w:val="22"/>
+        </w:rPr>
+        <w:t xml:space="preserve">Cannot: Leads, Counselling, Courses, Batches, Payments, EMI, Invoices, Finance, Employees, Offices, Audit Logs, Reports, Settings</w:t>
       </w:r>
     </w:p>
     <w:p>
@@ -3202,7 +3516,7 @@
           <w:sz w:val="22"/>
           <w:szCs w:val="22"/>
         </w:rPr>
-        <w:t xml:space="preserve">12.8 Trainer</w:t>
+        <w:t xml:space="preserve">12.8 Trainer (7 permissions)</w:t>
       </w:r>
     </w:p>
     <w:p>
@@ -3217,9 +3531,5460 @@
           <w:sz w:val="22"/>
           <w:szCs w:val="22"/>
         </w:rPr>
-        <w:t xml:space="preserve">Manages batches and attendance. Sees only the batches assigned to them. Can view students in their batches and record daily attendance.</w:t>
-      </w:r>
-    </w:p>
+        <w:t xml:space="preserve">The most restricted operational role. Manages only batches and attendance for batches assigned to them. Can view students in their batches.</w:t>
+      </w:r>
+    </w:p>
+    <w:p>
+      <w:pPr>
+        <w:pStyle w:val="ListParagraph"/>
+        <w:numPr>
+          <w:ilvl w:val="0"/>
+          <w:numId w:val="1"/>
+        </w:numPr>
+        <w:spacing w:after="60" w:line="312"/>
+      </w:pPr>
+      <w:r>
+        <w:rPr>
+          <w:rFonts w:ascii="Calibri" w:cs="Calibri" w:eastAsia="Calibri" w:hAnsi="Calibri"/>
+          <w:color w:val="1F2937"/>
+          <w:sz w:val="22"/>
+          <w:szCs w:val="22"/>
+        </w:rPr>
+        <w:t xml:space="preserve">Can: Dashboard, Batches (view), Attendance (view/create/edit), Students (view), Notifications</w:t>
+      </w:r>
+    </w:p>
+    <w:p>
+      <w:pPr>
+        <w:pStyle w:val="ListParagraph"/>
+        <w:numPr>
+          <w:ilvl w:val="0"/>
+          <w:numId w:val="1"/>
+        </w:numPr>
+        <w:spacing w:after="60" w:line="312"/>
+      </w:pPr>
+      <w:r>
+        <w:rPr>
+          <w:rFonts w:ascii="Calibri" w:cs="Calibri" w:eastAsia="Calibri" w:hAnsi="Calibri"/>
+          <w:color w:val="1F2937"/>
+          <w:sz w:val="22"/>
+          <w:szCs w:val="22"/>
+        </w:rPr>
+        <w:t xml:space="preserve">Cannot: Leads, Counselling, Courses (create/edit), Enrollments, Payments, EMI, Invoices, Finance, Companies, Jobs, Placements, Employees, Offices, Audit Logs, Reports, Settings</w:t>
+      </w:r>
+    </w:p>
+    <w:p>
+      <w:pPr>
+        <w:pStyle w:val="Heading2"/>
+        <w:spacing w:after="160" w:before="320"/>
+      </w:pPr>
+      <w:r>
+        <w:rPr>
+          <w:rFonts w:ascii="Calibri" w:cs="Calibri" w:eastAsia="Calibri" w:hAnsi="Calibri"/>
+          <w:b/>
+          <w:bCs/>
+          <w:color w:val="475569"/>
+          <w:sz w:val="26"/>
+          <w:szCs w:val="26"/>
+        </w:rPr>
+        <w:t xml:space="preserve">12.9 Permission Matrix Summary</w:t>
+      </w:r>
+    </w:p>
+    <w:p>
+      <w:pPr>
+        <w:spacing w:after="100" w:line="312"/>
+        <w:jc w:val="left"/>
+      </w:pPr>
+      <w:r>
+        <w:rPr>
+          <w:rFonts w:ascii="Calibri" w:cs="Calibri" w:eastAsia="Calibri" w:hAnsi="Calibri"/>
+          <w:color w:val="1F2937"/>
+          <w:sz w:val="22"/>
+          <w:szCs w:val="22"/>
+        </w:rPr>
+        <w:t xml:space="preserve">The table below summarises which modules each role can access. "✓" = full CRUD, "view" = read-only, "—" = no access.</w:t>
+      </w:r>
+    </w:p>
+    <w:tbl>
+      <w:tblPr>
+        <w:tblW w:type="pct" w:w="100%"/>
+        <w:tblBorders>
+          <w:top w:val="single" w:color="CBD5E1" w:sz="4"/>
+          <w:left w:val="single" w:color="CBD5E1" w:sz="4"/>
+          <w:bottom w:val="single" w:color="CBD5E1" w:sz="4"/>
+          <w:right w:val="single" w:color="CBD5E1" w:sz="4"/>
+          <w:insideH w:val="single" w:color="CBD5E1" w:sz="2"/>
+          <w:insideV w:val="single" w:color="CBD5E1" w:sz="2"/>
+        </w:tblBorders>
+        <w:tblCellMar>
+          <w:top w:type="dxa" w:w="60"/>
+          <w:left w:type="dxa" w:w="80"/>
+          <w:bottom w:type="dxa" w:w="60"/>
+          <w:right w:type="dxa" w:w="80"/>
+        </w:tblCellMar>
+      </w:tblPr>
+      <w:tblGrid>
+        <w:gridCol w:w="100"/>
+        <w:gridCol w:w="100"/>
+        <w:gridCol w:w="100"/>
+        <w:gridCol w:w="100"/>
+        <w:gridCol w:w="100"/>
+        <w:gridCol w:w="100"/>
+        <w:gridCol w:w="100"/>
+        <w:gridCol w:w="100"/>
+        <w:gridCol w:w="100"/>
+      </w:tblGrid>
+      <w:tr>
+        <w:trPr>
+          <w:cantSplit/>
+          <w:tblHeader/>
+        </w:trPr>
+        <w:tc>
+          <w:tcPr>
+            <w:tcW w:type="pct" w:w="28%"/>
+            <w:shd w:fill="F0FDFA" w:val="clear"/>
+          </w:tcPr>
+          <w:p>
+            <w:pPr>
+              <w:spacing w:line="240"/>
+              <w:jc w:val="left"/>
+            </w:pPr>
+            <w:r>
+              <w:rPr>
+                <w:rFonts w:ascii="Calibri" w:cs="Calibri" w:eastAsia="Calibri" w:hAnsi="Calibri"/>
+                <w:b/>
+                <w:bCs/>
+                <w:color w:val="1F2937"/>
+                <w:sz w:val="16"/>
+                <w:szCs w:val="16"/>
+              </w:rPr>
+              <w:t xml:space="preserve">Module</w:t>
+            </w:r>
+          </w:p>
+        </w:tc>
+        <w:tc>
+          <w:tcPr>
+            <w:tcW w:type="pct" w:w="9%"/>
+            <w:shd w:fill="F0FDFA" w:val="clear"/>
+          </w:tcPr>
+          <w:p>
+            <w:pPr>
+              <w:spacing w:line="240"/>
+              <w:jc w:val="center"/>
+            </w:pPr>
+            <w:r>
+              <w:rPr>
+                <w:rFonts w:ascii="Calibri" w:cs="Calibri" w:eastAsia="Calibri" w:hAnsi="Calibri"/>
+                <w:b/>
+                <w:bCs/>
+                <w:color w:val="1F2937"/>
+                <w:sz w:val="16"/>
+                <w:szCs w:val="16"/>
+              </w:rPr>
+              <w:t xml:space="preserve">Super Admin</w:t>
+            </w:r>
+          </w:p>
+        </w:tc>
+        <w:tc>
+          <w:tcPr>
+            <w:tcW w:type="pct" w:w="9%"/>
+            <w:shd w:fill="F0FDFA" w:val="clear"/>
+          </w:tcPr>
+          <w:p>
+            <w:pPr>
+              <w:spacing w:line="240"/>
+              <w:jc w:val="center"/>
+            </w:pPr>
+            <w:r>
+              <w:rPr>
+                <w:rFonts w:ascii="Calibri" w:cs="Calibri" w:eastAsia="Calibri" w:hAnsi="Calibri"/>
+                <w:b/>
+                <w:bCs/>
+                <w:color w:val="1F2937"/>
+                <w:sz w:val="16"/>
+                <w:szCs w:val="16"/>
+              </w:rPr>
+              <w:t xml:space="preserve">Admin</w:t>
+            </w:r>
+          </w:p>
+        </w:tc>
+        <w:tc>
+          <w:tcPr>
+            <w:tcW w:type="pct" w:w="9%"/>
+            <w:shd w:fill="F0FDFA" w:val="clear"/>
+          </w:tcPr>
+          <w:p>
+            <w:pPr>
+              <w:spacing w:line="240"/>
+              <w:jc w:val="center"/>
+            </w:pPr>
+            <w:r>
+              <w:rPr>
+                <w:rFonts w:ascii="Calibri" w:cs="Calibri" w:eastAsia="Calibri" w:hAnsi="Calibri"/>
+                <w:b/>
+                <w:bCs/>
+                <w:color w:val="1F2937"/>
+                <w:sz w:val="16"/>
+                <w:szCs w:val="16"/>
+              </w:rPr>
+              <w:t xml:space="preserve">HR</w:t>
+            </w:r>
+          </w:p>
+        </w:tc>
+        <w:tc>
+          <w:tcPr>
+            <w:tcW w:type="pct" w:w="9%"/>
+            <w:shd w:fill="F0FDFA" w:val="clear"/>
+          </w:tcPr>
+          <w:p>
+            <w:pPr>
+              <w:spacing w:line="240"/>
+              <w:jc w:val="center"/>
+            </w:pPr>
+            <w:r>
+              <w:rPr>
+                <w:rFonts w:ascii="Calibri" w:cs="Calibri" w:eastAsia="Calibri" w:hAnsi="Calibri"/>
+                <w:b/>
+                <w:bCs/>
+                <w:color w:val="1F2937"/>
+                <w:sz w:val="16"/>
+                <w:szCs w:val="16"/>
+              </w:rPr>
+              <w:t xml:space="preserve">Caller</w:t>
+            </w:r>
+          </w:p>
+        </w:tc>
+        <w:tc>
+          <w:tcPr>
+            <w:tcW w:type="pct" w:w="9%"/>
+            <w:shd w:fill="F0FDFA" w:val="clear"/>
+          </w:tcPr>
+          <w:p>
+            <w:pPr>
+              <w:spacing w:line="240"/>
+              <w:jc w:val="center"/>
+            </w:pPr>
+            <w:r>
+              <w:rPr>
+                <w:rFonts w:ascii="Calibri" w:cs="Calibri" w:eastAsia="Calibri" w:hAnsi="Calibri"/>
+                <w:b/>
+                <w:bCs/>
+                <w:color w:val="1F2937"/>
+                <w:sz w:val="16"/>
+                <w:szCs w:val="16"/>
+              </w:rPr>
+              <w:t xml:space="preserve">Counsellor</w:t>
+            </w:r>
+          </w:p>
+        </w:tc>
+        <w:tc>
+          <w:tcPr>
+            <w:tcW w:type="pct" w:w="9%"/>
+            <w:shd w:fill="F0FDFA" w:val="clear"/>
+          </w:tcPr>
+          <w:p>
+            <w:pPr>
+              <w:spacing w:line="240"/>
+              <w:jc w:val="center"/>
+            </w:pPr>
+            <w:r>
+              <w:rPr>
+                <w:rFonts w:ascii="Calibri" w:cs="Calibri" w:eastAsia="Calibri" w:hAnsi="Calibri"/>
+                <w:b/>
+                <w:bCs/>
+                <w:color w:val="1F2937"/>
+                <w:sz w:val="16"/>
+                <w:szCs w:val="16"/>
+              </w:rPr>
+              <w:t xml:space="preserve">Accounts</w:t>
+            </w:r>
+          </w:p>
+        </w:tc>
+        <w:tc>
+          <w:tcPr>
+            <w:tcW w:type="pct" w:w="9%"/>
+            <w:shd w:fill="F0FDFA" w:val="clear"/>
+          </w:tcPr>
+          <w:p>
+            <w:pPr>
+              <w:spacing w:line="240"/>
+              <w:jc w:val="center"/>
+            </w:pPr>
+            <w:r>
+              <w:rPr>
+                <w:rFonts w:ascii="Calibri" w:cs="Calibri" w:eastAsia="Calibri" w:hAnsi="Calibri"/>
+                <w:b/>
+                <w:bCs/>
+                <w:color w:val="1F2937"/>
+                <w:sz w:val="16"/>
+                <w:szCs w:val="16"/>
+              </w:rPr>
+              <w:t xml:space="preserve">Placement</w:t>
+            </w:r>
+          </w:p>
+        </w:tc>
+        <w:tc>
+          <w:tcPr>
+            <w:tcW w:type="pct" w:w="9%"/>
+            <w:shd w:fill="F0FDFA" w:val="clear"/>
+          </w:tcPr>
+          <w:p>
+            <w:pPr>
+              <w:spacing w:line="240"/>
+              <w:jc w:val="center"/>
+            </w:pPr>
+            <w:r>
+              <w:rPr>
+                <w:rFonts w:ascii="Calibri" w:cs="Calibri" w:eastAsia="Calibri" w:hAnsi="Calibri"/>
+                <w:b/>
+                <w:bCs/>
+                <w:color w:val="1F2937"/>
+                <w:sz w:val="16"/>
+                <w:szCs w:val="16"/>
+              </w:rPr>
+              <w:t xml:space="preserve">Trainer</w:t>
+            </w:r>
+          </w:p>
+        </w:tc>
+      </w:tr>
+      <w:tr>
+        <w:trPr>
+          <w:cantSplit/>
+          <w:tblHeader w:val="false"/>
+        </w:trPr>
+        <w:tc>
+          <w:tcPr>
+            <w:tcW w:type="pct" w:w="28%"/>
+          </w:tcPr>
+          <w:p>
+            <w:pPr>
+              <w:spacing w:line="240"/>
+              <w:jc w:val="left"/>
+            </w:pPr>
+            <w:r>
+              <w:rPr>
+                <w:rFonts w:ascii="Calibri" w:cs="Calibri" w:eastAsia="Calibri" w:hAnsi="Calibri"/>
+                <w:b w:val="false"/>
+                <w:bCs w:val="false"/>
+                <w:color w:val="1F2937"/>
+                <w:sz w:val="16"/>
+                <w:szCs w:val="16"/>
+              </w:rPr>
+              <w:t xml:space="preserve">Dashboard</w:t>
+            </w:r>
+          </w:p>
+        </w:tc>
+        <w:tc>
+          <w:tcPr>
+            <w:tcW w:type="pct" w:w="9%"/>
+          </w:tcPr>
+          <w:p>
+            <w:pPr>
+              <w:spacing w:line="240"/>
+              <w:jc w:val="center"/>
+            </w:pPr>
+            <w:r>
+              <w:rPr>
+                <w:rFonts w:ascii="Calibri" w:cs="Calibri" w:eastAsia="Calibri" w:hAnsi="Calibri"/>
+                <w:b w:val="false"/>
+                <w:bCs w:val="false"/>
+                <w:color w:val="1F2937"/>
+                <w:sz w:val="16"/>
+                <w:szCs w:val="16"/>
+              </w:rPr>
+              <w:t xml:space="preserve">✓</w:t>
+            </w:r>
+          </w:p>
+        </w:tc>
+        <w:tc>
+          <w:tcPr>
+            <w:tcW w:type="pct" w:w="9%"/>
+          </w:tcPr>
+          <w:p>
+            <w:pPr>
+              <w:spacing w:line="240"/>
+              <w:jc w:val="center"/>
+            </w:pPr>
+            <w:r>
+              <w:rPr>
+                <w:rFonts w:ascii="Calibri" w:cs="Calibri" w:eastAsia="Calibri" w:hAnsi="Calibri"/>
+                <w:b w:val="false"/>
+                <w:bCs w:val="false"/>
+                <w:color w:val="1F2937"/>
+                <w:sz w:val="16"/>
+                <w:szCs w:val="16"/>
+              </w:rPr>
+              <w:t xml:space="preserve">✓</w:t>
+            </w:r>
+          </w:p>
+        </w:tc>
+        <w:tc>
+          <w:tcPr>
+            <w:tcW w:type="pct" w:w="9%"/>
+          </w:tcPr>
+          <w:p>
+            <w:pPr>
+              <w:spacing w:line="240"/>
+              <w:jc w:val="center"/>
+            </w:pPr>
+            <w:r>
+              <w:rPr>
+                <w:rFonts w:ascii="Calibri" w:cs="Calibri" w:eastAsia="Calibri" w:hAnsi="Calibri"/>
+                <w:b w:val="false"/>
+                <w:bCs w:val="false"/>
+                <w:color w:val="1F2937"/>
+                <w:sz w:val="16"/>
+                <w:szCs w:val="16"/>
+              </w:rPr>
+              <w:t xml:space="preserve">✓</w:t>
+            </w:r>
+          </w:p>
+        </w:tc>
+        <w:tc>
+          <w:tcPr>
+            <w:tcW w:type="pct" w:w="9%"/>
+          </w:tcPr>
+          <w:p>
+            <w:pPr>
+              <w:spacing w:line="240"/>
+              <w:jc w:val="center"/>
+            </w:pPr>
+            <w:r>
+              <w:rPr>
+                <w:rFonts w:ascii="Calibri" w:cs="Calibri" w:eastAsia="Calibri" w:hAnsi="Calibri"/>
+                <w:b w:val="false"/>
+                <w:bCs w:val="false"/>
+                <w:color w:val="1F2937"/>
+                <w:sz w:val="16"/>
+                <w:szCs w:val="16"/>
+              </w:rPr>
+              <w:t xml:space="preserve">✓</w:t>
+            </w:r>
+          </w:p>
+        </w:tc>
+        <w:tc>
+          <w:tcPr>
+            <w:tcW w:type="pct" w:w="9%"/>
+          </w:tcPr>
+          <w:p>
+            <w:pPr>
+              <w:spacing w:line="240"/>
+              <w:jc w:val="center"/>
+            </w:pPr>
+            <w:r>
+              <w:rPr>
+                <w:rFonts w:ascii="Calibri" w:cs="Calibri" w:eastAsia="Calibri" w:hAnsi="Calibri"/>
+                <w:b w:val="false"/>
+                <w:bCs w:val="false"/>
+                <w:color w:val="1F2937"/>
+                <w:sz w:val="16"/>
+                <w:szCs w:val="16"/>
+              </w:rPr>
+              <w:t xml:space="preserve">✓</w:t>
+            </w:r>
+          </w:p>
+        </w:tc>
+        <w:tc>
+          <w:tcPr>
+            <w:tcW w:type="pct" w:w="9%"/>
+          </w:tcPr>
+          <w:p>
+            <w:pPr>
+              <w:spacing w:line="240"/>
+              <w:jc w:val="center"/>
+            </w:pPr>
+            <w:r>
+              <w:rPr>
+                <w:rFonts w:ascii="Calibri" w:cs="Calibri" w:eastAsia="Calibri" w:hAnsi="Calibri"/>
+                <w:b w:val="false"/>
+                <w:bCs w:val="false"/>
+                <w:color w:val="1F2937"/>
+                <w:sz w:val="16"/>
+                <w:szCs w:val="16"/>
+              </w:rPr>
+              <w:t xml:space="preserve">✓</w:t>
+            </w:r>
+          </w:p>
+        </w:tc>
+        <w:tc>
+          <w:tcPr>
+            <w:tcW w:type="pct" w:w="9%"/>
+          </w:tcPr>
+          <w:p>
+            <w:pPr>
+              <w:spacing w:line="240"/>
+              <w:jc w:val="center"/>
+            </w:pPr>
+            <w:r>
+              <w:rPr>
+                <w:rFonts w:ascii="Calibri" w:cs="Calibri" w:eastAsia="Calibri" w:hAnsi="Calibri"/>
+                <w:b w:val="false"/>
+                <w:bCs w:val="false"/>
+                <w:color w:val="1F2937"/>
+                <w:sz w:val="16"/>
+                <w:szCs w:val="16"/>
+              </w:rPr>
+              <w:t xml:space="preserve">✓</w:t>
+            </w:r>
+          </w:p>
+        </w:tc>
+        <w:tc>
+          <w:tcPr>
+            <w:tcW w:type="pct" w:w="9%"/>
+          </w:tcPr>
+          <w:p>
+            <w:pPr>
+              <w:spacing w:line="240"/>
+              <w:jc w:val="center"/>
+            </w:pPr>
+            <w:r>
+              <w:rPr>
+                <w:rFonts w:ascii="Calibri" w:cs="Calibri" w:eastAsia="Calibri" w:hAnsi="Calibri"/>
+                <w:b w:val="false"/>
+                <w:bCs w:val="false"/>
+                <w:color w:val="1F2937"/>
+                <w:sz w:val="16"/>
+                <w:szCs w:val="16"/>
+              </w:rPr>
+              <w:t xml:space="preserve">✓</w:t>
+            </w:r>
+          </w:p>
+        </w:tc>
+      </w:tr>
+      <w:tr>
+        <w:trPr>
+          <w:cantSplit/>
+          <w:tblHeader w:val="false"/>
+        </w:trPr>
+        <w:tc>
+          <w:tcPr>
+            <w:tcW w:type="pct" w:w="28%"/>
+          </w:tcPr>
+          <w:p>
+            <w:pPr>
+              <w:spacing w:line="240"/>
+              <w:jc w:val="left"/>
+            </w:pPr>
+            <w:r>
+              <w:rPr>
+                <w:rFonts w:ascii="Calibri" w:cs="Calibri" w:eastAsia="Calibri" w:hAnsi="Calibri"/>
+                <w:b w:val="false"/>
+                <w:bCs w:val="false"/>
+                <w:color w:val="1F2937"/>
+                <w:sz w:val="16"/>
+                <w:szCs w:val="16"/>
+              </w:rPr>
+              <w:t xml:space="preserve">Leads</w:t>
+            </w:r>
+          </w:p>
+        </w:tc>
+        <w:tc>
+          <w:tcPr>
+            <w:tcW w:type="pct" w:w="9%"/>
+          </w:tcPr>
+          <w:p>
+            <w:pPr>
+              <w:spacing w:line="240"/>
+              <w:jc w:val="center"/>
+            </w:pPr>
+            <w:r>
+              <w:rPr>
+                <w:rFonts w:ascii="Calibri" w:cs="Calibri" w:eastAsia="Calibri" w:hAnsi="Calibri"/>
+                <w:b w:val="false"/>
+                <w:bCs w:val="false"/>
+                <w:color w:val="1F2937"/>
+                <w:sz w:val="16"/>
+                <w:szCs w:val="16"/>
+              </w:rPr>
+              <w:t xml:space="preserve">✓</w:t>
+            </w:r>
+          </w:p>
+        </w:tc>
+        <w:tc>
+          <w:tcPr>
+            <w:tcW w:type="pct" w:w="9%"/>
+          </w:tcPr>
+          <w:p>
+            <w:pPr>
+              <w:spacing w:line="240"/>
+              <w:jc w:val="center"/>
+            </w:pPr>
+            <w:r>
+              <w:rPr>
+                <w:rFonts w:ascii="Calibri" w:cs="Calibri" w:eastAsia="Calibri" w:hAnsi="Calibri"/>
+                <w:b w:val="false"/>
+                <w:bCs w:val="false"/>
+                <w:color w:val="1F2937"/>
+                <w:sz w:val="16"/>
+                <w:szCs w:val="16"/>
+              </w:rPr>
+              <w:t xml:space="preserve">✓</w:t>
+            </w:r>
+          </w:p>
+        </w:tc>
+        <w:tc>
+          <w:tcPr>
+            <w:tcW w:type="pct" w:w="9%"/>
+          </w:tcPr>
+          <w:p>
+            <w:pPr>
+              <w:spacing w:line="240"/>
+              <w:jc w:val="center"/>
+            </w:pPr>
+            <w:r>
+              <w:rPr>
+                <w:rFonts w:ascii="Calibri" w:cs="Calibri" w:eastAsia="Calibri" w:hAnsi="Calibri"/>
+                <w:b w:val="false"/>
+                <w:bCs w:val="false"/>
+                <w:color w:val="1F2937"/>
+                <w:sz w:val="16"/>
+                <w:szCs w:val="16"/>
+              </w:rPr>
+              <w:t xml:space="preserve">—</w:t>
+            </w:r>
+          </w:p>
+        </w:tc>
+        <w:tc>
+          <w:tcPr>
+            <w:tcW w:type="pct" w:w="9%"/>
+          </w:tcPr>
+          <w:p>
+            <w:pPr>
+              <w:spacing w:line="240"/>
+              <w:jc w:val="center"/>
+            </w:pPr>
+            <w:r>
+              <w:rPr>
+                <w:rFonts w:ascii="Calibri" w:cs="Calibri" w:eastAsia="Calibri" w:hAnsi="Calibri"/>
+                <w:b w:val="false"/>
+                <w:bCs w:val="false"/>
+                <w:color w:val="1F2937"/>
+                <w:sz w:val="16"/>
+                <w:szCs w:val="16"/>
+              </w:rPr>
+              <w:t xml:space="preserve">✓</w:t>
+            </w:r>
+          </w:p>
+        </w:tc>
+        <w:tc>
+          <w:tcPr>
+            <w:tcW w:type="pct" w:w="9%"/>
+          </w:tcPr>
+          <w:p>
+            <w:pPr>
+              <w:spacing w:line="240"/>
+              <w:jc w:val="center"/>
+            </w:pPr>
+            <w:r>
+              <w:rPr>
+                <w:rFonts w:ascii="Calibri" w:cs="Calibri" w:eastAsia="Calibri" w:hAnsi="Calibri"/>
+                <w:b w:val="false"/>
+                <w:bCs w:val="false"/>
+                <w:color w:val="1F2937"/>
+                <w:sz w:val="16"/>
+                <w:szCs w:val="16"/>
+              </w:rPr>
+              <w:t xml:space="preserve">view/edit</w:t>
+            </w:r>
+          </w:p>
+        </w:tc>
+        <w:tc>
+          <w:tcPr>
+            <w:tcW w:type="pct" w:w="9%"/>
+          </w:tcPr>
+          <w:p>
+            <w:pPr>
+              <w:spacing w:line="240"/>
+              <w:jc w:val="center"/>
+            </w:pPr>
+            <w:r>
+              <w:rPr>
+                <w:rFonts w:ascii="Calibri" w:cs="Calibri" w:eastAsia="Calibri" w:hAnsi="Calibri"/>
+                <w:b w:val="false"/>
+                <w:bCs w:val="false"/>
+                <w:color w:val="1F2937"/>
+                <w:sz w:val="16"/>
+                <w:szCs w:val="16"/>
+              </w:rPr>
+              <w:t xml:space="preserve">—</w:t>
+            </w:r>
+          </w:p>
+        </w:tc>
+        <w:tc>
+          <w:tcPr>
+            <w:tcW w:type="pct" w:w="9%"/>
+          </w:tcPr>
+          <w:p>
+            <w:pPr>
+              <w:spacing w:line="240"/>
+              <w:jc w:val="center"/>
+            </w:pPr>
+            <w:r>
+              <w:rPr>
+                <w:rFonts w:ascii="Calibri" w:cs="Calibri" w:eastAsia="Calibri" w:hAnsi="Calibri"/>
+                <w:b w:val="false"/>
+                <w:bCs w:val="false"/>
+                <w:color w:val="1F2937"/>
+                <w:sz w:val="16"/>
+                <w:szCs w:val="16"/>
+              </w:rPr>
+              <w:t xml:space="preserve">—</w:t>
+            </w:r>
+          </w:p>
+        </w:tc>
+        <w:tc>
+          <w:tcPr>
+            <w:tcW w:type="pct" w:w="9%"/>
+          </w:tcPr>
+          <w:p>
+            <w:pPr>
+              <w:spacing w:line="240"/>
+              <w:jc w:val="center"/>
+            </w:pPr>
+            <w:r>
+              <w:rPr>
+                <w:rFonts w:ascii="Calibri" w:cs="Calibri" w:eastAsia="Calibri" w:hAnsi="Calibri"/>
+                <w:b w:val="false"/>
+                <w:bCs w:val="false"/>
+                <w:color w:val="1F2937"/>
+                <w:sz w:val="16"/>
+                <w:szCs w:val="16"/>
+              </w:rPr>
+              <w:t xml:space="preserve">—</w:t>
+            </w:r>
+          </w:p>
+        </w:tc>
+      </w:tr>
+      <w:tr>
+        <w:trPr>
+          <w:cantSplit/>
+          <w:tblHeader w:val="false"/>
+        </w:trPr>
+        <w:tc>
+          <w:tcPr>
+            <w:tcW w:type="pct" w:w="28%"/>
+          </w:tcPr>
+          <w:p>
+            <w:pPr>
+              <w:spacing w:line="240"/>
+              <w:jc w:val="left"/>
+            </w:pPr>
+            <w:r>
+              <w:rPr>
+                <w:rFonts w:ascii="Calibri" w:cs="Calibri" w:eastAsia="Calibri" w:hAnsi="Calibri"/>
+                <w:b w:val="false"/>
+                <w:bCs w:val="false"/>
+                <w:color w:val="1F2937"/>
+                <w:sz w:val="16"/>
+                <w:szCs w:val="16"/>
+              </w:rPr>
+              <w:t xml:space="preserve">Appointments</w:t>
+            </w:r>
+          </w:p>
+        </w:tc>
+        <w:tc>
+          <w:tcPr>
+            <w:tcW w:type="pct" w:w="9%"/>
+          </w:tcPr>
+          <w:p>
+            <w:pPr>
+              <w:spacing w:line="240"/>
+              <w:jc w:val="center"/>
+            </w:pPr>
+            <w:r>
+              <w:rPr>
+                <w:rFonts w:ascii="Calibri" w:cs="Calibri" w:eastAsia="Calibri" w:hAnsi="Calibri"/>
+                <w:b w:val="false"/>
+                <w:bCs w:val="false"/>
+                <w:color w:val="1F2937"/>
+                <w:sz w:val="16"/>
+                <w:szCs w:val="16"/>
+              </w:rPr>
+              <w:t xml:space="preserve">✓</w:t>
+            </w:r>
+          </w:p>
+        </w:tc>
+        <w:tc>
+          <w:tcPr>
+            <w:tcW w:type="pct" w:w="9%"/>
+          </w:tcPr>
+          <w:p>
+            <w:pPr>
+              <w:spacing w:line="240"/>
+              <w:jc w:val="center"/>
+            </w:pPr>
+            <w:r>
+              <w:rPr>
+                <w:rFonts w:ascii="Calibri" w:cs="Calibri" w:eastAsia="Calibri" w:hAnsi="Calibri"/>
+                <w:b w:val="false"/>
+                <w:bCs w:val="false"/>
+                <w:color w:val="1F2937"/>
+                <w:sz w:val="16"/>
+                <w:szCs w:val="16"/>
+              </w:rPr>
+              <w:t xml:space="preserve">✓</w:t>
+            </w:r>
+          </w:p>
+        </w:tc>
+        <w:tc>
+          <w:tcPr>
+            <w:tcW w:type="pct" w:w="9%"/>
+          </w:tcPr>
+          <w:p>
+            <w:pPr>
+              <w:spacing w:line="240"/>
+              <w:jc w:val="center"/>
+            </w:pPr>
+            <w:r>
+              <w:rPr>
+                <w:rFonts w:ascii="Calibri" w:cs="Calibri" w:eastAsia="Calibri" w:hAnsi="Calibri"/>
+                <w:b w:val="false"/>
+                <w:bCs w:val="false"/>
+                <w:color w:val="1F2937"/>
+                <w:sz w:val="16"/>
+                <w:szCs w:val="16"/>
+              </w:rPr>
+              <w:t xml:space="preserve">—</w:t>
+            </w:r>
+          </w:p>
+        </w:tc>
+        <w:tc>
+          <w:tcPr>
+            <w:tcW w:type="pct" w:w="9%"/>
+          </w:tcPr>
+          <w:p>
+            <w:pPr>
+              <w:spacing w:line="240"/>
+              <w:jc w:val="center"/>
+            </w:pPr>
+            <w:r>
+              <w:rPr>
+                <w:rFonts w:ascii="Calibri" w:cs="Calibri" w:eastAsia="Calibri" w:hAnsi="Calibri"/>
+                <w:b w:val="false"/>
+                <w:bCs w:val="false"/>
+                <w:color w:val="1F2937"/>
+                <w:sz w:val="16"/>
+                <w:szCs w:val="16"/>
+              </w:rPr>
+              <w:t xml:space="preserve">✓</w:t>
+            </w:r>
+          </w:p>
+        </w:tc>
+        <w:tc>
+          <w:tcPr>
+            <w:tcW w:type="pct" w:w="9%"/>
+          </w:tcPr>
+          <w:p>
+            <w:pPr>
+              <w:spacing w:line="240"/>
+              <w:jc w:val="center"/>
+            </w:pPr>
+            <w:r>
+              <w:rPr>
+                <w:rFonts w:ascii="Calibri" w:cs="Calibri" w:eastAsia="Calibri" w:hAnsi="Calibri"/>
+                <w:b w:val="false"/>
+                <w:bCs w:val="false"/>
+                <w:color w:val="1F2937"/>
+                <w:sz w:val="16"/>
+                <w:szCs w:val="16"/>
+              </w:rPr>
+              <w:t xml:space="preserve">✓</w:t>
+            </w:r>
+          </w:p>
+        </w:tc>
+        <w:tc>
+          <w:tcPr>
+            <w:tcW w:type="pct" w:w="9%"/>
+          </w:tcPr>
+          <w:p>
+            <w:pPr>
+              <w:spacing w:line="240"/>
+              <w:jc w:val="center"/>
+            </w:pPr>
+            <w:r>
+              <w:rPr>
+                <w:rFonts w:ascii="Calibri" w:cs="Calibri" w:eastAsia="Calibri" w:hAnsi="Calibri"/>
+                <w:b w:val="false"/>
+                <w:bCs w:val="false"/>
+                <w:color w:val="1F2937"/>
+                <w:sz w:val="16"/>
+                <w:szCs w:val="16"/>
+              </w:rPr>
+              <w:t xml:space="preserve">—</w:t>
+            </w:r>
+          </w:p>
+        </w:tc>
+        <w:tc>
+          <w:tcPr>
+            <w:tcW w:type="pct" w:w="9%"/>
+          </w:tcPr>
+          <w:p>
+            <w:pPr>
+              <w:spacing w:line="240"/>
+              <w:jc w:val="center"/>
+            </w:pPr>
+            <w:r>
+              <w:rPr>
+                <w:rFonts w:ascii="Calibri" w:cs="Calibri" w:eastAsia="Calibri" w:hAnsi="Calibri"/>
+                <w:b w:val="false"/>
+                <w:bCs w:val="false"/>
+                <w:color w:val="1F2937"/>
+                <w:sz w:val="16"/>
+                <w:szCs w:val="16"/>
+              </w:rPr>
+              <w:t xml:space="preserve">—</w:t>
+            </w:r>
+          </w:p>
+        </w:tc>
+        <w:tc>
+          <w:tcPr>
+            <w:tcW w:type="pct" w:w="9%"/>
+          </w:tcPr>
+          <w:p>
+            <w:pPr>
+              <w:spacing w:line="240"/>
+              <w:jc w:val="center"/>
+            </w:pPr>
+            <w:r>
+              <w:rPr>
+                <w:rFonts w:ascii="Calibri" w:cs="Calibri" w:eastAsia="Calibri" w:hAnsi="Calibri"/>
+                <w:b w:val="false"/>
+                <w:bCs w:val="false"/>
+                <w:color w:val="1F2937"/>
+                <w:sz w:val="16"/>
+                <w:szCs w:val="16"/>
+              </w:rPr>
+              <w:t xml:space="preserve">—</w:t>
+            </w:r>
+          </w:p>
+        </w:tc>
+      </w:tr>
+      <w:tr>
+        <w:trPr>
+          <w:cantSplit/>
+          <w:tblHeader w:val="false"/>
+        </w:trPr>
+        <w:tc>
+          <w:tcPr>
+            <w:tcW w:type="pct" w:w="28%"/>
+          </w:tcPr>
+          <w:p>
+            <w:pPr>
+              <w:spacing w:line="240"/>
+              <w:jc w:val="left"/>
+            </w:pPr>
+            <w:r>
+              <w:rPr>
+                <w:rFonts w:ascii="Calibri" w:cs="Calibri" w:eastAsia="Calibri" w:hAnsi="Calibri"/>
+                <w:b w:val="false"/>
+                <w:bCs w:val="false"/>
+                <w:color w:val="1F2937"/>
+                <w:sz w:val="16"/>
+                <w:szCs w:val="16"/>
+              </w:rPr>
+              <w:t xml:space="preserve">Calls</w:t>
+            </w:r>
+          </w:p>
+        </w:tc>
+        <w:tc>
+          <w:tcPr>
+            <w:tcW w:type="pct" w:w="9%"/>
+          </w:tcPr>
+          <w:p>
+            <w:pPr>
+              <w:spacing w:line="240"/>
+              <w:jc w:val="center"/>
+            </w:pPr>
+            <w:r>
+              <w:rPr>
+                <w:rFonts w:ascii="Calibri" w:cs="Calibri" w:eastAsia="Calibri" w:hAnsi="Calibri"/>
+                <w:b w:val="false"/>
+                <w:bCs w:val="false"/>
+                <w:color w:val="1F2937"/>
+                <w:sz w:val="16"/>
+                <w:szCs w:val="16"/>
+              </w:rPr>
+              <w:t xml:space="preserve">✓</w:t>
+            </w:r>
+          </w:p>
+        </w:tc>
+        <w:tc>
+          <w:tcPr>
+            <w:tcW w:type="pct" w:w="9%"/>
+          </w:tcPr>
+          <w:p>
+            <w:pPr>
+              <w:spacing w:line="240"/>
+              <w:jc w:val="center"/>
+            </w:pPr>
+            <w:r>
+              <w:rPr>
+                <w:rFonts w:ascii="Calibri" w:cs="Calibri" w:eastAsia="Calibri" w:hAnsi="Calibri"/>
+                <w:b w:val="false"/>
+                <w:bCs w:val="false"/>
+                <w:color w:val="1F2937"/>
+                <w:sz w:val="16"/>
+                <w:szCs w:val="16"/>
+              </w:rPr>
+              <w:t xml:space="preserve">✓</w:t>
+            </w:r>
+          </w:p>
+        </w:tc>
+        <w:tc>
+          <w:tcPr>
+            <w:tcW w:type="pct" w:w="9%"/>
+          </w:tcPr>
+          <w:p>
+            <w:pPr>
+              <w:spacing w:line="240"/>
+              <w:jc w:val="center"/>
+            </w:pPr>
+            <w:r>
+              <w:rPr>
+                <w:rFonts w:ascii="Calibri" w:cs="Calibri" w:eastAsia="Calibri" w:hAnsi="Calibri"/>
+                <w:b w:val="false"/>
+                <w:bCs w:val="false"/>
+                <w:color w:val="1F2937"/>
+                <w:sz w:val="16"/>
+                <w:szCs w:val="16"/>
+              </w:rPr>
+              <w:t xml:space="preserve">—</w:t>
+            </w:r>
+          </w:p>
+        </w:tc>
+        <w:tc>
+          <w:tcPr>
+            <w:tcW w:type="pct" w:w="9%"/>
+          </w:tcPr>
+          <w:p>
+            <w:pPr>
+              <w:spacing w:line="240"/>
+              <w:jc w:val="center"/>
+            </w:pPr>
+            <w:r>
+              <w:rPr>
+                <w:rFonts w:ascii="Calibri" w:cs="Calibri" w:eastAsia="Calibri" w:hAnsi="Calibri"/>
+                <w:b w:val="false"/>
+                <w:bCs w:val="false"/>
+                <w:color w:val="1F2937"/>
+                <w:sz w:val="16"/>
+                <w:szCs w:val="16"/>
+              </w:rPr>
+              <w:t xml:space="preserve">✓</w:t>
+            </w:r>
+          </w:p>
+        </w:tc>
+        <w:tc>
+          <w:tcPr>
+            <w:tcW w:type="pct" w:w="9%"/>
+          </w:tcPr>
+          <w:p>
+            <w:pPr>
+              <w:spacing w:line="240"/>
+              <w:jc w:val="center"/>
+            </w:pPr>
+            <w:r>
+              <w:rPr>
+                <w:rFonts w:ascii="Calibri" w:cs="Calibri" w:eastAsia="Calibri" w:hAnsi="Calibri"/>
+                <w:b w:val="false"/>
+                <w:bCs w:val="false"/>
+                <w:color w:val="1F2937"/>
+                <w:sz w:val="16"/>
+                <w:szCs w:val="16"/>
+              </w:rPr>
+              <w:t xml:space="preserve">—</w:t>
+            </w:r>
+          </w:p>
+        </w:tc>
+        <w:tc>
+          <w:tcPr>
+            <w:tcW w:type="pct" w:w="9%"/>
+          </w:tcPr>
+          <w:p>
+            <w:pPr>
+              <w:spacing w:line="240"/>
+              <w:jc w:val="center"/>
+            </w:pPr>
+            <w:r>
+              <w:rPr>
+                <w:rFonts w:ascii="Calibri" w:cs="Calibri" w:eastAsia="Calibri" w:hAnsi="Calibri"/>
+                <w:b w:val="false"/>
+                <w:bCs w:val="false"/>
+                <w:color w:val="1F2937"/>
+                <w:sz w:val="16"/>
+                <w:szCs w:val="16"/>
+              </w:rPr>
+              <w:t xml:space="preserve">—</w:t>
+            </w:r>
+          </w:p>
+        </w:tc>
+        <w:tc>
+          <w:tcPr>
+            <w:tcW w:type="pct" w:w="9%"/>
+          </w:tcPr>
+          <w:p>
+            <w:pPr>
+              <w:spacing w:line="240"/>
+              <w:jc w:val="center"/>
+            </w:pPr>
+            <w:r>
+              <w:rPr>
+                <w:rFonts w:ascii="Calibri" w:cs="Calibri" w:eastAsia="Calibri" w:hAnsi="Calibri"/>
+                <w:b w:val="false"/>
+                <w:bCs w:val="false"/>
+                <w:color w:val="1F2937"/>
+                <w:sz w:val="16"/>
+                <w:szCs w:val="16"/>
+              </w:rPr>
+              <w:t xml:space="preserve">—</w:t>
+            </w:r>
+          </w:p>
+        </w:tc>
+        <w:tc>
+          <w:tcPr>
+            <w:tcW w:type="pct" w:w="9%"/>
+          </w:tcPr>
+          <w:p>
+            <w:pPr>
+              <w:spacing w:line="240"/>
+              <w:jc w:val="center"/>
+            </w:pPr>
+            <w:r>
+              <w:rPr>
+                <w:rFonts w:ascii="Calibri" w:cs="Calibri" w:eastAsia="Calibri" w:hAnsi="Calibri"/>
+                <w:b w:val="false"/>
+                <w:bCs w:val="false"/>
+                <w:color w:val="1F2937"/>
+                <w:sz w:val="16"/>
+                <w:szCs w:val="16"/>
+              </w:rPr>
+              <w:t xml:space="preserve">—</w:t>
+            </w:r>
+          </w:p>
+        </w:tc>
+      </w:tr>
+      <w:tr>
+        <w:trPr>
+          <w:cantSplit/>
+          <w:tblHeader w:val="false"/>
+        </w:trPr>
+        <w:tc>
+          <w:tcPr>
+            <w:tcW w:type="pct" w:w="28%"/>
+          </w:tcPr>
+          <w:p>
+            <w:pPr>
+              <w:spacing w:line="240"/>
+              <w:jc w:val="left"/>
+            </w:pPr>
+            <w:r>
+              <w:rPr>
+                <w:rFonts w:ascii="Calibri" w:cs="Calibri" w:eastAsia="Calibri" w:hAnsi="Calibri"/>
+                <w:b w:val="false"/>
+                <w:bCs w:val="false"/>
+                <w:color w:val="1F2937"/>
+                <w:sz w:val="16"/>
+                <w:szCs w:val="16"/>
+              </w:rPr>
+              <w:t xml:space="preserve">Counselling</w:t>
+            </w:r>
+          </w:p>
+        </w:tc>
+        <w:tc>
+          <w:tcPr>
+            <w:tcW w:type="pct" w:w="9%"/>
+          </w:tcPr>
+          <w:p>
+            <w:pPr>
+              <w:spacing w:line="240"/>
+              <w:jc w:val="center"/>
+            </w:pPr>
+            <w:r>
+              <w:rPr>
+                <w:rFonts w:ascii="Calibri" w:cs="Calibri" w:eastAsia="Calibri" w:hAnsi="Calibri"/>
+                <w:b w:val="false"/>
+                <w:bCs w:val="false"/>
+                <w:color w:val="1F2937"/>
+                <w:sz w:val="16"/>
+                <w:szCs w:val="16"/>
+              </w:rPr>
+              <w:t xml:space="preserve">✓</w:t>
+            </w:r>
+          </w:p>
+        </w:tc>
+        <w:tc>
+          <w:tcPr>
+            <w:tcW w:type="pct" w:w="9%"/>
+          </w:tcPr>
+          <w:p>
+            <w:pPr>
+              <w:spacing w:line="240"/>
+              <w:jc w:val="center"/>
+            </w:pPr>
+            <w:r>
+              <w:rPr>
+                <w:rFonts w:ascii="Calibri" w:cs="Calibri" w:eastAsia="Calibri" w:hAnsi="Calibri"/>
+                <w:b w:val="false"/>
+                <w:bCs w:val="false"/>
+                <w:color w:val="1F2937"/>
+                <w:sz w:val="16"/>
+                <w:szCs w:val="16"/>
+              </w:rPr>
+              <w:t xml:space="preserve">✓</w:t>
+            </w:r>
+          </w:p>
+        </w:tc>
+        <w:tc>
+          <w:tcPr>
+            <w:tcW w:type="pct" w:w="9%"/>
+          </w:tcPr>
+          <w:p>
+            <w:pPr>
+              <w:spacing w:line="240"/>
+              <w:jc w:val="center"/>
+            </w:pPr>
+            <w:r>
+              <w:rPr>
+                <w:rFonts w:ascii="Calibri" w:cs="Calibri" w:eastAsia="Calibri" w:hAnsi="Calibri"/>
+                <w:b w:val="false"/>
+                <w:bCs w:val="false"/>
+                <w:color w:val="1F2937"/>
+                <w:sz w:val="16"/>
+                <w:szCs w:val="16"/>
+              </w:rPr>
+              <w:t xml:space="preserve">—</w:t>
+            </w:r>
+          </w:p>
+        </w:tc>
+        <w:tc>
+          <w:tcPr>
+            <w:tcW w:type="pct" w:w="9%"/>
+          </w:tcPr>
+          <w:p>
+            <w:pPr>
+              <w:spacing w:line="240"/>
+              <w:jc w:val="center"/>
+            </w:pPr>
+            <w:r>
+              <w:rPr>
+                <w:rFonts w:ascii="Calibri" w:cs="Calibri" w:eastAsia="Calibri" w:hAnsi="Calibri"/>
+                <w:b w:val="false"/>
+                <w:bCs w:val="false"/>
+                <w:color w:val="1F2937"/>
+                <w:sz w:val="16"/>
+                <w:szCs w:val="16"/>
+              </w:rPr>
+              <w:t xml:space="preserve">view/create</w:t>
+            </w:r>
+          </w:p>
+        </w:tc>
+        <w:tc>
+          <w:tcPr>
+            <w:tcW w:type="pct" w:w="9%"/>
+          </w:tcPr>
+          <w:p>
+            <w:pPr>
+              <w:spacing w:line="240"/>
+              <w:jc w:val="center"/>
+            </w:pPr>
+            <w:r>
+              <w:rPr>
+                <w:rFonts w:ascii="Calibri" w:cs="Calibri" w:eastAsia="Calibri" w:hAnsi="Calibri"/>
+                <w:b w:val="false"/>
+                <w:bCs w:val="false"/>
+                <w:color w:val="1F2937"/>
+                <w:sz w:val="16"/>
+                <w:szCs w:val="16"/>
+              </w:rPr>
+              <w:t xml:space="preserve">✓</w:t>
+            </w:r>
+          </w:p>
+        </w:tc>
+        <w:tc>
+          <w:tcPr>
+            <w:tcW w:type="pct" w:w="9%"/>
+          </w:tcPr>
+          <w:p>
+            <w:pPr>
+              <w:spacing w:line="240"/>
+              <w:jc w:val="center"/>
+            </w:pPr>
+            <w:r>
+              <w:rPr>
+                <w:rFonts w:ascii="Calibri" w:cs="Calibri" w:eastAsia="Calibri" w:hAnsi="Calibri"/>
+                <w:b w:val="false"/>
+                <w:bCs w:val="false"/>
+                <w:color w:val="1F2937"/>
+                <w:sz w:val="16"/>
+                <w:szCs w:val="16"/>
+              </w:rPr>
+              <w:t xml:space="preserve">—</w:t>
+            </w:r>
+          </w:p>
+        </w:tc>
+        <w:tc>
+          <w:tcPr>
+            <w:tcW w:type="pct" w:w="9%"/>
+          </w:tcPr>
+          <w:p>
+            <w:pPr>
+              <w:spacing w:line="240"/>
+              <w:jc w:val="center"/>
+            </w:pPr>
+            <w:r>
+              <w:rPr>
+                <w:rFonts w:ascii="Calibri" w:cs="Calibri" w:eastAsia="Calibri" w:hAnsi="Calibri"/>
+                <w:b w:val="false"/>
+                <w:bCs w:val="false"/>
+                <w:color w:val="1F2937"/>
+                <w:sz w:val="16"/>
+                <w:szCs w:val="16"/>
+              </w:rPr>
+              <w:t xml:space="preserve">—</w:t>
+            </w:r>
+          </w:p>
+        </w:tc>
+        <w:tc>
+          <w:tcPr>
+            <w:tcW w:type="pct" w:w="9%"/>
+          </w:tcPr>
+          <w:p>
+            <w:pPr>
+              <w:spacing w:line="240"/>
+              <w:jc w:val="center"/>
+            </w:pPr>
+            <w:r>
+              <w:rPr>
+                <w:rFonts w:ascii="Calibri" w:cs="Calibri" w:eastAsia="Calibri" w:hAnsi="Calibri"/>
+                <w:b w:val="false"/>
+                <w:bCs w:val="false"/>
+                <w:color w:val="1F2937"/>
+                <w:sz w:val="16"/>
+                <w:szCs w:val="16"/>
+              </w:rPr>
+              <w:t xml:space="preserve">—</w:t>
+            </w:r>
+          </w:p>
+        </w:tc>
+      </w:tr>
+      <w:tr>
+        <w:trPr>
+          <w:cantSplit/>
+          <w:tblHeader w:val="false"/>
+        </w:trPr>
+        <w:tc>
+          <w:tcPr>
+            <w:tcW w:type="pct" w:w="28%"/>
+          </w:tcPr>
+          <w:p>
+            <w:pPr>
+              <w:spacing w:line="240"/>
+              <w:jc w:val="left"/>
+            </w:pPr>
+            <w:r>
+              <w:rPr>
+                <w:rFonts w:ascii="Calibri" w:cs="Calibri" w:eastAsia="Calibri" w:hAnsi="Calibri"/>
+                <w:b w:val="false"/>
+                <w:bCs w:val="false"/>
+                <w:color w:val="1F2937"/>
+                <w:sz w:val="16"/>
+                <w:szCs w:val="16"/>
+              </w:rPr>
+              <w:t xml:space="preserve">Students</w:t>
+            </w:r>
+          </w:p>
+        </w:tc>
+        <w:tc>
+          <w:tcPr>
+            <w:tcW w:type="pct" w:w="9%"/>
+          </w:tcPr>
+          <w:p>
+            <w:pPr>
+              <w:spacing w:line="240"/>
+              <w:jc w:val="center"/>
+            </w:pPr>
+            <w:r>
+              <w:rPr>
+                <w:rFonts w:ascii="Calibri" w:cs="Calibri" w:eastAsia="Calibri" w:hAnsi="Calibri"/>
+                <w:b w:val="false"/>
+                <w:bCs w:val="false"/>
+                <w:color w:val="1F2937"/>
+                <w:sz w:val="16"/>
+                <w:szCs w:val="16"/>
+              </w:rPr>
+              <w:t xml:space="preserve">✓</w:t>
+            </w:r>
+          </w:p>
+        </w:tc>
+        <w:tc>
+          <w:tcPr>
+            <w:tcW w:type="pct" w:w="9%"/>
+          </w:tcPr>
+          <w:p>
+            <w:pPr>
+              <w:spacing w:line="240"/>
+              <w:jc w:val="center"/>
+            </w:pPr>
+            <w:r>
+              <w:rPr>
+                <w:rFonts w:ascii="Calibri" w:cs="Calibri" w:eastAsia="Calibri" w:hAnsi="Calibri"/>
+                <w:b w:val="false"/>
+                <w:bCs w:val="false"/>
+                <w:color w:val="1F2937"/>
+                <w:sz w:val="16"/>
+                <w:szCs w:val="16"/>
+              </w:rPr>
+              <w:t xml:space="preserve">✓</w:t>
+            </w:r>
+          </w:p>
+        </w:tc>
+        <w:tc>
+          <w:tcPr>
+            <w:tcW w:type="pct" w:w="9%"/>
+          </w:tcPr>
+          <w:p>
+            <w:pPr>
+              <w:spacing w:line="240"/>
+              <w:jc w:val="center"/>
+            </w:pPr>
+            <w:r>
+              <w:rPr>
+                <w:rFonts w:ascii="Calibri" w:cs="Calibri" w:eastAsia="Calibri" w:hAnsi="Calibri"/>
+                <w:b w:val="false"/>
+                <w:bCs w:val="false"/>
+                <w:color w:val="1F2937"/>
+                <w:sz w:val="16"/>
+                <w:szCs w:val="16"/>
+              </w:rPr>
+              <w:t xml:space="preserve">—</w:t>
+            </w:r>
+          </w:p>
+        </w:tc>
+        <w:tc>
+          <w:tcPr>
+            <w:tcW w:type="pct" w:w="9%"/>
+          </w:tcPr>
+          <w:p>
+            <w:pPr>
+              <w:spacing w:line="240"/>
+              <w:jc w:val="center"/>
+            </w:pPr>
+            <w:r>
+              <w:rPr>
+                <w:rFonts w:ascii="Calibri" w:cs="Calibri" w:eastAsia="Calibri" w:hAnsi="Calibri"/>
+                <w:b w:val="false"/>
+                <w:bCs w:val="false"/>
+                <w:color w:val="1F2937"/>
+                <w:sz w:val="16"/>
+                <w:szCs w:val="16"/>
+              </w:rPr>
+              <w:t xml:space="preserve">—</w:t>
+            </w:r>
+          </w:p>
+        </w:tc>
+        <w:tc>
+          <w:tcPr>
+            <w:tcW w:type="pct" w:w="9%"/>
+          </w:tcPr>
+          <w:p>
+            <w:pPr>
+              <w:spacing w:line="240"/>
+              <w:jc w:val="center"/>
+            </w:pPr>
+            <w:r>
+              <w:rPr>
+                <w:rFonts w:ascii="Calibri" w:cs="Calibri" w:eastAsia="Calibri" w:hAnsi="Calibri"/>
+                <w:b w:val="false"/>
+                <w:bCs w:val="false"/>
+                <w:color w:val="1F2937"/>
+                <w:sz w:val="16"/>
+                <w:szCs w:val="16"/>
+              </w:rPr>
+              <w:t xml:space="preserve">✓</w:t>
+            </w:r>
+          </w:p>
+        </w:tc>
+        <w:tc>
+          <w:tcPr>
+            <w:tcW w:type="pct" w:w="9%"/>
+          </w:tcPr>
+          <w:p>
+            <w:pPr>
+              <w:spacing w:line="240"/>
+              <w:jc w:val="center"/>
+            </w:pPr>
+            <w:r>
+              <w:rPr>
+                <w:rFonts w:ascii="Calibri" w:cs="Calibri" w:eastAsia="Calibri" w:hAnsi="Calibri"/>
+                <w:b w:val="false"/>
+                <w:bCs w:val="false"/>
+                <w:color w:val="1F2937"/>
+                <w:sz w:val="16"/>
+                <w:szCs w:val="16"/>
+              </w:rPr>
+              <w:t xml:space="preserve">view</w:t>
+            </w:r>
+          </w:p>
+        </w:tc>
+        <w:tc>
+          <w:tcPr>
+            <w:tcW w:type="pct" w:w="9%"/>
+          </w:tcPr>
+          <w:p>
+            <w:pPr>
+              <w:spacing w:line="240"/>
+              <w:jc w:val="center"/>
+            </w:pPr>
+            <w:r>
+              <w:rPr>
+                <w:rFonts w:ascii="Calibri" w:cs="Calibri" w:eastAsia="Calibri" w:hAnsi="Calibri"/>
+                <w:b w:val="false"/>
+                <w:bCs w:val="false"/>
+                <w:color w:val="1F2937"/>
+                <w:sz w:val="16"/>
+                <w:szCs w:val="16"/>
+              </w:rPr>
+              <w:t xml:space="preserve">view/edit</w:t>
+            </w:r>
+          </w:p>
+        </w:tc>
+        <w:tc>
+          <w:tcPr>
+            <w:tcW w:type="pct" w:w="9%"/>
+          </w:tcPr>
+          <w:p>
+            <w:pPr>
+              <w:spacing w:line="240"/>
+              <w:jc w:val="center"/>
+            </w:pPr>
+            <w:r>
+              <w:rPr>
+                <w:rFonts w:ascii="Calibri" w:cs="Calibri" w:eastAsia="Calibri" w:hAnsi="Calibri"/>
+                <w:b w:val="false"/>
+                <w:bCs w:val="false"/>
+                <w:color w:val="1F2937"/>
+                <w:sz w:val="16"/>
+                <w:szCs w:val="16"/>
+              </w:rPr>
+              <w:t xml:space="preserve">view</w:t>
+            </w:r>
+          </w:p>
+        </w:tc>
+      </w:tr>
+      <w:tr>
+        <w:trPr>
+          <w:cantSplit/>
+          <w:tblHeader w:val="false"/>
+        </w:trPr>
+        <w:tc>
+          <w:tcPr>
+            <w:tcW w:type="pct" w:w="28%"/>
+          </w:tcPr>
+          <w:p>
+            <w:pPr>
+              <w:spacing w:line="240"/>
+              <w:jc w:val="left"/>
+            </w:pPr>
+            <w:r>
+              <w:rPr>
+                <w:rFonts w:ascii="Calibri" w:cs="Calibri" w:eastAsia="Calibri" w:hAnsi="Calibri"/>
+                <w:b w:val="false"/>
+                <w:bCs w:val="false"/>
+                <w:color w:val="1F2937"/>
+                <w:sz w:val="16"/>
+                <w:szCs w:val="16"/>
+              </w:rPr>
+              <w:t xml:space="preserve">Enrollments</w:t>
+            </w:r>
+          </w:p>
+        </w:tc>
+        <w:tc>
+          <w:tcPr>
+            <w:tcW w:type="pct" w:w="9%"/>
+          </w:tcPr>
+          <w:p>
+            <w:pPr>
+              <w:spacing w:line="240"/>
+              <w:jc w:val="center"/>
+            </w:pPr>
+            <w:r>
+              <w:rPr>
+                <w:rFonts w:ascii="Calibri" w:cs="Calibri" w:eastAsia="Calibri" w:hAnsi="Calibri"/>
+                <w:b w:val="false"/>
+                <w:bCs w:val="false"/>
+                <w:color w:val="1F2937"/>
+                <w:sz w:val="16"/>
+                <w:szCs w:val="16"/>
+              </w:rPr>
+              <w:t xml:space="preserve">✓</w:t>
+            </w:r>
+          </w:p>
+        </w:tc>
+        <w:tc>
+          <w:tcPr>
+            <w:tcW w:type="pct" w:w="9%"/>
+          </w:tcPr>
+          <w:p>
+            <w:pPr>
+              <w:spacing w:line="240"/>
+              <w:jc w:val="center"/>
+            </w:pPr>
+            <w:r>
+              <w:rPr>
+                <w:rFonts w:ascii="Calibri" w:cs="Calibri" w:eastAsia="Calibri" w:hAnsi="Calibri"/>
+                <w:b w:val="false"/>
+                <w:bCs w:val="false"/>
+                <w:color w:val="1F2937"/>
+                <w:sz w:val="16"/>
+                <w:szCs w:val="16"/>
+              </w:rPr>
+              <w:t xml:space="preserve">✓</w:t>
+            </w:r>
+          </w:p>
+        </w:tc>
+        <w:tc>
+          <w:tcPr>
+            <w:tcW w:type="pct" w:w="9%"/>
+          </w:tcPr>
+          <w:p>
+            <w:pPr>
+              <w:spacing w:line="240"/>
+              <w:jc w:val="center"/>
+            </w:pPr>
+            <w:r>
+              <w:rPr>
+                <w:rFonts w:ascii="Calibri" w:cs="Calibri" w:eastAsia="Calibri" w:hAnsi="Calibri"/>
+                <w:b w:val="false"/>
+                <w:bCs w:val="false"/>
+                <w:color w:val="1F2937"/>
+                <w:sz w:val="16"/>
+                <w:szCs w:val="16"/>
+              </w:rPr>
+              <w:t xml:space="preserve">—</w:t>
+            </w:r>
+          </w:p>
+        </w:tc>
+        <w:tc>
+          <w:tcPr>
+            <w:tcW w:type="pct" w:w="9%"/>
+          </w:tcPr>
+          <w:p>
+            <w:pPr>
+              <w:spacing w:line="240"/>
+              <w:jc w:val="center"/>
+            </w:pPr>
+            <w:r>
+              <w:rPr>
+                <w:rFonts w:ascii="Calibri" w:cs="Calibri" w:eastAsia="Calibri" w:hAnsi="Calibri"/>
+                <w:b w:val="false"/>
+                <w:bCs w:val="false"/>
+                <w:color w:val="1F2937"/>
+                <w:sz w:val="16"/>
+                <w:szCs w:val="16"/>
+              </w:rPr>
+              <w:t xml:space="preserve">—</w:t>
+            </w:r>
+          </w:p>
+        </w:tc>
+        <w:tc>
+          <w:tcPr>
+            <w:tcW w:type="pct" w:w="9%"/>
+          </w:tcPr>
+          <w:p>
+            <w:pPr>
+              <w:spacing w:line="240"/>
+              <w:jc w:val="center"/>
+            </w:pPr>
+            <w:r>
+              <w:rPr>
+                <w:rFonts w:ascii="Calibri" w:cs="Calibri" w:eastAsia="Calibri" w:hAnsi="Calibri"/>
+                <w:b w:val="false"/>
+                <w:bCs w:val="false"/>
+                <w:color w:val="1F2937"/>
+                <w:sz w:val="16"/>
+                <w:szCs w:val="16"/>
+              </w:rPr>
+              <w:t xml:space="preserve">✓</w:t>
+            </w:r>
+          </w:p>
+        </w:tc>
+        <w:tc>
+          <w:tcPr>
+            <w:tcW w:type="pct" w:w="9%"/>
+          </w:tcPr>
+          <w:p>
+            <w:pPr>
+              <w:spacing w:line="240"/>
+              <w:jc w:val="center"/>
+            </w:pPr>
+            <w:r>
+              <w:rPr>
+                <w:rFonts w:ascii="Calibri" w:cs="Calibri" w:eastAsia="Calibri" w:hAnsi="Calibri"/>
+                <w:b w:val="false"/>
+                <w:bCs w:val="false"/>
+                <w:color w:val="1F2937"/>
+                <w:sz w:val="16"/>
+                <w:szCs w:val="16"/>
+              </w:rPr>
+              <w:t xml:space="preserve">view/edit</w:t>
+            </w:r>
+          </w:p>
+        </w:tc>
+        <w:tc>
+          <w:tcPr>
+            <w:tcW w:type="pct" w:w="9%"/>
+          </w:tcPr>
+          <w:p>
+            <w:pPr>
+              <w:spacing w:line="240"/>
+              <w:jc w:val="center"/>
+            </w:pPr>
+            <w:r>
+              <w:rPr>
+                <w:rFonts w:ascii="Calibri" w:cs="Calibri" w:eastAsia="Calibri" w:hAnsi="Calibri"/>
+                <w:b w:val="false"/>
+                <w:bCs w:val="false"/>
+                <w:color w:val="1F2937"/>
+                <w:sz w:val="16"/>
+                <w:szCs w:val="16"/>
+              </w:rPr>
+              <w:t xml:space="preserve">—</w:t>
+            </w:r>
+          </w:p>
+        </w:tc>
+        <w:tc>
+          <w:tcPr>
+            <w:tcW w:type="pct" w:w="9%"/>
+          </w:tcPr>
+          <w:p>
+            <w:pPr>
+              <w:spacing w:line="240"/>
+              <w:jc w:val="center"/>
+            </w:pPr>
+            <w:r>
+              <w:rPr>
+                <w:rFonts w:ascii="Calibri" w:cs="Calibri" w:eastAsia="Calibri" w:hAnsi="Calibri"/>
+                <w:b w:val="false"/>
+                <w:bCs w:val="false"/>
+                <w:color w:val="1F2937"/>
+                <w:sz w:val="16"/>
+                <w:szCs w:val="16"/>
+              </w:rPr>
+              <w:t xml:space="preserve">—</w:t>
+            </w:r>
+          </w:p>
+        </w:tc>
+      </w:tr>
+      <w:tr>
+        <w:trPr>
+          <w:cantSplit/>
+          <w:tblHeader w:val="false"/>
+        </w:trPr>
+        <w:tc>
+          <w:tcPr>
+            <w:tcW w:type="pct" w:w="28%"/>
+          </w:tcPr>
+          <w:p>
+            <w:pPr>
+              <w:spacing w:line="240"/>
+              <w:jc w:val="left"/>
+            </w:pPr>
+            <w:r>
+              <w:rPr>
+                <w:rFonts w:ascii="Calibri" w:cs="Calibri" w:eastAsia="Calibri" w:hAnsi="Calibri"/>
+                <w:b w:val="false"/>
+                <w:bCs w:val="false"/>
+                <w:color w:val="1F2937"/>
+                <w:sz w:val="16"/>
+                <w:szCs w:val="16"/>
+              </w:rPr>
+              <w:t xml:space="preserve">Courses</w:t>
+            </w:r>
+          </w:p>
+        </w:tc>
+        <w:tc>
+          <w:tcPr>
+            <w:tcW w:type="pct" w:w="9%"/>
+          </w:tcPr>
+          <w:p>
+            <w:pPr>
+              <w:spacing w:line="240"/>
+              <w:jc w:val="center"/>
+            </w:pPr>
+            <w:r>
+              <w:rPr>
+                <w:rFonts w:ascii="Calibri" w:cs="Calibri" w:eastAsia="Calibri" w:hAnsi="Calibri"/>
+                <w:b w:val="false"/>
+                <w:bCs w:val="false"/>
+                <w:color w:val="1F2937"/>
+                <w:sz w:val="16"/>
+                <w:szCs w:val="16"/>
+              </w:rPr>
+              <w:t xml:space="preserve">✓</w:t>
+            </w:r>
+          </w:p>
+        </w:tc>
+        <w:tc>
+          <w:tcPr>
+            <w:tcW w:type="pct" w:w="9%"/>
+          </w:tcPr>
+          <w:p>
+            <w:pPr>
+              <w:spacing w:line="240"/>
+              <w:jc w:val="center"/>
+            </w:pPr>
+            <w:r>
+              <w:rPr>
+                <w:rFonts w:ascii="Calibri" w:cs="Calibri" w:eastAsia="Calibri" w:hAnsi="Calibri"/>
+                <w:b w:val="false"/>
+                <w:bCs w:val="false"/>
+                <w:color w:val="1F2937"/>
+                <w:sz w:val="16"/>
+                <w:szCs w:val="16"/>
+              </w:rPr>
+              <w:t xml:space="preserve">✓</w:t>
+            </w:r>
+          </w:p>
+        </w:tc>
+        <w:tc>
+          <w:tcPr>
+            <w:tcW w:type="pct" w:w="9%"/>
+          </w:tcPr>
+          <w:p>
+            <w:pPr>
+              <w:spacing w:line="240"/>
+              <w:jc w:val="center"/>
+            </w:pPr>
+            <w:r>
+              <w:rPr>
+                <w:rFonts w:ascii="Calibri" w:cs="Calibri" w:eastAsia="Calibri" w:hAnsi="Calibri"/>
+                <w:b w:val="false"/>
+                <w:bCs w:val="false"/>
+                <w:color w:val="1F2937"/>
+                <w:sz w:val="16"/>
+                <w:szCs w:val="16"/>
+              </w:rPr>
+              <w:t xml:space="preserve">—</w:t>
+            </w:r>
+          </w:p>
+        </w:tc>
+        <w:tc>
+          <w:tcPr>
+            <w:tcW w:type="pct" w:w="9%"/>
+          </w:tcPr>
+          <w:p>
+            <w:pPr>
+              <w:spacing w:line="240"/>
+              <w:jc w:val="center"/>
+            </w:pPr>
+            <w:r>
+              <w:rPr>
+                <w:rFonts w:ascii="Calibri" w:cs="Calibri" w:eastAsia="Calibri" w:hAnsi="Calibri"/>
+                <w:b w:val="false"/>
+                <w:bCs w:val="false"/>
+                <w:color w:val="1F2937"/>
+                <w:sz w:val="16"/>
+                <w:szCs w:val="16"/>
+              </w:rPr>
+              <w:t xml:space="preserve">—</w:t>
+            </w:r>
+          </w:p>
+        </w:tc>
+        <w:tc>
+          <w:tcPr>
+            <w:tcW w:type="pct" w:w="9%"/>
+          </w:tcPr>
+          <w:p>
+            <w:pPr>
+              <w:spacing w:line="240"/>
+              <w:jc w:val="center"/>
+            </w:pPr>
+            <w:r>
+              <w:rPr>
+                <w:rFonts w:ascii="Calibri" w:cs="Calibri" w:eastAsia="Calibri" w:hAnsi="Calibri"/>
+                <w:b w:val="false"/>
+                <w:bCs w:val="false"/>
+                <w:color w:val="1F2937"/>
+                <w:sz w:val="16"/>
+                <w:szCs w:val="16"/>
+              </w:rPr>
+              <w:t xml:space="preserve">view</w:t>
+            </w:r>
+          </w:p>
+        </w:tc>
+        <w:tc>
+          <w:tcPr>
+            <w:tcW w:type="pct" w:w="9%"/>
+          </w:tcPr>
+          <w:p>
+            <w:pPr>
+              <w:spacing w:line="240"/>
+              <w:jc w:val="center"/>
+            </w:pPr>
+            <w:r>
+              <w:rPr>
+                <w:rFonts w:ascii="Calibri" w:cs="Calibri" w:eastAsia="Calibri" w:hAnsi="Calibri"/>
+                <w:b w:val="false"/>
+                <w:bCs w:val="false"/>
+                <w:color w:val="1F2937"/>
+                <w:sz w:val="16"/>
+                <w:szCs w:val="16"/>
+              </w:rPr>
+              <w:t xml:space="preserve">—</w:t>
+            </w:r>
+          </w:p>
+        </w:tc>
+        <w:tc>
+          <w:tcPr>
+            <w:tcW w:type="pct" w:w="9%"/>
+          </w:tcPr>
+          <w:p>
+            <w:pPr>
+              <w:spacing w:line="240"/>
+              <w:jc w:val="center"/>
+            </w:pPr>
+            <w:r>
+              <w:rPr>
+                <w:rFonts w:ascii="Calibri" w:cs="Calibri" w:eastAsia="Calibri" w:hAnsi="Calibri"/>
+                <w:b w:val="false"/>
+                <w:bCs w:val="false"/>
+                <w:color w:val="1F2937"/>
+                <w:sz w:val="16"/>
+                <w:szCs w:val="16"/>
+              </w:rPr>
+              <w:t xml:space="preserve">—</w:t>
+            </w:r>
+          </w:p>
+        </w:tc>
+        <w:tc>
+          <w:tcPr>
+            <w:tcW w:type="pct" w:w="9%"/>
+          </w:tcPr>
+          <w:p>
+            <w:pPr>
+              <w:spacing w:line="240"/>
+              <w:jc w:val="center"/>
+            </w:pPr>
+            <w:r>
+              <w:rPr>
+                <w:rFonts w:ascii="Calibri" w:cs="Calibri" w:eastAsia="Calibri" w:hAnsi="Calibri"/>
+                <w:b w:val="false"/>
+                <w:bCs w:val="false"/>
+                <w:color w:val="1F2937"/>
+                <w:sz w:val="16"/>
+                <w:szCs w:val="16"/>
+              </w:rPr>
+              <w:t xml:space="preserve">—</w:t>
+            </w:r>
+          </w:p>
+        </w:tc>
+      </w:tr>
+      <w:tr>
+        <w:trPr>
+          <w:cantSplit/>
+          <w:tblHeader w:val="false"/>
+        </w:trPr>
+        <w:tc>
+          <w:tcPr>
+            <w:tcW w:type="pct" w:w="28%"/>
+          </w:tcPr>
+          <w:p>
+            <w:pPr>
+              <w:spacing w:line="240"/>
+              <w:jc w:val="left"/>
+            </w:pPr>
+            <w:r>
+              <w:rPr>
+                <w:rFonts w:ascii="Calibri" w:cs="Calibri" w:eastAsia="Calibri" w:hAnsi="Calibri"/>
+                <w:b w:val="false"/>
+                <w:bCs w:val="false"/>
+                <w:color w:val="1F2937"/>
+                <w:sz w:val="16"/>
+                <w:szCs w:val="16"/>
+              </w:rPr>
+              <w:t xml:space="preserve">Batches</w:t>
+            </w:r>
+          </w:p>
+        </w:tc>
+        <w:tc>
+          <w:tcPr>
+            <w:tcW w:type="pct" w:w="9%"/>
+          </w:tcPr>
+          <w:p>
+            <w:pPr>
+              <w:spacing w:line="240"/>
+              <w:jc w:val="center"/>
+            </w:pPr>
+            <w:r>
+              <w:rPr>
+                <w:rFonts w:ascii="Calibri" w:cs="Calibri" w:eastAsia="Calibri" w:hAnsi="Calibri"/>
+                <w:b w:val="false"/>
+                <w:bCs w:val="false"/>
+                <w:color w:val="1F2937"/>
+                <w:sz w:val="16"/>
+                <w:szCs w:val="16"/>
+              </w:rPr>
+              <w:t xml:space="preserve">✓</w:t>
+            </w:r>
+          </w:p>
+        </w:tc>
+        <w:tc>
+          <w:tcPr>
+            <w:tcW w:type="pct" w:w="9%"/>
+          </w:tcPr>
+          <w:p>
+            <w:pPr>
+              <w:spacing w:line="240"/>
+              <w:jc w:val="center"/>
+            </w:pPr>
+            <w:r>
+              <w:rPr>
+                <w:rFonts w:ascii="Calibri" w:cs="Calibri" w:eastAsia="Calibri" w:hAnsi="Calibri"/>
+                <w:b w:val="false"/>
+                <w:bCs w:val="false"/>
+                <w:color w:val="1F2937"/>
+                <w:sz w:val="16"/>
+                <w:szCs w:val="16"/>
+              </w:rPr>
+              <w:t xml:space="preserve">✓</w:t>
+            </w:r>
+          </w:p>
+        </w:tc>
+        <w:tc>
+          <w:tcPr>
+            <w:tcW w:type="pct" w:w="9%"/>
+          </w:tcPr>
+          <w:p>
+            <w:pPr>
+              <w:spacing w:line="240"/>
+              <w:jc w:val="center"/>
+            </w:pPr>
+            <w:r>
+              <w:rPr>
+                <w:rFonts w:ascii="Calibri" w:cs="Calibri" w:eastAsia="Calibri" w:hAnsi="Calibri"/>
+                <w:b w:val="false"/>
+                <w:bCs w:val="false"/>
+                <w:color w:val="1F2937"/>
+                <w:sz w:val="16"/>
+                <w:szCs w:val="16"/>
+              </w:rPr>
+              <w:t xml:space="preserve">—</w:t>
+            </w:r>
+          </w:p>
+        </w:tc>
+        <w:tc>
+          <w:tcPr>
+            <w:tcW w:type="pct" w:w="9%"/>
+          </w:tcPr>
+          <w:p>
+            <w:pPr>
+              <w:spacing w:line="240"/>
+              <w:jc w:val="center"/>
+            </w:pPr>
+            <w:r>
+              <w:rPr>
+                <w:rFonts w:ascii="Calibri" w:cs="Calibri" w:eastAsia="Calibri" w:hAnsi="Calibri"/>
+                <w:b w:val="false"/>
+                <w:bCs w:val="false"/>
+                <w:color w:val="1F2937"/>
+                <w:sz w:val="16"/>
+                <w:szCs w:val="16"/>
+              </w:rPr>
+              <w:t xml:space="preserve">—</w:t>
+            </w:r>
+          </w:p>
+        </w:tc>
+        <w:tc>
+          <w:tcPr>
+            <w:tcW w:type="pct" w:w="9%"/>
+          </w:tcPr>
+          <w:p>
+            <w:pPr>
+              <w:spacing w:line="240"/>
+              <w:jc w:val="center"/>
+            </w:pPr>
+            <w:r>
+              <w:rPr>
+                <w:rFonts w:ascii="Calibri" w:cs="Calibri" w:eastAsia="Calibri" w:hAnsi="Calibri"/>
+                <w:b w:val="false"/>
+                <w:bCs w:val="false"/>
+                <w:color w:val="1F2937"/>
+                <w:sz w:val="16"/>
+                <w:szCs w:val="16"/>
+              </w:rPr>
+              <w:t xml:space="preserve">view</w:t>
+            </w:r>
+          </w:p>
+        </w:tc>
+        <w:tc>
+          <w:tcPr>
+            <w:tcW w:type="pct" w:w="9%"/>
+          </w:tcPr>
+          <w:p>
+            <w:pPr>
+              <w:spacing w:line="240"/>
+              <w:jc w:val="center"/>
+            </w:pPr>
+            <w:r>
+              <w:rPr>
+                <w:rFonts w:ascii="Calibri" w:cs="Calibri" w:eastAsia="Calibri" w:hAnsi="Calibri"/>
+                <w:b w:val="false"/>
+                <w:bCs w:val="false"/>
+                <w:color w:val="1F2937"/>
+                <w:sz w:val="16"/>
+                <w:szCs w:val="16"/>
+              </w:rPr>
+              <w:t xml:space="preserve">—</w:t>
+            </w:r>
+          </w:p>
+        </w:tc>
+        <w:tc>
+          <w:tcPr>
+            <w:tcW w:type="pct" w:w="9%"/>
+          </w:tcPr>
+          <w:p>
+            <w:pPr>
+              <w:spacing w:line="240"/>
+              <w:jc w:val="center"/>
+            </w:pPr>
+            <w:r>
+              <w:rPr>
+                <w:rFonts w:ascii="Calibri" w:cs="Calibri" w:eastAsia="Calibri" w:hAnsi="Calibri"/>
+                <w:b w:val="false"/>
+                <w:bCs w:val="false"/>
+                <w:color w:val="1F2937"/>
+                <w:sz w:val="16"/>
+                <w:szCs w:val="16"/>
+              </w:rPr>
+              <w:t xml:space="preserve">—</w:t>
+            </w:r>
+          </w:p>
+        </w:tc>
+        <w:tc>
+          <w:tcPr>
+            <w:tcW w:type="pct" w:w="9%"/>
+          </w:tcPr>
+          <w:p>
+            <w:pPr>
+              <w:spacing w:line="240"/>
+              <w:jc w:val="center"/>
+            </w:pPr>
+            <w:r>
+              <w:rPr>
+                <w:rFonts w:ascii="Calibri" w:cs="Calibri" w:eastAsia="Calibri" w:hAnsi="Calibri"/>
+                <w:b w:val="false"/>
+                <w:bCs w:val="false"/>
+                <w:color w:val="1F2937"/>
+                <w:sz w:val="16"/>
+                <w:szCs w:val="16"/>
+              </w:rPr>
+              <w:t xml:space="preserve">view</w:t>
+            </w:r>
+          </w:p>
+        </w:tc>
+      </w:tr>
+      <w:tr>
+        <w:trPr>
+          <w:cantSplit/>
+          <w:tblHeader w:val="false"/>
+        </w:trPr>
+        <w:tc>
+          <w:tcPr>
+            <w:tcW w:type="pct" w:w="28%"/>
+          </w:tcPr>
+          <w:p>
+            <w:pPr>
+              <w:spacing w:line="240"/>
+              <w:jc w:val="left"/>
+            </w:pPr>
+            <w:r>
+              <w:rPr>
+                <w:rFonts w:ascii="Calibri" w:cs="Calibri" w:eastAsia="Calibri" w:hAnsi="Calibri"/>
+                <w:b w:val="false"/>
+                <w:bCs w:val="false"/>
+                <w:color w:val="1F2937"/>
+                <w:sz w:val="16"/>
+                <w:szCs w:val="16"/>
+              </w:rPr>
+              <w:t xml:space="preserve">Attendance</w:t>
+            </w:r>
+          </w:p>
+        </w:tc>
+        <w:tc>
+          <w:tcPr>
+            <w:tcW w:type="pct" w:w="9%"/>
+          </w:tcPr>
+          <w:p>
+            <w:pPr>
+              <w:spacing w:line="240"/>
+              <w:jc w:val="center"/>
+            </w:pPr>
+            <w:r>
+              <w:rPr>
+                <w:rFonts w:ascii="Calibri" w:cs="Calibri" w:eastAsia="Calibri" w:hAnsi="Calibri"/>
+                <w:b w:val="false"/>
+                <w:bCs w:val="false"/>
+                <w:color w:val="1F2937"/>
+                <w:sz w:val="16"/>
+                <w:szCs w:val="16"/>
+              </w:rPr>
+              <w:t xml:space="preserve">✓</w:t>
+            </w:r>
+          </w:p>
+        </w:tc>
+        <w:tc>
+          <w:tcPr>
+            <w:tcW w:type="pct" w:w="9%"/>
+          </w:tcPr>
+          <w:p>
+            <w:pPr>
+              <w:spacing w:line="240"/>
+              <w:jc w:val="center"/>
+            </w:pPr>
+            <w:r>
+              <w:rPr>
+                <w:rFonts w:ascii="Calibri" w:cs="Calibri" w:eastAsia="Calibri" w:hAnsi="Calibri"/>
+                <w:b w:val="false"/>
+                <w:bCs w:val="false"/>
+                <w:color w:val="1F2937"/>
+                <w:sz w:val="16"/>
+                <w:szCs w:val="16"/>
+              </w:rPr>
+              <w:t xml:space="preserve">✓</w:t>
+            </w:r>
+          </w:p>
+        </w:tc>
+        <w:tc>
+          <w:tcPr>
+            <w:tcW w:type="pct" w:w="9%"/>
+          </w:tcPr>
+          <w:p>
+            <w:pPr>
+              <w:spacing w:line="240"/>
+              <w:jc w:val="center"/>
+            </w:pPr>
+            <w:r>
+              <w:rPr>
+                <w:rFonts w:ascii="Calibri" w:cs="Calibri" w:eastAsia="Calibri" w:hAnsi="Calibri"/>
+                <w:b w:val="false"/>
+                <w:bCs w:val="false"/>
+                <w:color w:val="1F2937"/>
+                <w:sz w:val="16"/>
+                <w:szCs w:val="16"/>
+              </w:rPr>
+              <w:t xml:space="preserve">—</w:t>
+            </w:r>
+          </w:p>
+        </w:tc>
+        <w:tc>
+          <w:tcPr>
+            <w:tcW w:type="pct" w:w="9%"/>
+          </w:tcPr>
+          <w:p>
+            <w:pPr>
+              <w:spacing w:line="240"/>
+              <w:jc w:val="center"/>
+            </w:pPr>
+            <w:r>
+              <w:rPr>
+                <w:rFonts w:ascii="Calibri" w:cs="Calibri" w:eastAsia="Calibri" w:hAnsi="Calibri"/>
+                <w:b w:val="false"/>
+                <w:bCs w:val="false"/>
+                <w:color w:val="1F2937"/>
+                <w:sz w:val="16"/>
+                <w:szCs w:val="16"/>
+              </w:rPr>
+              <w:t xml:space="preserve">—</w:t>
+            </w:r>
+          </w:p>
+        </w:tc>
+        <w:tc>
+          <w:tcPr>
+            <w:tcW w:type="pct" w:w="9%"/>
+          </w:tcPr>
+          <w:p>
+            <w:pPr>
+              <w:spacing w:line="240"/>
+              <w:jc w:val="center"/>
+            </w:pPr>
+            <w:r>
+              <w:rPr>
+                <w:rFonts w:ascii="Calibri" w:cs="Calibri" w:eastAsia="Calibri" w:hAnsi="Calibri"/>
+                <w:b w:val="false"/>
+                <w:bCs w:val="false"/>
+                <w:color w:val="1F2937"/>
+                <w:sz w:val="16"/>
+                <w:szCs w:val="16"/>
+              </w:rPr>
+              <w:t xml:space="preserve">—</w:t>
+            </w:r>
+          </w:p>
+        </w:tc>
+        <w:tc>
+          <w:tcPr>
+            <w:tcW w:type="pct" w:w="9%"/>
+          </w:tcPr>
+          <w:p>
+            <w:pPr>
+              <w:spacing w:line="240"/>
+              <w:jc w:val="center"/>
+            </w:pPr>
+            <w:r>
+              <w:rPr>
+                <w:rFonts w:ascii="Calibri" w:cs="Calibri" w:eastAsia="Calibri" w:hAnsi="Calibri"/>
+                <w:b w:val="false"/>
+                <w:bCs w:val="false"/>
+                <w:color w:val="1F2937"/>
+                <w:sz w:val="16"/>
+                <w:szCs w:val="16"/>
+              </w:rPr>
+              <w:t xml:space="preserve">—</w:t>
+            </w:r>
+          </w:p>
+        </w:tc>
+        <w:tc>
+          <w:tcPr>
+            <w:tcW w:type="pct" w:w="9%"/>
+          </w:tcPr>
+          <w:p>
+            <w:pPr>
+              <w:spacing w:line="240"/>
+              <w:jc w:val="center"/>
+            </w:pPr>
+            <w:r>
+              <w:rPr>
+                <w:rFonts w:ascii="Calibri" w:cs="Calibri" w:eastAsia="Calibri" w:hAnsi="Calibri"/>
+                <w:b w:val="false"/>
+                <w:bCs w:val="false"/>
+                <w:color w:val="1F2937"/>
+                <w:sz w:val="16"/>
+                <w:szCs w:val="16"/>
+              </w:rPr>
+              <w:t xml:space="preserve">—</w:t>
+            </w:r>
+          </w:p>
+        </w:tc>
+        <w:tc>
+          <w:tcPr>
+            <w:tcW w:type="pct" w:w="9%"/>
+          </w:tcPr>
+          <w:p>
+            <w:pPr>
+              <w:spacing w:line="240"/>
+              <w:jc w:val="center"/>
+            </w:pPr>
+            <w:r>
+              <w:rPr>
+                <w:rFonts w:ascii="Calibri" w:cs="Calibri" w:eastAsia="Calibri" w:hAnsi="Calibri"/>
+                <w:b w:val="false"/>
+                <w:bCs w:val="false"/>
+                <w:color w:val="1F2937"/>
+                <w:sz w:val="16"/>
+                <w:szCs w:val="16"/>
+              </w:rPr>
+              <w:t xml:space="preserve">✓</w:t>
+            </w:r>
+          </w:p>
+        </w:tc>
+      </w:tr>
+      <w:tr>
+        <w:trPr>
+          <w:cantSplit/>
+          <w:tblHeader w:val="false"/>
+        </w:trPr>
+        <w:tc>
+          <w:tcPr>
+            <w:tcW w:type="pct" w:w="28%"/>
+          </w:tcPr>
+          <w:p>
+            <w:pPr>
+              <w:spacing w:line="240"/>
+              <w:jc w:val="left"/>
+            </w:pPr>
+            <w:r>
+              <w:rPr>
+                <w:rFonts w:ascii="Calibri" w:cs="Calibri" w:eastAsia="Calibri" w:hAnsi="Calibri"/>
+                <w:b w:val="false"/>
+                <w:bCs w:val="false"/>
+                <w:color w:val="1F2937"/>
+                <w:sz w:val="16"/>
+                <w:szCs w:val="16"/>
+              </w:rPr>
+              <w:t xml:space="preserve">Payments</w:t>
+            </w:r>
+          </w:p>
+        </w:tc>
+        <w:tc>
+          <w:tcPr>
+            <w:tcW w:type="pct" w:w="9%"/>
+          </w:tcPr>
+          <w:p>
+            <w:pPr>
+              <w:spacing w:line="240"/>
+              <w:jc w:val="center"/>
+            </w:pPr>
+            <w:r>
+              <w:rPr>
+                <w:rFonts w:ascii="Calibri" w:cs="Calibri" w:eastAsia="Calibri" w:hAnsi="Calibri"/>
+                <w:b w:val="false"/>
+                <w:bCs w:val="false"/>
+                <w:color w:val="1F2937"/>
+                <w:sz w:val="16"/>
+                <w:szCs w:val="16"/>
+              </w:rPr>
+              <w:t xml:space="preserve">✓</w:t>
+            </w:r>
+          </w:p>
+        </w:tc>
+        <w:tc>
+          <w:tcPr>
+            <w:tcW w:type="pct" w:w="9%"/>
+          </w:tcPr>
+          <w:p>
+            <w:pPr>
+              <w:spacing w:line="240"/>
+              <w:jc w:val="center"/>
+            </w:pPr>
+            <w:r>
+              <w:rPr>
+                <w:rFonts w:ascii="Calibri" w:cs="Calibri" w:eastAsia="Calibri" w:hAnsi="Calibri"/>
+                <w:b w:val="false"/>
+                <w:bCs w:val="false"/>
+                <w:color w:val="1F2937"/>
+                <w:sz w:val="16"/>
+                <w:szCs w:val="16"/>
+              </w:rPr>
+              <w:t xml:space="preserve">✓</w:t>
+            </w:r>
+          </w:p>
+        </w:tc>
+        <w:tc>
+          <w:tcPr>
+            <w:tcW w:type="pct" w:w="9%"/>
+          </w:tcPr>
+          <w:p>
+            <w:pPr>
+              <w:spacing w:line="240"/>
+              <w:jc w:val="center"/>
+            </w:pPr>
+            <w:r>
+              <w:rPr>
+                <w:rFonts w:ascii="Calibri" w:cs="Calibri" w:eastAsia="Calibri" w:hAnsi="Calibri"/>
+                <w:b w:val="false"/>
+                <w:bCs w:val="false"/>
+                <w:color w:val="1F2937"/>
+                <w:sz w:val="16"/>
+                <w:szCs w:val="16"/>
+              </w:rPr>
+              <w:t xml:space="preserve">—</w:t>
+            </w:r>
+          </w:p>
+        </w:tc>
+        <w:tc>
+          <w:tcPr>
+            <w:tcW w:type="pct" w:w="9%"/>
+          </w:tcPr>
+          <w:p>
+            <w:pPr>
+              <w:spacing w:line="240"/>
+              <w:jc w:val="center"/>
+            </w:pPr>
+            <w:r>
+              <w:rPr>
+                <w:rFonts w:ascii="Calibri" w:cs="Calibri" w:eastAsia="Calibri" w:hAnsi="Calibri"/>
+                <w:b w:val="false"/>
+                <w:bCs w:val="false"/>
+                <w:color w:val="1F2937"/>
+                <w:sz w:val="16"/>
+                <w:szCs w:val="16"/>
+              </w:rPr>
+              <w:t xml:space="preserve">—</w:t>
+            </w:r>
+          </w:p>
+        </w:tc>
+        <w:tc>
+          <w:tcPr>
+            <w:tcW w:type="pct" w:w="9%"/>
+          </w:tcPr>
+          <w:p>
+            <w:pPr>
+              <w:spacing w:line="240"/>
+              <w:jc w:val="center"/>
+            </w:pPr>
+            <w:r>
+              <w:rPr>
+                <w:rFonts w:ascii="Calibri" w:cs="Calibri" w:eastAsia="Calibri" w:hAnsi="Calibri"/>
+                <w:b w:val="false"/>
+                <w:bCs w:val="false"/>
+                <w:color w:val="1F2937"/>
+                <w:sz w:val="16"/>
+                <w:szCs w:val="16"/>
+              </w:rPr>
+              <w:t xml:space="preserve">—</w:t>
+            </w:r>
+          </w:p>
+        </w:tc>
+        <w:tc>
+          <w:tcPr>
+            <w:tcW w:type="pct" w:w="9%"/>
+          </w:tcPr>
+          <w:p>
+            <w:pPr>
+              <w:spacing w:line="240"/>
+              <w:jc w:val="center"/>
+            </w:pPr>
+            <w:r>
+              <w:rPr>
+                <w:rFonts w:ascii="Calibri" w:cs="Calibri" w:eastAsia="Calibri" w:hAnsi="Calibri"/>
+                <w:b w:val="false"/>
+                <w:bCs w:val="false"/>
+                <w:color w:val="1F2937"/>
+                <w:sz w:val="16"/>
+                <w:szCs w:val="16"/>
+              </w:rPr>
+              <w:t xml:space="preserve">✓</w:t>
+            </w:r>
+          </w:p>
+        </w:tc>
+        <w:tc>
+          <w:tcPr>
+            <w:tcW w:type="pct" w:w="9%"/>
+          </w:tcPr>
+          <w:p>
+            <w:pPr>
+              <w:spacing w:line="240"/>
+              <w:jc w:val="center"/>
+            </w:pPr>
+            <w:r>
+              <w:rPr>
+                <w:rFonts w:ascii="Calibri" w:cs="Calibri" w:eastAsia="Calibri" w:hAnsi="Calibri"/>
+                <w:b w:val="false"/>
+                <w:bCs w:val="false"/>
+                <w:color w:val="1F2937"/>
+                <w:sz w:val="16"/>
+                <w:szCs w:val="16"/>
+              </w:rPr>
+              <w:t xml:space="preserve">—</w:t>
+            </w:r>
+          </w:p>
+        </w:tc>
+        <w:tc>
+          <w:tcPr>
+            <w:tcW w:type="pct" w:w="9%"/>
+          </w:tcPr>
+          <w:p>
+            <w:pPr>
+              <w:spacing w:line="240"/>
+              <w:jc w:val="center"/>
+            </w:pPr>
+            <w:r>
+              <w:rPr>
+                <w:rFonts w:ascii="Calibri" w:cs="Calibri" w:eastAsia="Calibri" w:hAnsi="Calibri"/>
+                <w:b w:val="false"/>
+                <w:bCs w:val="false"/>
+                <w:color w:val="1F2937"/>
+                <w:sz w:val="16"/>
+                <w:szCs w:val="16"/>
+              </w:rPr>
+              <w:t xml:space="preserve">—</w:t>
+            </w:r>
+          </w:p>
+        </w:tc>
+      </w:tr>
+      <w:tr>
+        <w:trPr>
+          <w:cantSplit/>
+          <w:tblHeader w:val="false"/>
+        </w:trPr>
+        <w:tc>
+          <w:tcPr>
+            <w:tcW w:type="pct" w:w="28%"/>
+          </w:tcPr>
+          <w:p>
+            <w:pPr>
+              <w:spacing w:line="240"/>
+              <w:jc w:val="left"/>
+            </w:pPr>
+            <w:r>
+              <w:rPr>
+                <w:rFonts w:ascii="Calibri" w:cs="Calibri" w:eastAsia="Calibri" w:hAnsi="Calibri"/>
+                <w:b w:val="false"/>
+                <w:bCs w:val="false"/>
+                <w:color w:val="1F2937"/>
+                <w:sz w:val="16"/>
+                <w:szCs w:val="16"/>
+              </w:rPr>
+              <w:t xml:space="preserve">EMI</w:t>
+            </w:r>
+          </w:p>
+        </w:tc>
+        <w:tc>
+          <w:tcPr>
+            <w:tcW w:type="pct" w:w="9%"/>
+          </w:tcPr>
+          <w:p>
+            <w:pPr>
+              <w:spacing w:line="240"/>
+              <w:jc w:val="center"/>
+            </w:pPr>
+            <w:r>
+              <w:rPr>
+                <w:rFonts w:ascii="Calibri" w:cs="Calibri" w:eastAsia="Calibri" w:hAnsi="Calibri"/>
+                <w:b w:val="false"/>
+                <w:bCs w:val="false"/>
+                <w:color w:val="1F2937"/>
+                <w:sz w:val="16"/>
+                <w:szCs w:val="16"/>
+              </w:rPr>
+              <w:t xml:space="preserve">✓</w:t>
+            </w:r>
+          </w:p>
+        </w:tc>
+        <w:tc>
+          <w:tcPr>
+            <w:tcW w:type="pct" w:w="9%"/>
+          </w:tcPr>
+          <w:p>
+            <w:pPr>
+              <w:spacing w:line="240"/>
+              <w:jc w:val="center"/>
+            </w:pPr>
+            <w:r>
+              <w:rPr>
+                <w:rFonts w:ascii="Calibri" w:cs="Calibri" w:eastAsia="Calibri" w:hAnsi="Calibri"/>
+                <w:b w:val="false"/>
+                <w:bCs w:val="false"/>
+                <w:color w:val="1F2937"/>
+                <w:sz w:val="16"/>
+                <w:szCs w:val="16"/>
+              </w:rPr>
+              <w:t xml:space="preserve">✓</w:t>
+            </w:r>
+          </w:p>
+        </w:tc>
+        <w:tc>
+          <w:tcPr>
+            <w:tcW w:type="pct" w:w="9%"/>
+          </w:tcPr>
+          <w:p>
+            <w:pPr>
+              <w:spacing w:line="240"/>
+              <w:jc w:val="center"/>
+            </w:pPr>
+            <w:r>
+              <w:rPr>
+                <w:rFonts w:ascii="Calibri" w:cs="Calibri" w:eastAsia="Calibri" w:hAnsi="Calibri"/>
+                <w:b w:val="false"/>
+                <w:bCs w:val="false"/>
+                <w:color w:val="1F2937"/>
+                <w:sz w:val="16"/>
+                <w:szCs w:val="16"/>
+              </w:rPr>
+              <w:t xml:space="preserve">—</w:t>
+            </w:r>
+          </w:p>
+        </w:tc>
+        <w:tc>
+          <w:tcPr>
+            <w:tcW w:type="pct" w:w="9%"/>
+          </w:tcPr>
+          <w:p>
+            <w:pPr>
+              <w:spacing w:line="240"/>
+              <w:jc w:val="center"/>
+            </w:pPr>
+            <w:r>
+              <w:rPr>
+                <w:rFonts w:ascii="Calibri" w:cs="Calibri" w:eastAsia="Calibri" w:hAnsi="Calibri"/>
+                <w:b w:val="false"/>
+                <w:bCs w:val="false"/>
+                <w:color w:val="1F2937"/>
+                <w:sz w:val="16"/>
+                <w:szCs w:val="16"/>
+              </w:rPr>
+              <w:t xml:space="preserve">—</w:t>
+            </w:r>
+          </w:p>
+        </w:tc>
+        <w:tc>
+          <w:tcPr>
+            <w:tcW w:type="pct" w:w="9%"/>
+          </w:tcPr>
+          <w:p>
+            <w:pPr>
+              <w:spacing w:line="240"/>
+              <w:jc w:val="center"/>
+            </w:pPr>
+            <w:r>
+              <w:rPr>
+                <w:rFonts w:ascii="Calibri" w:cs="Calibri" w:eastAsia="Calibri" w:hAnsi="Calibri"/>
+                <w:b w:val="false"/>
+                <w:bCs w:val="false"/>
+                <w:color w:val="1F2937"/>
+                <w:sz w:val="16"/>
+                <w:szCs w:val="16"/>
+              </w:rPr>
+              <w:t xml:space="preserve">—</w:t>
+            </w:r>
+          </w:p>
+        </w:tc>
+        <w:tc>
+          <w:tcPr>
+            <w:tcW w:type="pct" w:w="9%"/>
+          </w:tcPr>
+          <w:p>
+            <w:pPr>
+              <w:spacing w:line="240"/>
+              <w:jc w:val="center"/>
+            </w:pPr>
+            <w:r>
+              <w:rPr>
+                <w:rFonts w:ascii="Calibri" w:cs="Calibri" w:eastAsia="Calibri" w:hAnsi="Calibri"/>
+                <w:b w:val="false"/>
+                <w:bCs w:val="false"/>
+                <w:color w:val="1F2937"/>
+                <w:sz w:val="16"/>
+                <w:szCs w:val="16"/>
+              </w:rPr>
+              <w:t xml:space="preserve">view/edit</w:t>
+            </w:r>
+          </w:p>
+        </w:tc>
+        <w:tc>
+          <w:tcPr>
+            <w:tcW w:type="pct" w:w="9%"/>
+          </w:tcPr>
+          <w:p>
+            <w:pPr>
+              <w:spacing w:line="240"/>
+              <w:jc w:val="center"/>
+            </w:pPr>
+            <w:r>
+              <w:rPr>
+                <w:rFonts w:ascii="Calibri" w:cs="Calibri" w:eastAsia="Calibri" w:hAnsi="Calibri"/>
+                <w:b w:val="false"/>
+                <w:bCs w:val="false"/>
+                <w:color w:val="1F2937"/>
+                <w:sz w:val="16"/>
+                <w:szCs w:val="16"/>
+              </w:rPr>
+              <w:t xml:space="preserve">—</w:t>
+            </w:r>
+          </w:p>
+        </w:tc>
+        <w:tc>
+          <w:tcPr>
+            <w:tcW w:type="pct" w:w="9%"/>
+          </w:tcPr>
+          <w:p>
+            <w:pPr>
+              <w:spacing w:line="240"/>
+              <w:jc w:val="center"/>
+            </w:pPr>
+            <w:r>
+              <w:rPr>
+                <w:rFonts w:ascii="Calibri" w:cs="Calibri" w:eastAsia="Calibri" w:hAnsi="Calibri"/>
+                <w:b w:val="false"/>
+                <w:bCs w:val="false"/>
+                <w:color w:val="1F2937"/>
+                <w:sz w:val="16"/>
+                <w:szCs w:val="16"/>
+              </w:rPr>
+              <w:t xml:space="preserve">—</w:t>
+            </w:r>
+          </w:p>
+        </w:tc>
+      </w:tr>
+      <w:tr>
+        <w:trPr>
+          <w:cantSplit/>
+          <w:tblHeader w:val="false"/>
+        </w:trPr>
+        <w:tc>
+          <w:tcPr>
+            <w:tcW w:type="pct" w:w="28%"/>
+          </w:tcPr>
+          <w:p>
+            <w:pPr>
+              <w:spacing w:line="240"/>
+              <w:jc w:val="left"/>
+            </w:pPr>
+            <w:r>
+              <w:rPr>
+                <w:rFonts w:ascii="Calibri" w:cs="Calibri" w:eastAsia="Calibri" w:hAnsi="Calibri"/>
+                <w:b w:val="false"/>
+                <w:bCs w:val="false"/>
+                <w:color w:val="1F2937"/>
+                <w:sz w:val="16"/>
+                <w:szCs w:val="16"/>
+              </w:rPr>
+              <w:t xml:space="preserve">Invoices</w:t>
+            </w:r>
+          </w:p>
+        </w:tc>
+        <w:tc>
+          <w:tcPr>
+            <w:tcW w:type="pct" w:w="9%"/>
+          </w:tcPr>
+          <w:p>
+            <w:pPr>
+              <w:spacing w:line="240"/>
+              <w:jc w:val="center"/>
+            </w:pPr>
+            <w:r>
+              <w:rPr>
+                <w:rFonts w:ascii="Calibri" w:cs="Calibri" w:eastAsia="Calibri" w:hAnsi="Calibri"/>
+                <w:b w:val="false"/>
+                <w:bCs w:val="false"/>
+                <w:color w:val="1F2937"/>
+                <w:sz w:val="16"/>
+                <w:szCs w:val="16"/>
+              </w:rPr>
+              <w:t xml:space="preserve">✓</w:t>
+            </w:r>
+          </w:p>
+        </w:tc>
+        <w:tc>
+          <w:tcPr>
+            <w:tcW w:type="pct" w:w="9%"/>
+          </w:tcPr>
+          <w:p>
+            <w:pPr>
+              <w:spacing w:line="240"/>
+              <w:jc w:val="center"/>
+            </w:pPr>
+            <w:r>
+              <w:rPr>
+                <w:rFonts w:ascii="Calibri" w:cs="Calibri" w:eastAsia="Calibri" w:hAnsi="Calibri"/>
+                <w:b w:val="false"/>
+                <w:bCs w:val="false"/>
+                <w:color w:val="1F2937"/>
+                <w:sz w:val="16"/>
+                <w:szCs w:val="16"/>
+              </w:rPr>
+              <w:t xml:space="preserve">✓</w:t>
+            </w:r>
+          </w:p>
+        </w:tc>
+        <w:tc>
+          <w:tcPr>
+            <w:tcW w:type="pct" w:w="9%"/>
+          </w:tcPr>
+          <w:p>
+            <w:pPr>
+              <w:spacing w:line="240"/>
+              <w:jc w:val="center"/>
+            </w:pPr>
+            <w:r>
+              <w:rPr>
+                <w:rFonts w:ascii="Calibri" w:cs="Calibri" w:eastAsia="Calibri" w:hAnsi="Calibri"/>
+                <w:b w:val="false"/>
+                <w:bCs w:val="false"/>
+                <w:color w:val="1F2937"/>
+                <w:sz w:val="16"/>
+                <w:szCs w:val="16"/>
+              </w:rPr>
+              <w:t xml:space="preserve">—</w:t>
+            </w:r>
+          </w:p>
+        </w:tc>
+        <w:tc>
+          <w:tcPr>
+            <w:tcW w:type="pct" w:w="9%"/>
+          </w:tcPr>
+          <w:p>
+            <w:pPr>
+              <w:spacing w:line="240"/>
+              <w:jc w:val="center"/>
+            </w:pPr>
+            <w:r>
+              <w:rPr>
+                <w:rFonts w:ascii="Calibri" w:cs="Calibri" w:eastAsia="Calibri" w:hAnsi="Calibri"/>
+                <w:b w:val="false"/>
+                <w:bCs w:val="false"/>
+                <w:color w:val="1F2937"/>
+                <w:sz w:val="16"/>
+                <w:szCs w:val="16"/>
+              </w:rPr>
+              <w:t xml:space="preserve">—</w:t>
+            </w:r>
+          </w:p>
+        </w:tc>
+        <w:tc>
+          <w:tcPr>
+            <w:tcW w:type="pct" w:w="9%"/>
+          </w:tcPr>
+          <w:p>
+            <w:pPr>
+              <w:spacing w:line="240"/>
+              <w:jc w:val="center"/>
+            </w:pPr>
+            <w:r>
+              <w:rPr>
+                <w:rFonts w:ascii="Calibri" w:cs="Calibri" w:eastAsia="Calibri" w:hAnsi="Calibri"/>
+                <w:b w:val="false"/>
+                <w:bCs w:val="false"/>
+                <w:color w:val="1F2937"/>
+                <w:sz w:val="16"/>
+                <w:szCs w:val="16"/>
+              </w:rPr>
+              <w:t xml:space="preserve">—</w:t>
+            </w:r>
+          </w:p>
+        </w:tc>
+        <w:tc>
+          <w:tcPr>
+            <w:tcW w:type="pct" w:w="9%"/>
+          </w:tcPr>
+          <w:p>
+            <w:pPr>
+              <w:spacing w:line="240"/>
+              <w:jc w:val="center"/>
+            </w:pPr>
+            <w:r>
+              <w:rPr>
+                <w:rFonts w:ascii="Calibri" w:cs="Calibri" w:eastAsia="Calibri" w:hAnsi="Calibri"/>
+                <w:b w:val="false"/>
+                <w:bCs w:val="false"/>
+                <w:color w:val="1F2937"/>
+                <w:sz w:val="16"/>
+                <w:szCs w:val="16"/>
+              </w:rPr>
+              <w:t xml:space="preserve">✓</w:t>
+            </w:r>
+          </w:p>
+        </w:tc>
+        <w:tc>
+          <w:tcPr>
+            <w:tcW w:type="pct" w:w="9%"/>
+          </w:tcPr>
+          <w:p>
+            <w:pPr>
+              <w:spacing w:line="240"/>
+              <w:jc w:val="center"/>
+            </w:pPr>
+            <w:r>
+              <w:rPr>
+                <w:rFonts w:ascii="Calibri" w:cs="Calibri" w:eastAsia="Calibri" w:hAnsi="Calibri"/>
+                <w:b w:val="false"/>
+                <w:bCs w:val="false"/>
+                <w:color w:val="1F2937"/>
+                <w:sz w:val="16"/>
+                <w:szCs w:val="16"/>
+              </w:rPr>
+              <w:t xml:space="preserve">—</w:t>
+            </w:r>
+          </w:p>
+        </w:tc>
+        <w:tc>
+          <w:tcPr>
+            <w:tcW w:type="pct" w:w="9%"/>
+          </w:tcPr>
+          <w:p>
+            <w:pPr>
+              <w:spacing w:line="240"/>
+              <w:jc w:val="center"/>
+            </w:pPr>
+            <w:r>
+              <w:rPr>
+                <w:rFonts w:ascii="Calibri" w:cs="Calibri" w:eastAsia="Calibri" w:hAnsi="Calibri"/>
+                <w:b w:val="false"/>
+                <w:bCs w:val="false"/>
+                <w:color w:val="1F2937"/>
+                <w:sz w:val="16"/>
+                <w:szCs w:val="16"/>
+              </w:rPr>
+              <w:t xml:space="preserve">—</w:t>
+            </w:r>
+          </w:p>
+        </w:tc>
+      </w:tr>
+      <w:tr>
+        <w:trPr>
+          <w:cantSplit/>
+          <w:tblHeader w:val="false"/>
+        </w:trPr>
+        <w:tc>
+          <w:tcPr>
+            <w:tcW w:type="pct" w:w="28%"/>
+          </w:tcPr>
+          <w:p>
+            <w:pPr>
+              <w:spacing w:line="240"/>
+              <w:jc w:val="left"/>
+            </w:pPr>
+            <w:r>
+              <w:rPr>
+                <w:rFonts w:ascii="Calibri" w:cs="Calibri" w:eastAsia="Calibri" w:hAnsi="Calibri"/>
+                <w:b w:val="false"/>
+                <w:bCs w:val="false"/>
+                <w:color w:val="1F2937"/>
+                <w:sz w:val="16"/>
+                <w:szCs w:val="16"/>
+              </w:rPr>
+              <w:t xml:space="preserve">Finance (Income/Expense)</w:t>
+            </w:r>
+          </w:p>
+        </w:tc>
+        <w:tc>
+          <w:tcPr>
+            <w:tcW w:type="pct" w:w="9%"/>
+          </w:tcPr>
+          <w:p>
+            <w:pPr>
+              <w:spacing w:line="240"/>
+              <w:jc w:val="center"/>
+            </w:pPr>
+            <w:r>
+              <w:rPr>
+                <w:rFonts w:ascii="Calibri" w:cs="Calibri" w:eastAsia="Calibri" w:hAnsi="Calibri"/>
+                <w:b w:val="false"/>
+                <w:bCs w:val="false"/>
+                <w:color w:val="1F2937"/>
+                <w:sz w:val="16"/>
+                <w:szCs w:val="16"/>
+              </w:rPr>
+              <w:t xml:space="preserve">✓</w:t>
+            </w:r>
+          </w:p>
+        </w:tc>
+        <w:tc>
+          <w:tcPr>
+            <w:tcW w:type="pct" w:w="9%"/>
+          </w:tcPr>
+          <w:p>
+            <w:pPr>
+              <w:spacing w:line="240"/>
+              <w:jc w:val="center"/>
+            </w:pPr>
+            <w:r>
+              <w:rPr>
+                <w:rFonts w:ascii="Calibri" w:cs="Calibri" w:eastAsia="Calibri" w:hAnsi="Calibri"/>
+                <w:b w:val="false"/>
+                <w:bCs w:val="false"/>
+                <w:color w:val="1F2937"/>
+                <w:sz w:val="16"/>
+                <w:szCs w:val="16"/>
+              </w:rPr>
+              <w:t xml:space="preserve">✓</w:t>
+            </w:r>
+          </w:p>
+        </w:tc>
+        <w:tc>
+          <w:tcPr>
+            <w:tcW w:type="pct" w:w="9%"/>
+          </w:tcPr>
+          <w:p>
+            <w:pPr>
+              <w:spacing w:line="240"/>
+              <w:jc w:val="center"/>
+            </w:pPr>
+            <w:r>
+              <w:rPr>
+                <w:rFonts w:ascii="Calibri" w:cs="Calibri" w:eastAsia="Calibri" w:hAnsi="Calibri"/>
+                <w:b w:val="false"/>
+                <w:bCs w:val="false"/>
+                <w:color w:val="1F2937"/>
+                <w:sz w:val="16"/>
+                <w:szCs w:val="16"/>
+              </w:rPr>
+              <w:t xml:space="preserve">—</w:t>
+            </w:r>
+          </w:p>
+        </w:tc>
+        <w:tc>
+          <w:tcPr>
+            <w:tcW w:type="pct" w:w="9%"/>
+          </w:tcPr>
+          <w:p>
+            <w:pPr>
+              <w:spacing w:line="240"/>
+              <w:jc w:val="center"/>
+            </w:pPr>
+            <w:r>
+              <w:rPr>
+                <w:rFonts w:ascii="Calibri" w:cs="Calibri" w:eastAsia="Calibri" w:hAnsi="Calibri"/>
+                <w:b w:val="false"/>
+                <w:bCs w:val="false"/>
+                <w:color w:val="1F2937"/>
+                <w:sz w:val="16"/>
+                <w:szCs w:val="16"/>
+              </w:rPr>
+              <w:t xml:space="preserve">—</w:t>
+            </w:r>
+          </w:p>
+        </w:tc>
+        <w:tc>
+          <w:tcPr>
+            <w:tcW w:type="pct" w:w="9%"/>
+          </w:tcPr>
+          <w:p>
+            <w:pPr>
+              <w:spacing w:line="240"/>
+              <w:jc w:val="center"/>
+            </w:pPr>
+            <w:r>
+              <w:rPr>
+                <w:rFonts w:ascii="Calibri" w:cs="Calibri" w:eastAsia="Calibri" w:hAnsi="Calibri"/>
+                <w:b w:val="false"/>
+                <w:bCs w:val="false"/>
+                <w:color w:val="1F2937"/>
+                <w:sz w:val="16"/>
+                <w:szCs w:val="16"/>
+              </w:rPr>
+              <w:t xml:space="preserve">—</w:t>
+            </w:r>
+          </w:p>
+        </w:tc>
+        <w:tc>
+          <w:tcPr>
+            <w:tcW w:type="pct" w:w="9%"/>
+          </w:tcPr>
+          <w:p>
+            <w:pPr>
+              <w:spacing w:line="240"/>
+              <w:jc w:val="center"/>
+            </w:pPr>
+            <w:r>
+              <w:rPr>
+                <w:rFonts w:ascii="Calibri" w:cs="Calibri" w:eastAsia="Calibri" w:hAnsi="Calibri"/>
+                <w:b w:val="false"/>
+                <w:bCs w:val="false"/>
+                <w:color w:val="1F2937"/>
+                <w:sz w:val="16"/>
+                <w:szCs w:val="16"/>
+              </w:rPr>
+              <w:t xml:space="preserve">✓</w:t>
+            </w:r>
+          </w:p>
+        </w:tc>
+        <w:tc>
+          <w:tcPr>
+            <w:tcW w:type="pct" w:w="9%"/>
+          </w:tcPr>
+          <w:p>
+            <w:pPr>
+              <w:spacing w:line="240"/>
+              <w:jc w:val="center"/>
+            </w:pPr>
+            <w:r>
+              <w:rPr>
+                <w:rFonts w:ascii="Calibri" w:cs="Calibri" w:eastAsia="Calibri" w:hAnsi="Calibri"/>
+                <w:b w:val="false"/>
+                <w:bCs w:val="false"/>
+                <w:color w:val="1F2937"/>
+                <w:sz w:val="16"/>
+                <w:szCs w:val="16"/>
+              </w:rPr>
+              <w:t xml:space="preserve">—</w:t>
+            </w:r>
+          </w:p>
+        </w:tc>
+        <w:tc>
+          <w:tcPr>
+            <w:tcW w:type="pct" w:w="9%"/>
+          </w:tcPr>
+          <w:p>
+            <w:pPr>
+              <w:spacing w:line="240"/>
+              <w:jc w:val="center"/>
+            </w:pPr>
+            <w:r>
+              <w:rPr>
+                <w:rFonts w:ascii="Calibri" w:cs="Calibri" w:eastAsia="Calibri" w:hAnsi="Calibri"/>
+                <w:b w:val="false"/>
+                <w:bCs w:val="false"/>
+                <w:color w:val="1F2937"/>
+                <w:sz w:val="16"/>
+                <w:szCs w:val="16"/>
+              </w:rPr>
+              <w:t xml:space="preserve">—</w:t>
+            </w:r>
+          </w:p>
+        </w:tc>
+      </w:tr>
+      <w:tr>
+        <w:trPr>
+          <w:cantSplit/>
+          <w:tblHeader w:val="false"/>
+        </w:trPr>
+        <w:tc>
+          <w:tcPr>
+            <w:tcW w:type="pct" w:w="28%"/>
+          </w:tcPr>
+          <w:p>
+            <w:pPr>
+              <w:spacing w:line="240"/>
+              <w:jc w:val="left"/>
+            </w:pPr>
+            <w:r>
+              <w:rPr>
+                <w:rFonts w:ascii="Calibri" w:cs="Calibri" w:eastAsia="Calibri" w:hAnsi="Calibri"/>
+                <w:b w:val="false"/>
+                <w:bCs w:val="false"/>
+                <w:color w:val="1F2937"/>
+                <w:sz w:val="16"/>
+                <w:szCs w:val="16"/>
+              </w:rPr>
+              <w:t xml:space="preserve">Companies</w:t>
+            </w:r>
+          </w:p>
+        </w:tc>
+        <w:tc>
+          <w:tcPr>
+            <w:tcW w:type="pct" w:w="9%"/>
+          </w:tcPr>
+          <w:p>
+            <w:pPr>
+              <w:spacing w:line="240"/>
+              <w:jc w:val="center"/>
+            </w:pPr>
+            <w:r>
+              <w:rPr>
+                <w:rFonts w:ascii="Calibri" w:cs="Calibri" w:eastAsia="Calibri" w:hAnsi="Calibri"/>
+                <w:b w:val="false"/>
+                <w:bCs w:val="false"/>
+                <w:color w:val="1F2937"/>
+                <w:sz w:val="16"/>
+                <w:szCs w:val="16"/>
+              </w:rPr>
+              <w:t xml:space="preserve">✓</w:t>
+            </w:r>
+          </w:p>
+        </w:tc>
+        <w:tc>
+          <w:tcPr>
+            <w:tcW w:type="pct" w:w="9%"/>
+          </w:tcPr>
+          <w:p>
+            <w:pPr>
+              <w:spacing w:line="240"/>
+              <w:jc w:val="center"/>
+            </w:pPr>
+            <w:r>
+              <w:rPr>
+                <w:rFonts w:ascii="Calibri" w:cs="Calibri" w:eastAsia="Calibri" w:hAnsi="Calibri"/>
+                <w:b w:val="false"/>
+                <w:bCs w:val="false"/>
+                <w:color w:val="1F2937"/>
+                <w:sz w:val="16"/>
+                <w:szCs w:val="16"/>
+              </w:rPr>
+              <w:t xml:space="preserve">✓</w:t>
+            </w:r>
+          </w:p>
+        </w:tc>
+        <w:tc>
+          <w:tcPr>
+            <w:tcW w:type="pct" w:w="9%"/>
+          </w:tcPr>
+          <w:p>
+            <w:pPr>
+              <w:spacing w:line="240"/>
+              <w:jc w:val="center"/>
+            </w:pPr>
+            <w:r>
+              <w:rPr>
+                <w:rFonts w:ascii="Calibri" w:cs="Calibri" w:eastAsia="Calibri" w:hAnsi="Calibri"/>
+                <w:b w:val="false"/>
+                <w:bCs w:val="false"/>
+                <w:color w:val="1F2937"/>
+                <w:sz w:val="16"/>
+                <w:szCs w:val="16"/>
+              </w:rPr>
+              <w:t xml:space="preserve">—</w:t>
+            </w:r>
+          </w:p>
+        </w:tc>
+        <w:tc>
+          <w:tcPr>
+            <w:tcW w:type="pct" w:w="9%"/>
+          </w:tcPr>
+          <w:p>
+            <w:pPr>
+              <w:spacing w:line="240"/>
+              <w:jc w:val="center"/>
+            </w:pPr>
+            <w:r>
+              <w:rPr>
+                <w:rFonts w:ascii="Calibri" w:cs="Calibri" w:eastAsia="Calibri" w:hAnsi="Calibri"/>
+                <w:b w:val="false"/>
+                <w:bCs w:val="false"/>
+                <w:color w:val="1F2937"/>
+                <w:sz w:val="16"/>
+                <w:szCs w:val="16"/>
+              </w:rPr>
+              <w:t xml:space="preserve">—</w:t>
+            </w:r>
+          </w:p>
+        </w:tc>
+        <w:tc>
+          <w:tcPr>
+            <w:tcW w:type="pct" w:w="9%"/>
+          </w:tcPr>
+          <w:p>
+            <w:pPr>
+              <w:spacing w:line="240"/>
+              <w:jc w:val="center"/>
+            </w:pPr>
+            <w:r>
+              <w:rPr>
+                <w:rFonts w:ascii="Calibri" w:cs="Calibri" w:eastAsia="Calibri" w:hAnsi="Calibri"/>
+                <w:b w:val="false"/>
+                <w:bCs w:val="false"/>
+                <w:color w:val="1F2937"/>
+                <w:sz w:val="16"/>
+                <w:szCs w:val="16"/>
+              </w:rPr>
+              <w:t xml:space="preserve">—</w:t>
+            </w:r>
+          </w:p>
+        </w:tc>
+        <w:tc>
+          <w:tcPr>
+            <w:tcW w:type="pct" w:w="9%"/>
+          </w:tcPr>
+          <w:p>
+            <w:pPr>
+              <w:spacing w:line="240"/>
+              <w:jc w:val="center"/>
+            </w:pPr>
+            <w:r>
+              <w:rPr>
+                <w:rFonts w:ascii="Calibri" w:cs="Calibri" w:eastAsia="Calibri" w:hAnsi="Calibri"/>
+                <w:b w:val="false"/>
+                <w:bCs w:val="false"/>
+                <w:color w:val="1F2937"/>
+                <w:sz w:val="16"/>
+                <w:szCs w:val="16"/>
+              </w:rPr>
+              <w:t xml:space="preserve">—</w:t>
+            </w:r>
+          </w:p>
+        </w:tc>
+        <w:tc>
+          <w:tcPr>
+            <w:tcW w:type="pct" w:w="9%"/>
+          </w:tcPr>
+          <w:p>
+            <w:pPr>
+              <w:spacing w:line="240"/>
+              <w:jc w:val="center"/>
+            </w:pPr>
+            <w:r>
+              <w:rPr>
+                <w:rFonts w:ascii="Calibri" w:cs="Calibri" w:eastAsia="Calibri" w:hAnsi="Calibri"/>
+                <w:b w:val="false"/>
+                <w:bCs w:val="false"/>
+                <w:color w:val="1F2937"/>
+                <w:sz w:val="16"/>
+                <w:szCs w:val="16"/>
+              </w:rPr>
+              <w:t xml:space="preserve">✓</w:t>
+            </w:r>
+          </w:p>
+        </w:tc>
+        <w:tc>
+          <w:tcPr>
+            <w:tcW w:type="pct" w:w="9%"/>
+          </w:tcPr>
+          <w:p>
+            <w:pPr>
+              <w:spacing w:line="240"/>
+              <w:jc w:val="center"/>
+            </w:pPr>
+            <w:r>
+              <w:rPr>
+                <w:rFonts w:ascii="Calibri" w:cs="Calibri" w:eastAsia="Calibri" w:hAnsi="Calibri"/>
+                <w:b w:val="false"/>
+                <w:bCs w:val="false"/>
+                <w:color w:val="1F2937"/>
+                <w:sz w:val="16"/>
+                <w:szCs w:val="16"/>
+              </w:rPr>
+              <w:t xml:space="preserve">—</w:t>
+            </w:r>
+          </w:p>
+        </w:tc>
+      </w:tr>
+      <w:tr>
+        <w:trPr>
+          <w:cantSplit/>
+          <w:tblHeader w:val="false"/>
+        </w:trPr>
+        <w:tc>
+          <w:tcPr>
+            <w:tcW w:type="pct" w:w="28%"/>
+          </w:tcPr>
+          <w:p>
+            <w:pPr>
+              <w:spacing w:line="240"/>
+              <w:jc w:val="left"/>
+            </w:pPr>
+            <w:r>
+              <w:rPr>
+                <w:rFonts w:ascii="Calibri" w:cs="Calibri" w:eastAsia="Calibri" w:hAnsi="Calibri"/>
+                <w:b w:val="false"/>
+                <w:bCs w:val="false"/>
+                <w:color w:val="1F2937"/>
+                <w:sz w:val="16"/>
+                <w:szCs w:val="16"/>
+              </w:rPr>
+              <w:t xml:space="preserve">Jobs</w:t>
+            </w:r>
+          </w:p>
+        </w:tc>
+        <w:tc>
+          <w:tcPr>
+            <w:tcW w:type="pct" w:w="9%"/>
+          </w:tcPr>
+          <w:p>
+            <w:pPr>
+              <w:spacing w:line="240"/>
+              <w:jc w:val="center"/>
+            </w:pPr>
+            <w:r>
+              <w:rPr>
+                <w:rFonts w:ascii="Calibri" w:cs="Calibri" w:eastAsia="Calibri" w:hAnsi="Calibri"/>
+                <w:b w:val="false"/>
+                <w:bCs w:val="false"/>
+                <w:color w:val="1F2937"/>
+                <w:sz w:val="16"/>
+                <w:szCs w:val="16"/>
+              </w:rPr>
+              <w:t xml:space="preserve">✓</w:t>
+            </w:r>
+          </w:p>
+        </w:tc>
+        <w:tc>
+          <w:tcPr>
+            <w:tcW w:type="pct" w:w="9%"/>
+          </w:tcPr>
+          <w:p>
+            <w:pPr>
+              <w:spacing w:line="240"/>
+              <w:jc w:val="center"/>
+            </w:pPr>
+            <w:r>
+              <w:rPr>
+                <w:rFonts w:ascii="Calibri" w:cs="Calibri" w:eastAsia="Calibri" w:hAnsi="Calibri"/>
+                <w:b w:val="false"/>
+                <w:bCs w:val="false"/>
+                <w:color w:val="1F2937"/>
+                <w:sz w:val="16"/>
+                <w:szCs w:val="16"/>
+              </w:rPr>
+              <w:t xml:space="preserve">✓</w:t>
+            </w:r>
+          </w:p>
+        </w:tc>
+        <w:tc>
+          <w:tcPr>
+            <w:tcW w:type="pct" w:w="9%"/>
+          </w:tcPr>
+          <w:p>
+            <w:pPr>
+              <w:spacing w:line="240"/>
+              <w:jc w:val="center"/>
+            </w:pPr>
+            <w:r>
+              <w:rPr>
+                <w:rFonts w:ascii="Calibri" w:cs="Calibri" w:eastAsia="Calibri" w:hAnsi="Calibri"/>
+                <w:b w:val="false"/>
+                <w:bCs w:val="false"/>
+                <w:color w:val="1F2937"/>
+                <w:sz w:val="16"/>
+                <w:szCs w:val="16"/>
+              </w:rPr>
+              <w:t xml:space="preserve">—</w:t>
+            </w:r>
+          </w:p>
+        </w:tc>
+        <w:tc>
+          <w:tcPr>
+            <w:tcW w:type="pct" w:w="9%"/>
+          </w:tcPr>
+          <w:p>
+            <w:pPr>
+              <w:spacing w:line="240"/>
+              <w:jc w:val="center"/>
+            </w:pPr>
+            <w:r>
+              <w:rPr>
+                <w:rFonts w:ascii="Calibri" w:cs="Calibri" w:eastAsia="Calibri" w:hAnsi="Calibri"/>
+                <w:b w:val="false"/>
+                <w:bCs w:val="false"/>
+                <w:color w:val="1F2937"/>
+                <w:sz w:val="16"/>
+                <w:szCs w:val="16"/>
+              </w:rPr>
+              <w:t xml:space="preserve">—</w:t>
+            </w:r>
+          </w:p>
+        </w:tc>
+        <w:tc>
+          <w:tcPr>
+            <w:tcW w:type="pct" w:w="9%"/>
+          </w:tcPr>
+          <w:p>
+            <w:pPr>
+              <w:spacing w:line="240"/>
+              <w:jc w:val="center"/>
+            </w:pPr>
+            <w:r>
+              <w:rPr>
+                <w:rFonts w:ascii="Calibri" w:cs="Calibri" w:eastAsia="Calibri" w:hAnsi="Calibri"/>
+                <w:b w:val="false"/>
+                <w:bCs w:val="false"/>
+                <w:color w:val="1F2937"/>
+                <w:sz w:val="16"/>
+                <w:szCs w:val="16"/>
+              </w:rPr>
+              <w:t xml:space="preserve">—</w:t>
+            </w:r>
+          </w:p>
+        </w:tc>
+        <w:tc>
+          <w:tcPr>
+            <w:tcW w:type="pct" w:w="9%"/>
+          </w:tcPr>
+          <w:p>
+            <w:pPr>
+              <w:spacing w:line="240"/>
+              <w:jc w:val="center"/>
+            </w:pPr>
+            <w:r>
+              <w:rPr>
+                <w:rFonts w:ascii="Calibri" w:cs="Calibri" w:eastAsia="Calibri" w:hAnsi="Calibri"/>
+                <w:b w:val="false"/>
+                <w:bCs w:val="false"/>
+                <w:color w:val="1F2937"/>
+                <w:sz w:val="16"/>
+                <w:szCs w:val="16"/>
+              </w:rPr>
+              <w:t xml:space="preserve">—</w:t>
+            </w:r>
+          </w:p>
+        </w:tc>
+        <w:tc>
+          <w:tcPr>
+            <w:tcW w:type="pct" w:w="9%"/>
+          </w:tcPr>
+          <w:p>
+            <w:pPr>
+              <w:spacing w:line="240"/>
+              <w:jc w:val="center"/>
+            </w:pPr>
+            <w:r>
+              <w:rPr>
+                <w:rFonts w:ascii="Calibri" w:cs="Calibri" w:eastAsia="Calibri" w:hAnsi="Calibri"/>
+                <w:b w:val="false"/>
+                <w:bCs w:val="false"/>
+                <w:color w:val="1F2937"/>
+                <w:sz w:val="16"/>
+                <w:szCs w:val="16"/>
+              </w:rPr>
+              <w:t xml:space="preserve">✓</w:t>
+            </w:r>
+          </w:p>
+        </w:tc>
+        <w:tc>
+          <w:tcPr>
+            <w:tcW w:type="pct" w:w="9%"/>
+          </w:tcPr>
+          <w:p>
+            <w:pPr>
+              <w:spacing w:line="240"/>
+              <w:jc w:val="center"/>
+            </w:pPr>
+            <w:r>
+              <w:rPr>
+                <w:rFonts w:ascii="Calibri" w:cs="Calibri" w:eastAsia="Calibri" w:hAnsi="Calibri"/>
+                <w:b w:val="false"/>
+                <w:bCs w:val="false"/>
+                <w:color w:val="1F2937"/>
+                <w:sz w:val="16"/>
+                <w:szCs w:val="16"/>
+              </w:rPr>
+              <w:t xml:space="preserve">—</w:t>
+            </w:r>
+          </w:p>
+        </w:tc>
+      </w:tr>
+      <w:tr>
+        <w:trPr>
+          <w:cantSplit/>
+          <w:tblHeader w:val="false"/>
+        </w:trPr>
+        <w:tc>
+          <w:tcPr>
+            <w:tcW w:type="pct" w:w="28%"/>
+          </w:tcPr>
+          <w:p>
+            <w:pPr>
+              <w:spacing w:line="240"/>
+              <w:jc w:val="left"/>
+            </w:pPr>
+            <w:r>
+              <w:rPr>
+                <w:rFonts w:ascii="Calibri" w:cs="Calibri" w:eastAsia="Calibri" w:hAnsi="Calibri"/>
+                <w:b w:val="false"/>
+                <w:bCs w:val="false"/>
+                <w:color w:val="1F2937"/>
+                <w:sz w:val="16"/>
+                <w:szCs w:val="16"/>
+              </w:rPr>
+              <w:t xml:space="preserve">Placements</w:t>
+            </w:r>
+          </w:p>
+        </w:tc>
+        <w:tc>
+          <w:tcPr>
+            <w:tcW w:type="pct" w:w="9%"/>
+          </w:tcPr>
+          <w:p>
+            <w:pPr>
+              <w:spacing w:line="240"/>
+              <w:jc w:val="center"/>
+            </w:pPr>
+            <w:r>
+              <w:rPr>
+                <w:rFonts w:ascii="Calibri" w:cs="Calibri" w:eastAsia="Calibri" w:hAnsi="Calibri"/>
+                <w:b w:val="false"/>
+                <w:bCs w:val="false"/>
+                <w:color w:val="1F2937"/>
+                <w:sz w:val="16"/>
+                <w:szCs w:val="16"/>
+              </w:rPr>
+              <w:t xml:space="preserve">✓</w:t>
+            </w:r>
+          </w:p>
+        </w:tc>
+        <w:tc>
+          <w:tcPr>
+            <w:tcW w:type="pct" w:w="9%"/>
+          </w:tcPr>
+          <w:p>
+            <w:pPr>
+              <w:spacing w:line="240"/>
+              <w:jc w:val="center"/>
+            </w:pPr>
+            <w:r>
+              <w:rPr>
+                <w:rFonts w:ascii="Calibri" w:cs="Calibri" w:eastAsia="Calibri" w:hAnsi="Calibri"/>
+                <w:b w:val="false"/>
+                <w:bCs w:val="false"/>
+                <w:color w:val="1F2937"/>
+                <w:sz w:val="16"/>
+                <w:szCs w:val="16"/>
+              </w:rPr>
+              <w:t xml:space="preserve">✓</w:t>
+            </w:r>
+          </w:p>
+        </w:tc>
+        <w:tc>
+          <w:tcPr>
+            <w:tcW w:type="pct" w:w="9%"/>
+          </w:tcPr>
+          <w:p>
+            <w:pPr>
+              <w:spacing w:line="240"/>
+              <w:jc w:val="center"/>
+            </w:pPr>
+            <w:r>
+              <w:rPr>
+                <w:rFonts w:ascii="Calibri" w:cs="Calibri" w:eastAsia="Calibri" w:hAnsi="Calibri"/>
+                <w:b w:val="false"/>
+                <w:bCs w:val="false"/>
+                <w:color w:val="1F2937"/>
+                <w:sz w:val="16"/>
+                <w:szCs w:val="16"/>
+              </w:rPr>
+              <w:t xml:space="preserve">—</w:t>
+            </w:r>
+          </w:p>
+        </w:tc>
+        <w:tc>
+          <w:tcPr>
+            <w:tcW w:type="pct" w:w="9%"/>
+          </w:tcPr>
+          <w:p>
+            <w:pPr>
+              <w:spacing w:line="240"/>
+              <w:jc w:val="center"/>
+            </w:pPr>
+            <w:r>
+              <w:rPr>
+                <w:rFonts w:ascii="Calibri" w:cs="Calibri" w:eastAsia="Calibri" w:hAnsi="Calibri"/>
+                <w:b w:val="false"/>
+                <w:bCs w:val="false"/>
+                <w:color w:val="1F2937"/>
+                <w:sz w:val="16"/>
+                <w:szCs w:val="16"/>
+              </w:rPr>
+              <w:t xml:space="preserve">—</w:t>
+            </w:r>
+          </w:p>
+        </w:tc>
+        <w:tc>
+          <w:tcPr>
+            <w:tcW w:type="pct" w:w="9%"/>
+          </w:tcPr>
+          <w:p>
+            <w:pPr>
+              <w:spacing w:line="240"/>
+              <w:jc w:val="center"/>
+            </w:pPr>
+            <w:r>
+              <w:rPr>
+                <w:rFonts w:ascii="Calibri" w:cs="Calibri" w:eastAsia="Calibri" w:hAnsi="Calibri"/>
+                <w:b w:val="false"/>
+                <w:bCs w:val="false"/>
+                <w:color w:val="1F2937"/>
+                <w:sz w:val="16"/>
+                <w:szCs w:val="16"/>
+              </w:rPr>
+              <w:t xml:space="preserve">—</w:t>
+            </w:r>
+          </w:p>
+        </w:tc>
+        <w:tc>
+          <w:tcPr>
+            <w:tcW w:type="pct" w:w="9%"/>
+          </w:tcPr>
+          <w:p>
+            <w:pPr>
+              <w:spacing w:line="240"/>
+              <w:jc w:val="center"/>
+            </w:pPr>
+            <w:r>
+              <w:rPr>
+                <w:rFonts w:ascii="Calibri" w:cs="Calibri" w:eastAsia="Calibri" w:hAnsi="Calibri"/>
+                <w:b w:val="false"/>
+                <w:bCs w:val="false"/>
+                <w:color w:val="1F2937"/>
+                <w:sz w:val="16"/>
+                <w:szCs w:val="16"/>
+              </w:rPr>
+              <w:t xml:space="preserve">—</w:t>
+            </w:r>
+          </w:p>
+        </w:tc>
+        <w:tc>
+          <w:tcPr>
+            <w:tcW w:type="pct" w:w="9%"/>
+          </w:tcPr>
+          <w:p>
+            <w:pPr>
+              <w:spacing w:line="240"/>
+              <w:jc w:val="center"/>
+            </w:pPr>
+            <w:r>
+              <w:rPr>
+                <w:rFonts w:ascii="Calibri" w:cs="Calibri" w:eastAsia="Calibri" w:hAnsi="Calibri"/>
+                <w:b w:val="false"/>
+                <w:bCs w:val="false"/>
+                <w:color w:val="1F2937"/>
+                <w:sz w:val="16"/>
+                <w:szCs w:val="16"/>
+              </w:rPr>
+              <w:t xml:space="preserve">✓</w:t>
+            </w:r>
+          </w:p>
+        </w:tc>
+        <w:tc>
+          <w:tcPr>
+            <w:tcW w:type="pct" w:w="9%"/>
+          </w:tcPr>
+          <w:p>
+            <w:pPr>
+              <w:spacing w:line="240"/>
+              <w:jc w:val="center"/>
+            </w:pPr>
+            <w:r>
+              <w:rPr>
+                <w:rFonts w:ascii="Calibri" w:cs="Calibri" w:eastAsia="Calibri" w:hAnsi="Calibri"/>
+                <w:b w:val="false"/>
+                <w:bCs w:val="false"/>
+                <w:color w:val="1F2937"/>
+                <w:sz w:val="16"/>
+                <w:szCs w:val="16"/>
+              </w:rPr>
+              <w:t xml:space="preserve">—</w:t>
+            </w:r>
+          </w:p>
+        </w:tc>
+      </w:tr>
+      <w:tr>
+        <w:trPr>
+          <w:cantSplit/>
+          <w:tblHeader w:val="false"/>
+        </w:trPr>
+        <w:tc>
+          <w:tcPr>
+            <w:tcW w:type="pct" w:w="28%"/>
+          </w:tcPr>
+          <w:p>
+            <w:pPr>
+              <w:spacing w:line="240"/>
+              <w:jc w:val="left"/>
+            </w:pPr>
+            <w:r>
+              <w:rPr>
+                <w:rFonts w:ascii="Calibri" w:cs="Calibri" w:eastAsia="Calibri" w:hAnsi="Calibri"/>
+                <w:b w:val="false"/>
+                <w:bCs w:val="false"/>
+                <w:color w:val="1F2937"/>
+                <w:sz w:val="16"/>
+                <w:szCs w:val="16"/>
+              </w:rPr>
+              <w:t xml:space="preserve">Employees</w:t>
+            </w:r>
+          </w:p>
+        </w:tc>
+        <w:tc>
+          <w:tcPr>
+            <w:tcW w:type="pct" w:w="9%"/>
+          </w:tcPr>
+          <w:p>
+            <w:pPr>
+              <w:spacing w:line="240"/>
+              <w:jc w:val="center"/>
+            </w:pPr>
+            <w:r>
+              <w:rPr>
+                <w:rFonts w:ascii="Calibri" w:cs="Calibri" w:eastAsia="Calibri" w:hAnsi="Calibri"/>
+                <w:b w:val="false"/>
+                <w:bCs w:val="false"/>
+                <w:color w:val="1F2937"/>
+                <w:sz w:val="16"/>
+                <w:szCs w:val="16"/>
+              </w:rPr>
+              <w:t xml:space="preserve">✓</w:t>
+            </w:r>
+          </w:p>
+        </w:tc>
+        <w:tc>
+          <w:tcPr>
+            <w:tcW w:type="pct" w:w="9%"/>
+          </w:tcPr>
+          <w:p>
+            <w:pPr>
+              <w:spacing w:line="240"/>
+              <w:jc w:val="center"/>
+            </w:pPr>
+            <w:r>
+              <w:rPr>
+                <w:rFonts w:ascii="Calibri" w:cs="Calibri" w:eastAsia="Calibri" w:hAnsi="Calibri"/>
+                <w:b w:val="false"/>
+                <w:bCs w:val="false"/>
+                <w:color w:val="1F2937"/>
+                <w:sz w:val="16"/>
+                <w:szCs w:val="16"/>
+              </w:rPr>
+              <w:t xml:space="preserve">✓</w:t>
+            </w:r>
+          </w:p>
+        </w:tc>
+        <w:tc>
+          <w:tcPr>
+            <w:tcW w:type="pct" w:w="9%"/>
+          </w:tcPr>
+          <w:p>
+            <w:pPr>
+              <w:spacing w:line="240"/>
+              <w:jc w:val="center"/>
+            </w:pPr>
+            <w:r>
+              <w:rPr>
+                <w:rFonts w:ascii="Calibri" w:cs="Calibri" w:eastAsia="Calibri" w:hAnsi="Calibri"/>
+                <w:b w:val="false"/>
+                <w:bCs w:val="false"/>
+                <w:color w:val="1F2937"/>
+                <w:sz w:val="16"/>
+                <w:szCs w:val="16"/>
+              </w:rPr>
+              <w:t xml:space="preserve">✓</w:t>
+            </w:r>
+          </w:p>
+        </w:tc>
+        <w:tc>
+          <w:tcPr>
+            <w:tcW w:type="pct" w:w="9%"/>
+          </w:tcPr>
+          <w:p>
+            <w:pPr>
+              <w:spacing w:line="240"/>
+              <w:jc w:val="center"/>
+            </w:pPr>
+            <w:r>
+              <w:rPr>
+                <w:rFonts w:ascii="Calibri" w:cs="Calibri" w:eastAsia="Calibri" w:hAnsi="Calibri"/>
+                <w:b w:val="false"/>
+                <w:bCs w:val="false"/>
+                <w:color w:val="1F2937"/>
+                <w:sz w:val="16"/>
+                <w:szCs w:val="16"/>
+              </w:rPr>
+              <w:t xml:space="preserve">—</w:t>
+            </w:r>
+          </w:p>
+        </w:tc>
+        <w:tc>
+          <w:tcPr>
+            <w:tcW w:type="pct" w:w="9%"/>
+          </w:tcPr>
+          <w:p>
+            <w:pPr>
+              <w:spacing w:line="240"/>
+              <w:jc w:val="center"/>
+            </w:pPr>
+            <w:r>
+              <w:rPr>
+                <w:rFonts w:ascii="Calibri" w:cs="Calibri" w:eastAsia="Calibri" w:hAnsi="Calibri"/>
+                <w:b w:val="false"/>
+                <w:bCs w:val="false"/>
+                <w:color w:val="1F2937"/>
+                <w:sz w:val="16"/>
+                <w:szCs w:val="16"/>
+              </w:rPr>
+              <w:t xml:space="preserve">—</w:t>
+            </w:r>
+          </w:p>
+        </w:tc>
+        <w:tc>
+          <w:tcPr>
+            <w:tcW w:type="pct" w:w="9%"/>
+          </w:tcPr>
+          <w:p>
+            <w:pPr>
+              <w:spacing w:line="240"/>
+              <w:jc w:val="center"/>
+            </w:pPr>
+            <w:r>
+              <w:rPr>
+                <w:rFonts w:ascii="Calibri" w:cs="Calibri" w:eastAsia="Calibri" w:hAnsi="Calibri"/>
+                <w:b w:val="false"/>
+                <w:bCs w:val="false"/>
+                <w:color w:val="1F2937"/>
+                <w:sz w:val="16"/>
+                <w:szCs w:val="16"/>
+              </w:rPr>
+              <w:t xml:space="preserve">—</w:t>
+            </w:r>
+          </w:p>
+        </w:tc>
+        <w:tc>
+          <w:tcPr>
+            <w:tcW w:type="pct" w:w="9%"/>
+          </w:tcPr>
+          <w:p>
+            <w:pPr>
+              <w:spacing w:line="240"/>
+              <w:jc w:val="center"/>
+            </w:pPr>
+            <w:r>
+              <w:rPr>
+                <w:rFonts w:ascii="Calibri" w:cs="Calibri" w:eastAsia="Calibri" w:hAnsi="Calibri"/>
+                <w:b w:val="false"/>
+                <w:bCs w:val="false"/>
+                <w:color w:val="1F2937"/>
+                <w:sz w:val="16"/>
+                <w:szCs w:val="16"/>
+              </w:rPr>
+              <w:t xml:space="preserve">—</w:t>
+            </w:r>
+          </w:p>
+        </w:tc>
+        <w:tc>
+          <w:tcPr>
+            <w:tcW w:type="pct" w:w="9%"/>
+          </w:tcPr>
+          <w:p>
+            <w:pPr>
+              <w:spacing w:line="240"/>
+              <w:jc w:val="center"/>
+            </w:pPr>
+            <w:r>
+              <w:rPr>
+                <w:rFonts w:ascii="Calibri" w:cs="Calibri" w:eastAsia="Calibri" w:hAnsi="Calibri"/>
+                <w:b w:val="false"/>
+                <w:bCs w:val="false"/>
+                <w:color w:val="1F2937"/>
+                <w:sz w:val="16"/>
+                <w:szCs w:val="16"/>
+              </w:rPr>
+              <w:t xml:space="preserve">—</w:t>
+            </w:r>
+          </w:p>
+        </w:tc>
+      </w:tr>
+      <w:tr>
+        <w:trPr>
+          <w:cantSplit/>
+          <w:tblHeader w:val="false"/>
+        </w:trPr>
+        <w:tc>
+          <w:tcPr>
+            <w:tcW w:type="pct" w:w="28%"/>
+          </w:tcPr>
+          <w:p>
+            <w:pPr>
+              <w:spacing w:line="240"/>
+              <w:jc w:val="left"/>
+            </w:pPr>
+            <w:r>
+              <w:rPr>
+                <w:rFonts w:ascii="Calibri" w:cs="Calibri" w:eastAsia="Calibri" w:hAnsi="Calibri"/>
+                <w:b w:val="false"/>
+                <w:bCs w:val="false"/>
+                <w:color w:val="1F2937"/>
+                <w:sz w:val="16"/>
+                <w:szCs w:val="16"/>
+              </w:rPr>
+              <w:t xml:space="preserve">Offices</w:t>
+            </w:r>
+          </w:p>
+        </w:tc>
+        <w:tc>
+          <w:tcPr>
+            <w:tcW w:type="pct" w:w="9%"/>
+          </w:tcPr>
+          <w:p>
+            <w:pPr>
+              <w:spacing w:line="240"/>
+              <w:jc w:val="center"/>
+            </w:pPr>
+            <w:r>
+              <w:rPr>
+                <w:rFonts w:ascii="Calibri" w:cs="Calibri" w:eastAsia="Calibri" w:hAnsi="Calibri"/>
+                <w:b w:val="false"/>
+                <w:bCs w:val="false"/>
+                <w:color w:val="1F2937"/>
+                <w:sz w:val="16"/>
+                <w:szCs w:val="16"/>
+              </w:rPr>
+              <w:t xml:space="preserve">✓</w:t>
+            </w:r>
+          </w:p>
+        </w:tc>
+        <w:tc>
+          <w:tcPr>
+            <w:tcW w:type="pct" w:w="9%"/>
+          </w:tcPr>
+          <w:p>
+            <w:pPr>
+              <w:spacing w:line="240"/>
+              <w:jc w:val="center"/>
+            </w:pPr>
+            <w:r>
+              <w:rPr>
+                <w:rFonts w:ascii="Calibri" w:cs="Calibri" w:eastAsia="Calibri" w:hAnsi="Calibri"/>
+                <w:b w:val="false"/>
+                <w:bCs w:val="false"/>
+                <w:color w:val="1F2937"/>
+                <w:sz w:val="16"/>
+                <w:szCs w:val="16"/>
+              </w:rPr>
+              <w:t xml:space="preserve">✓</w:t>
+            </w:r>
+          </w:p>
+        </w:tc>
+        <w:tc>
+          <w:tcPr>
+            <w:tcW w:type="pct" w:w="9%"/>
+          </w:tcPr>
+          <w:p>
+            <w:pPr>
+              <w:spacing w:line="240"/>
+              <w:jc w:val="center"/>
+            </w:pPr>
+            <w:r>
+              <w:rPr>
+                <w:rFonts w:ascii="Calibri" w:cs="Calibri" w:eastAsia="Calibri" w:hAnsi="Calibri"/>
+                <w:b w:val="false"/>
+                <w:bCs w:val="false"/>
+                <w:color w:val="1F2937"/>
+                <w:sz w:val="16"/>
+                <w:szCs w:val="16"/>
+              </w:rPr>
+              <w:t xml:space="preserve">view</w:t>
+            </w:r>
+          </w:p>
+        </w:tc>
+        <w:tc>
+          <w:tcPr>
+            <w:tcW w:type="pct" w:w="9%"/>
+          </w:tcPr>
+          <w:p>
+            <w:pPr>
+              <w:spacing w:line="240"/>
+              <w:jc w:val="center"/>
+            </w:pPr>
+            <w:r>
+              <w:rPr>
+                <w:rFonts w:ascii="Calibri" w:cs="Calibri" w:eastAsia="Calibri" w:hAnsi="Calibri"/>
+                <w:b w:val="false"/>
+                <w:bCs w:val="false"/>
+                <w:color w:val="1F2937"/>
+                <w:sz w:val="16"/>
+                <w:szCs w:val="16"/>
+              </w:rPr>
+              <w:t xml:space="preserve">—</w:t>
+            </w:r>
+          </w:p>
+        </w:tc>
+        <w:tc>
+          <w:tcPr>
+            <w:tcW w:type="pct" w:w="9%"/>
+          </w:tcPr>
+          <w:p>
+            <w:pPr>
+              <w:spacing w:line="240"/>
+              <w:jc w:val="center"/>
+            </w:pPr>
+            <w:r>
+              <w:rPr>
+                <w:rFonts w:ascii="Calibri" w:cs="Calibri" w:eastAsia="Calibri" w:hAnsi="Calibri"/>
+                <w:b w:val="false"/>
+                <w:bCs w:val="false"/>
+                <w:color w:val="1F2937"/>
+                <w:sz w:val="16"/>
+                <w:szCs w:val="16"/>
+              </w:rPr>
+              <w:t xml:space="preserve">—</w:t>
+            </w:r>
+          </w:p>
+        </w:tc>
+        <w:tc>
+          <w:tcPr>
+            <w:tcW w:type="pct" w:w="9%"/>
+          </w:tcPr>
+          <w:p>
+            <w:pPr>
+              <w:spacing w:line="240"/>
+              <w:jc w:val="center"/>
+            </w:pPr>
+            <w:r>
+              <w:rPr>
+                <w:rFonts w:ascii="Calibri" w:cs="Calibri" w:eastAsia="Calibri" w:hAnsi="Calibri"/>
+                <w:b w:val="false"/>
+                <w:bCs w:val="false"/>
+                <w:color w:val="1F2937"/>
+                <w:sz w:val="16"/>
+                <w:szCs w:val="16"/>
+              </w:rPr>
+              <w:t xml:space="preserve">—</w:t>
+            </w:r>
+          </w:p>
+        </w:tc>
+        <w:tc>
+          <w:tcPr>
+            <w:tcW w:type="pct" w:w="9%"/>
+          </w:tcPr>
+          <w:p>
+            <w:pPr>
+              <w:spacing w:line="240"/>
+              <w:jc w:val="center"/>
+            </w:pPr>
+            <w:r>
+              <w:rPr>
+                <w:rFonts w:ascii="Calibri" w:cs="Calibri" w:eastAsia="Calibri" w:hAnsi="Calibri"/>
+                <w:b w:val="false"/>
+                <w:bCs w:val="false"/>
+                <w:color w:val="1F2937"/>
+                <w:sz w:val="16"/>
+                <w:szCs w:val="16"/>
+              </w:rPr>
+              <w:t xml:space="preserve">—</w:t>
+            </w:r>
+          </w:p>
+        </w:tc>
+        <w:tc>
+          <w:tcPr>
+            <w:tcW w:type="pct" w:w="9%"/>
+          </w:tcPr>
+          <w:p>
+            <w:pPr>
+              <w:spacing w:line="240"/>
+              <w:jc w:val="center"/>
+            </w:pPr>
+            <w:r>
+              <w:rPr>
+                <w:rFonts w:ascii="Calibri" w:cs="Calibri" w:eastAsia="Calibri" w:hAnsi="Calibri"/>
+                <w:b w:val="false"/>
+                <w:bCs w:val="false"/>
+                <w:color w:val="1F2937"/>
+                <w:sz w:val="16"/>
+                <w:szCs w:val="16"/>
+              </w:rPr>
+              <w:t xml:space="preserve">—</w:t>
+            </w:r>
+          </w:p>
+        </w:tc>
+      </w:tr>
+      <w:tr>
+        <w:trPr>
+          <w:cantSplit/>
+          <w:tblHeader w:val="false"/>
+        </w:trPr>
+        <w:tc>
+          <w:tcPr>
+            <w:tcW w:type="pct" w:w="28%"/>
+          </w:tcPr>
+          <w:p>
+            <w:pPr>
+              <w:spacing w:line="240"/>
+              <w:jc w:val="left"/>
+            </w:pPr>
+            <w:r>
+              <w:rPr>
+                <w:rFonts w:ascii="Calibri" w:cs="Calibri" w:eastAsia="Calibri" w:hAnsi="Calibri"/>
+                <w:b w:val="false"/>
+                <w:bCs w:val="false"/>
+                <w:color w:val="1F2937"/>
+                <w:sz w:val="16"/>
+                <w:szCs w:val="16"/>
+              </w:rPr>
+              <w:t xml:space="preserve">Audit Logs</w:t>
+            </w:r>
+          </w:p>
+        </w:tc>
+        <w:tc>
+          <w:tcPr>
+            <w:tcW w:type="pct" w:w="9%"/>
+          </w:tcPr>
+          <w:p>
+            <w:pPr>
+              <w:spacing w:line="240"/>
+              <w:jc w:val="center"/>
+            </w:pPr>
+            <w:r>
+              <w:rPr>
+                <w:rFonts w:ascii="Calibri" w:cs="Calibri" w:eastAsia="Calibri" w:hAnsi="Calibri"/>
+                <w:b w:val="false"/>
+                <w:bCs w:val="false"/>
+                <w:color w:val="1F2937"/>
+                <w:sz w:val="16"/>
+                <w:szCs w:val="16"/>
+              </w:rPr>
+              <w:t xml:space="preserve">✓</w:t>
+            </w:r>
+          </w:p>
+        </w:tc>
+        <w:tc>
+          <w:tcPr>
+            <w:tcW w:type="pct" w:w="9%"/>
+          </w:tcPr>
+          <w:p>
+            <w:pPr>
+              <w:spacing w:line="240"/>
+              <w:jc w:val="center"/>
+            </w:pPr>
+            <w:r>
+              <w:rPr>
+                <w:rFonts w:ascii="Calibri" w:cs="Calibri" w:eastAsia="Calibri" w:hAnsi="Calibri"/>
+                <w:b w:val="false"/>
+                <w:bCs w:val="false"/>
+                <w:color w:val="1F2937"/>
+                <w:sz w:val="16"/>
+                <w:szCs w:val="16"/>
+              </w:rPr>
+              <w:t xml:space="preserve">✓</w:t>
+            </w:r>
+          </w:p>
+        </w:tc>
+        <w:tc>
+          <w:tcPr>
+            <w:tcW w:type="pct" w:w="9%"/>
+          </w:tcPr>
+          <w:p>
+            <w:pPr>
+              <w:spacing w:line="240"/>
+              <w:jc w:val="center"/>
+            </w:pPr>
+            <w:r>
+              <w:rPr>
+                <w:rFonts w:ascii="Calibri" w:cs="Calibri" w:eastAsia="Calibri" w:hAnsi="Calibri"/>
+                <w:b w:val="false"/>
+                <w:bCs w:val="false"/>
+                <w:color w:val="1F2937"/>
+                <w:sz w:val="16"/>
+                <w:szCs w:val="16"/>
+              </w:rPr>
+              <w:t xml:space="preserve">—</w:t>
+            </w:r>
+          </w:p>
+        </w:tc>
+        <w:tc>
+          <w:tcPr>
+            <w:tcW w:type="pct" w:w="9%"/>
+          </w:tcPr>
+          <w:p>
+            <w:pPr>
+              <w:spacing w:line="240"/>
+              <w:jc w:val="center"/>
+            </w:pPr>
+            <w:r>
+              <w:rPr>
+                <w:rFonts w:ascii="Calibri" w:cs="Calibri" w:eastAsia="Calibri" w:hAnsi="Calibri"/>
+                <w:b w:val="false"/>
+                <w:bCs w:val="false"/>
+                <w:color w:val="1F2937"/>
+                <w:sz w:val="16"/>
+                <w:szCs w:val="16"/>
+              </w:rPr>
+              <w:t xml:space="preserve">—</w:t>
+            </w:r>
+          </w:p>
+        </w:tc>
+        <w:tc>
+          <w:tcPr>
+            <w:tcW w:type="pct" w:w="9%"/>
+          </w:tcPr>
+          <w:p>
+            <w:pPr>
+              <w:spacing w:line="240"/>
+              <w:jc w:val="center"/>
+            </w:pPr>
+            <w:r>
+              <w:rPr>
+                <w:rFonts w:ascii="Calibri" w:cs="Calibri" w:eastAsia="Calibri" w:hAnsi="Calibri"/>
+                <w:b w:val="false"/>
+                <w:bCs w:val="false"/>
+                <w:color w:val="1F2937"/>
+                <w:sz w:val="16"/>
+                <w:szCs w:val="16"/>
+              </w:rPr>
+              <w:t xml:space="preserve">—</w:t>
+            </w:r>
+          </w:p>
+        </w:tc>
+        <w:tc>
+          <w:tcPr>
+            <w:tcW w:type="pct" w:w="9%"/>
+          </w:tcPr>
+          <w:p>
+            <w:pPr>
+              <w:spacing w:line="240"/>
+              <w:jc w:val="center"/>
+            </w:pPr>
+            <w:r>
+              <w:rPr>
+                <w:rFonts w:ascii="Calibri" w:cs="Calibri" w:eastAsia="Calibri" w:hAnsi="Calibri"/>
+                <w:b w:val="false"/>
+                <w:bCs w:val="false"/>
+                <w:color w:val="1F2937"/>
+                <w:sz w:val="16"/>
+                <w:szCs w:val="16"/>
+              </w:rPr>
+              <w:t xml:space="preserve">—</w:t>
+            </w:r>
+          </w:p>
+        </w:tc>
+        <w:tc>
+          <w:tcPr>
+            <w:tcW w:type="pct" w:w="9%"/>
+          </w:tcPr>
+          <w:p>
+            <w:pPr>
+              <w:spacing w:line="240"/>
+              <w:jc w:val="center"/>
+            </w:pPr>
+            <w:r>
+              <w:rPr>
+                <w:rFonts w:ascii="Calibri" w:cs="Calibri" w:eastAsia="Calibri" w:hAnsi="Calibri"/>
+                <w:b w:val="false"/>
+                <w:bCs w:val="false"/>
+                <w:color w:val="1F2937"/>
+                <w:sz w:val="16"/>
+                <w:szCs w:val="16"/>
+              </w:rPr>
+              <w:t xml:space="preserve">—</w:t>
+            </w:r>
+          </w:p>
+        </w:tc>
+        <w:tc>
+          <w:tcPr>
+            <w:tcW w:type="pct" w:w="9%"/>
+          </w:tcPr>
+          <w:p>
+            <w:pPr>
+              <w:spacing w:line="240"/>
+              <w:jc w:val="center"/>
+            </w:pPr>
+            <w:r>
+              <w:rPr>
+                <w:rFonts w:ascii="Calibri" w:cs="Calibri" w:eastAsia="Calibri" w:hAnsi="Calibri"/>
+                <w:b w:val="false"/>
+                <w:bCs w:val="false"/>
+                <w:color w:val="1F2937"/>
+                <w:sz w:val="16"/>
+                <w:szCs w:val="16"/>
+              </w:rPr>
+              <w:t xml:space="preserve">—</w:t>
+            </w:r>
+          </w:p>
+        </w:tc>
+      </w:tr>
+      <w:tr>
+        <w:trPr>
+          <w:cantSplit/>
+          <w:tblHeader w:val="false"/>
+        </w:trPr>
+        <w:tc>
+          <w:tcPr>
+            <w:tcW w:type="pct" w:w="28%"/>
+          </w:tcPr>
+          <w:p>
+            <w:pPr>
+              <w:spacing w:line="240"/>
+              <w:jc w:val="left"/>
+            </w:pPr>
+            <w:r>
+              <w:rPr>
+                <w:rFonts w:ascii="Calibri" w:cs="Calibri" w:eastAsia="Calibri" w:hAnsi="Calibri"/>
+                <w:b w:val="false"/>
+                <w:bCs w:val="false"/>
+                <w:color w:val="1F2937"/>
+                <w:sz w:val="16"/>
+                <w:szCs w:val="16"/>
+              </w:rPr>
+              <w:t xml:space="preserve">Reports</w:t>
+            </w:r>
+          </w:p>
+        </w:tc>
+        <w:tc>
+          <w:tcPr>
+            <w:tcW w:type="pct" w:w="9%"/>
+          </w:tcPr>
+          <w:p>
+            <w:pPr>
+              <w:spacing w:line="240"/>
+              <w:jc w:val="center"/>
+            </w:pPr>
+            <w:r>
+              <w:rPr>
+                <w:rFonts w:ascii="Calibri" w:cs="Calibri" w:eastAsia="Calibri" w:hAnsi="Calibri"/>
+                <w:b w:val="false"/>
+                <w:bCs w:val="false"/>
+                <w:color w:val="1F2937"/>
+                <w:sz w:val="16"/>
+                <w:szCs w:val="16"/>
+              </w:rPr>
+              <w:t xml:space="preserve">✓</w:t>
+            </w:r>
+          </w:p>
+        </w:tc>
+        <w:tc>
+          <w:tcPr>
+            <w:tcW w:type="pct" w:w="9%"/>
+          </w:tcPr>
+          <w:p>
+            <w:pPr>
+              <w:spacing w:line="240"/>
+              <w:jc w:val="center"/>
+            </w:pPr>
+            <w:r>
+              <w:rPr>
+                <w:rFonts w:ascii="Calibri" w:cs="Calibri" w:eastAsia="Calibri" w:hAnsi="Calibri"/>
+                <w:b w:val="false"/>
+                <w:bCs w:val="false"/>
+                <w:color w:val="1F2937"/>
+                <w:sz w:val="16"/>
+                <w:szCs w:val="16"/>
+              </w:rPr>
+              <w:t xml:space="preserve">✓</w:t>
+            </w:r>
+          </w:p>
+        </w:tc>
+        <w:tc>
+          <w:tcPr>
+            <w:tcW w:type="pct" w:w="9%"/>
+          </w:tcPr>
+          <w:p>
+            <w:pPr>
+              <w:spacing w:line="240"/>
+              <w:jc w:val="center"/>
+            </w:pPr>
+            <w:r>
+              <w:rPr>
+                <w:rFonts w:ascii="Calibri" w:cs="Calibri" w:eastAsia="Calibri" w:hAnsi="Calibri"/>
+                <w:b w:val="false"/>
+                <w:bCs w:val="false"/>
+                <w:color w:val="1F2937"/>
+                <w:sz w:val="16"/>
+                <w:szCs w:val="16"/>
+              </w:rPr>
+              <w:t xml:space="preserve">✓</w:t>
+            </w:r>
+          </w:p>
+        </w:tc>
+        <w:tc>
+          <w:tcPr>
+            <w:tcW w:type="pct" w:w="9%"/>
+          </w:tcPr>
+          <w:p>
+            <w:pPr>
+              <w:spacing w:line="240"/>
+              <w:jc w:val="center"/>
+            </w:pPr>
+            <w:r>
+              <w:rPr>
+                <w:rFonts w:ascii="Calibri" w:cs="Calibri" w:eastAsia="Calibri" w:hAnsi="Calibri"/>
+                <w:b w:val="false"/>
+                <w:bCs w:val="false"/>
+                <w:color w:val="1F2937"/>
+                <w:sz w:val="16"/>
+                <w:szCs w:val="16"/>
+              </w:rPr>
+              <w:t xml:space="preserve">—</w:t>
+            </w:r>
+          </w:p>
+        </w:tc>
+        <w:tc>
+          <w:tcPr>
+            <w:tcW w:type="pct" w:w="9%"/>
+          </w:tcPr>
+          <w:p>
+            <w:pPr>
+              <w:spacing w:line="240"/>
+              <w:jc w:val="center"/>
+            </w:pPr>
+            <w:r>
+              <w:rPr>
+                <w:rFonts w:ascii="Calibri" w:cs="Calibri" w:eastAsia="Calibri" w:hAnsi="Calibri"/>
+                <w:b w:val="false"/>
+                <w:bCs w:val="false"/>
+                <w:color w:val="1F2937"/>
+                <w:sz w:val="16"/>
+                <w:szCs w:val="16"/>
+              </w:rPr>
+              <w:t xml:space="preserve">—</w:t>
+            </w:r>
+          </w:p>
+        </w:tc>
+        <w:tc>
+          <w:tcPr>
+            <w:tcW w:type="pct" w:w="9%"/>
+          </w:tcPr>
+          <w:p>
+            <w:pPr>
+              <w:spacing w:line="240"/>
+              <w:jc w:val="center"/>
+            </w:pPr>
+            <w:r>
+              <w:rPr>
+                <w:rFonts w:ascii="Calibri" w:cs="Calibri" w:eastAsia="Calibri" w:hAnsi="Calibri"/>
+                <w:b w:val="false"/>
+                <w:bCs w:val="false"/>
+                <w:color w:val="1F2937"/>
+                <w:sz w:val="16"/>
+                <w:szCs w:val="16"/>
+              </w:rPr>
+              <w:t xml:space="preserve">✓</w:t>
+            </w:r>
+          </w:p>
+        </w:tc>
+        <w:tc>
+          <w:tcPr>
+            <w:tcW w:type="pct" w:w="9%"/>
+          </w:tcPr>
+          <w:p>
+            <w:pPr>
+              <w:spacing w:line="240"/>
+              <w:jc w:val="center"/>
+            </w:pPr>
+            <w:r>
+              <w:rPr>
+                <w:rFonts w:ascii="Calibri" w:cs="Calibri" w:eastAsia="Calibri" w:hAnsi="Calibri"/>
+                <w:b w:val="false"/>
+                <w:bCs w:val="false"/>
+                <w:color w:val="1F2937"/>
+                <w:sz w:val="16"/>
+                <w:szCs w:val="16"/>
+              </w:rPr>
+              <w:t xml:space="preserve">—</w:t>
+            </w:r>
+          </w:p>
+        </w:tc>
+        <w:tc>
+          <w:tcPr>
+            <w:tcW w:type="pct" w:w="9%"/>
+          </w:tcPr>
+          <w:p>
+            <w:pPr>
+              <w:spacing w:line="240"/>
+              <w:jc w:val="center"/>
+            </w:pPr>
+            <w:r>
+              <w:rPr>
+                <w:rFonts w:ascii="Calibri" w:cs="Calibri" w:eastAsia="Calibri" w:hAnsi="Calibri"/>
+                <w:b w:val="false"/>
+                <w:bCs w:val="false"/>
+                <w:color w:val="1F2937"/>
+                <w:sz w:val="16"/>
+                <w:szCs w:val="16"/>
+              </w:rPr>
+              <w:t xml:space="preserve">—</w:t>
+            </w:r>
+          </w:p>
+        </w:tc>
+      </w:tr>
+      <w:tr>
+        <w:trPr>
+          <w:cantSplit/>
+          <w:tblHeader w:val="false"/>
+        </w:trPr>
+        <w:tc>
+          <w:tcPr>
+            <w:tcW w:type="pct" w:w="28%"/>
+          </w:tcPr>
+          <w:p>
+            <w:pPr>
+              <w:spacing w:line="240"/>
+              <w:jc w:val="left"/>
+            </w:pPr>
+            <w:r>
+              <w:rPr>
+                <w:rFonts w:ascii="Calibri" w:cs="Calibri" w:eastAsia="Calibri" w:hAnsi="Calibri"/>
+                <w:b w:val="false"/>
+                <w:bCs w:val="false"/>
+                <w:color w:val="1F2937"/>
+                <w:sz w:val="16"/>
+                <w:szCs w:val="16"/>
+              </w:rPr>
+              <w:t xml:space="preserve">Settings</w:t>
+            </w:r>
+          </w:p>
+        </w:tc>
+        <w:tc>
+          <w:tcPr>
+            <w:tcW w:type="pct" w:w="9%"/>
+          </w:tcPr>
+          <w:p>
+            <w:pPr>
+              <w:spacing w:line="240"/>
+              <w:jc w:val="center"/>
+            </w:pPr>
+            <w:r>
+              <w:rPr>
+                <w:rFonts w:ascii="Calibri" w:cs="Calibri" w:eastAsia="Calibri" w:hAnsi="Calibri"/>
+                <w:b w:val="false"/>
+                <w:bCs w:val="false"/>
+                <w:color w:val="1F2937"/>
+                <w:sz w:val="16"/>
+                <w:szCs w:val="16"/>
+              </w:rPr>
+              <w:t xml:space="preserve">✓</w:t>
+            </w:r>
+          </w:p>
+        </w:tc>
+        <w:tc>
+          <w:tcPr>
+            <w:tcW w:type="pct" w:w="9%"/>
+          </w:tcPr>
+          <w:p>
+            <w:pPr>
+              <w:spacing w:line="240"/>
+              <w:jc w:val="center"/>
+            </w:pPr>
+            <w:r>
+              <w:rPr>
+                <w:rFonts w:ascii="Calibri" w:cs="Calibri" w:eastAsia="Calibri" w:hAnsi="Calibri"/>
+                <w:b w:val="false"/>
+                <w:bCs w:val="false"/>
+                <w:color w:val="1F2937"/>
+                <w:sz w:val="16"/>
+                <w:szCs w:val="16"/>
+              </w:rPr>
+              <w:t xml:space="preserve">✓</w:t>
+            </w:r>
+          </w:p>
+        </w:tc>
+        <w:tc>
+          <w:tcPr>
+            <w:tcW w:type="pct" w:w="9%"/>
+          </w:tcPr>
+          <w:p>
+            <w:pPr>
+              <w:spacing w:line="240"/>
+              <w:jc w:val="center"/>
+            </w:pPr>
+            <w:r>
+              <w:rPr>
+                <w:rFonts w:ascii="Calibri" w:cs="Calibri" w:eastAsia="Calibri" w:hAnsi="Calibri"/>
+                <w:b w:val="false"/>
+                <w:bCs w:val="false"/>
+                <w:color w:val="1F2937"/>
+                <w:sz w:val="16"/>
+                <w:szCs w:val="16"/>
+              </w:rPr>
+              <w:t xml:space="preserve">—</w:t>
+            </w:r>
+          </w:p>
+        </w:tc>
+        <w:tc>
+          <w:tcPr>
+            <w:tcW w:type="pct" w:w="9%"/>
+          </w:tcPr>
+          <w:p>
+            <w:pPr>
+              <w:spacing w:line="240"/>
+              <w:jc w:val="center"/>
+            </w:pPr>
+            <w:r>
+              <w:rPr>
+                <w:rFonts w:ascii="Calibri" w:cs="Calibri" w:eastAsia="Calibri" w:hAnsi="Calibri"/>
+                <w:b w:val="false"/>
+                <w:bCs w:val="false"/>
+                <w:color w:val="1F2937"/>
+                <w:sz w:val="16"/>
+                <w:szCs w:val="16"/>
+              </w:rPr>
+              <w:t xml:space="preserve">self</w:t>
+            </w:r>
+          </w:p>
+        </w:tc>
+        <w:tc>
+          <w:tcPr>
+            <w:tcW w:type="pct" w:w="9%"/>
+          </w:tcPr>
+          <w:p>
+            <w:pPr>
+              <w:spacing w:line="240"/>
+              <w:jc w:val="center"/>
+            </w:pPr>
+            <w:r>
+              <w:rPr>
+                <w:rFonts w:ascii="Calibri" w:cs="Calibri" w:eastAsia="Calibri" w:hAnsi="Calibri"/>
+                <w:b w:val="false"/>
+                <w:bCs w:val="false"/>
+                <w:color w:val="1F2937"/>
+                <w:sz w:val="16"/>
+                <w:szCs w:val="16"/>
+              </w:rPr>
+              <w:t xml:space="preserve">self</w:t>
+            </w:r>
+          </w:p>
+        </w:tc>
+        <w:tc>
+          <w:tcPr>
+            <w:tcW w:type="pct" w:w="9%"/>
+          </w:tcPr>
+          <w:p>
+            <w:pPr>
+              <w:spacing w:line="240"/>
+              <w:jc w:val="center"/>
+            </w:pPr>
+            <w:r>
+              <w:rPr>
+                <w:rFonts w:ascii="Calibri" w:cs="Calibri" w:eastAsia="Calibri" w:hAnsi="Calibri"/>
+                <w:b w:val="false"/>
+                <w:bCs w:val="false"/>
+                <w:color w:val="1F2937"/>
+                <w:sz w:val="16"/>
+                <w:szCs w:val="16"/>
+              </w:rPr>
+              <w:t xml:space="preserve">self</w:t>
+            </w:r>
+          </w:p>
+        </w:tc>
+        <w:tc>
+          <w:tcPr>
+            <w:tcW w:type="pct" w:w="9%"/>
+          </w:tcPr>
+          <w:p>
+            <w:pPr>
+              <w:spacing w:line="240"/>
+              <w:jc w:val="center"/>
+            </w:pPr>
+            <w:r>
+              <w:rPr>
+                <w:rFonts w:ascii="Calibri" w:cs="Calibri" w:eastAsia="Calibri" w:hAnsi="Calibri"/>
+                <w:b w:val="false"/>
+                <w:bCs w:val="false"/>
+                <w:color w:val="1F2937"/>
+                <w:sz w:val="16"/>
+                <w:szCs w:val="16"/>
+              </w:rPr>
+              <w:t xml:space="preserve">self</w:t>
+            </w:r>
+          </w:p>
+        </w:tc>
+        <w:tc>
+          <w:tcPr>
+            <w:tcW w:type="pct" w:w="9%"/>
+          </w:tcPr>
+          <w:p>
+            <w:pPr>
+              <w:spacing w:line="240"/>
+              <w:jc w:val="center"/>
+            </w:pPr>
+            <w:r>
+              <w:rPr>
+                <w:rFonts w:ascii="Calibri" w:cs="Calibri" w:eastAsia="Calibri" w:hAnsi="Calibri"/>
+                <w:b w:val="false"/>
+                <w:bCs w:val="false"/>
+                <w:color w:val="1F2937"/>
+                <w:sz w:val="16"/>
+                <w:szCs w:val="16"/>
+              </w:rPr>
+              <w:t xml:space="preserve">self</w:t>
+            </w:r>
+          </w:p>
+        </w:tc>
+      </w:tr>
+      <w:tr>
+        <w:trPr>
+          <w:cantSplit/>
+          <w:tblHeader w:val="false"/>
+        </w:trPr>
+        <w:tc>
+          <w:tcPr>
+            <w:tcW w:type="pct" w:w="28%"/>
+          </w:tcPr>
+          <w:p>
+            <w:pPr>
+              <w:spacing w:line="240"/>
+              <w:jc w:val="left"/>
+            </w:pPr>
+            <w:r>
+              <w:rPr>
+                <w:rFonts w:ascii="Calibri" w:cs="Calibri" w:eastAsia="Calibri" w:hAnsi="Calibri"/>
+                <w:b w:val="false"/>
+                <w:bCs w:val="false"/>
+                <w:color w:val="1F2937"/>
+                <w:sz w:val="16"/>
+                <w:szCs w:val="16"/>
+              </w:rPr>
+              <w:t xml:space="preserve">Notifications</w:t>
+            </w:r>
+          </w:p>
+        </w:tc>
+        <w:tc>
+          <w:tcPr>
+            <w:tcW w:type="pct" w:w="9%"/>
+          </w:tcPr>
+          <w:p>
+            <w:pPr>
+              <w:spacing w:line="240"/>
+              <w:jc w:val="center"/>
+            </w:pPr>
+            <w:r>
+              <w:rPr>
+                <w:rFonts w:ascii="Calibri" w:cs="Calibri" w:eastAsia="Calibri" w:hAnsi="Calibri"/>
+                <w:b w:val="false"/>
+                <w:bCs w:val="false"/>
+                <w:color w:val="1F2937"/>
+                <w:sz w:val="16"/>
+                <w:szCs w:val="16"/>
+              </w:rPr>
+              <w:t xml:space="preserve">✓</w:t>
+            </w:r>
+          </w:p>
+        </w:tc>
+        <w:tc>
+          <w:tcPr>
+            <w:tcW w:type="pct" w:w="9%"/>
+          </w:tcPr>
+          <w:p>
+            <w:pPr>
+              <w:spacing w:line="240"/>
+              <w:jc w:val="center"/>
+            </w:pPr>
+            <w:r>
+              <w:rPr>
+                <w:rFonts w:ascii="Calibri" w:cs="Calibri" w:eastAsia="Calibri" w:hAnsi="Calibri"/>
+                <w:b w:val="false"/>
+                <w:bCs w:val="false"/>
+                <w:color w:val="1F2937"/>
+                <w:sz w:val="16"/>
+                <w:szCs w:val="16"/>
+              </w:rPr>
+              <w:t xml:space="preserve">✓</w:t>
+            </w:r>
+          </w:p>
+        </w:tc>
+        <w:tc>
+          <w:tcPr>
+            <w:tcW w:type="pct" w:w="9%"/>
+          </w:tcPr>
+          <w:p>
+            <w:pPr>
+              <w:spacing w:line="240"/>
+              <w:jc w:val="center"/>
+            </w:pPr>
+            <w:r>
+              <w:rPr>
+                <w:rFonts w:ascii="Calibri" w:cs="Calibri" w:eastAsia="Calibri" w:hAnsi="Calibri"/>
+                <w:b w:val="false"/>
+                <w:bCs w:val="false"/>
+                <w:color w:val="1F2937"/>
+                <w:sz w:val="16"/>
+                <w:szCs w:val="16"/>
+              </w:rPr>
+              <w:t xml:space="preserve">✓</w:t>
+            </w:r>
+          </w:p>
+        </w:tc>
+        <w:tc>
+          <w:tcPr>
+            <w:tcW w:type="pct" w:w="9%"/>
+          </w:tcPr>
+          <w:p>
+            <w:pPr>
+              <w:spacing w:line="240"/>
+              <w:jc w:val="center"/>
+            </w:pPr>
+            <w:r>
+              <w:rPr>
+                <w:rFonts w:ascii="Calibri" w:cs="Calibri" w:eastAsia="Calibri" w:hAnsi="Calibri"/>
+                <w:b w:val="false"/>
+                <w:bCs w:val="false"/>
+                <w:color w:val="1F2937"/>
+                <w:sz w:val="16"/>
+                <w:szCs w:val="16"/>
+              </w:rPr>
+              <w:t xml:space="preserve">✓</w:t>
+            </w:r>
+          </w:p>
+        </w:tc>
+        <w:tc>
+          <w:tcPr>
+            <w:tcW w:type="pct" w:w="9%"/>
+          </w:tcPr>
+          <w:p>
+            <w:pPr>
+              <w:spacing w:line="240"/>
+              <w:jc w:val="center"/>
+            </w:pPr>
+            <w:r>
+              <w:rPr>
+                <w:rFonts w:ascii="Calibri" w:cs="Calibri" w:eastAsia="Calibri" w:hAnsi="Calibri"/>
+                <w:b w:val="false"/>
+                <w:bCs w:val="false"/>
+                <w:color w:val="1F2937"/>
+                <w:sz w:val="16"/>
+                <w:szCs w:val="16"/>
+              </w:rPr>
+              <w:t xml:space="preserve">✓</w:t>
+            </w:r>
+          </w:p>
+        </w:tc>
+        <w:tc>
+          <w:tcPr>
+            <w:tcW w:type="pct" w:w="9%"/>
+          </w:tcPr>
+          <w:p>
+            <w:pPr>
+              <w:spacing w:line="240"/>
+              <w:jc w:val="center"/>
+            </w:pPr>
+            <w:r>
+              <w:rPr>
+                <w:rFonts w:ascii="Calibri" w:cs="Calibri" w:eastAsia="Calibri" w:hAnsi="Calibri"/>
+                <w:b w:val="false"/>
+                <w:bCs w:val="false"/>
+                <w:color w:val="1F2937"/>
+                <w:sz w:val="16"/>
+                <w:szCs w:val="16"/>
+              </w:rPr>
+              <w:t xml:space="preserve">✓</w:t>
+            </w:r>
+          </w:p>
+        </w:tc>
+        <w:tc>
+          <w:tcPr>
+            <w:tcW w:type="pct" w:w="9%"/>
+          </w:tcPr>
+          <w:p>
+            <w:pPr>
+              <w:spacing w:line="240"/>
+              <w:jc w:val="center"/>
+            </w:pPr>
+            <w:r>
+              <w:rPr>
+                <w:rFonts w:ascii="Calibri" w:cs="Calibri" w:eastAsia="Calibri" w:hAnsi="Calibri"/>
+                <w:b w:val="false"/>
+                <w:bCs w:val="false"/>
+                <w:color w:val="1F2937"/>
+                <w:sz w:val="16"/>
+                <w:szCs w:val="16"/>
+              </w:rPr>
+              <w:t xml:space="preserve">✓</w:t>
+            </w:r>
+          </w:p>
+        </w:tc>
+        <w:tc>
+          <w:tcPr>
+            <w:tcW w:type="pct" w:w="9%"/>
+          </w:tcPr>
+          <w:p>
+            <w:pPr>
+              <w:spacing w:line="240"/>
+              <w:jc w:val="center"/>
+            </w:pPr>
+            <w:r>
+              <w:rPr>
+                <w:rFonts w:ascii="Calibri" w:cs="Calibri" w:eastAsia="Calibri" w:hAnsi="Calibri"/>
+                <w:b w:val="false"/>
+                <w:bCs w:val="false"/>
+                <w:color w:val="1F2937"/>
+                <w:sz w:val="16"/>
+                <w:szCs w:val="16"/>
+              </w:rPr>
+              <w:t xml:space="preserve">✓</w:t>
+            </w:r>
+          </w:p>
+        </w:tc>
+      </w:tr>
+      <w:tr>
+        <w:trPr>
+          <w:cantSplit/>
+          <w:tblHeader w:val="false"/>
+        </w:trPr>
+        <w:tc>
+          <w:tcPr>
+            <w:tcW w:type="pct" w:w="28%"/>
+          </w:tcPr>
+          <w:p>
+            <w:pPr>
+              <w:spacing w:line="240"/>
+              <w:jc w:val="left"/>
+            </w:pPr>
+            <w:r>
+              <w:rPr>
+                <w:rFonts w:ascii="Calibri" w:cs="Calibri" w:eastAsia="Calibri" w:hAnsi="Calibri"/>
+                <w:b w:val="false"/>
+                <w:bCs w:val="false"/>
+                <w:color w:val="1F2937"/>
+                <w:sz w:val="16"/>
+                <w:szCs w:val="16"/>
+              </w:rPr>
+              <w:t xml:space="preserve">Follow-ups</w:t>
+            </w:r>
+          </w:p>
+        </w:tc>
+        <w:tc>
+          <w:tcPr>
+            <w:tcW w:type="pct" w:w="9%"/>
+          </w:tcPr>
+          <w:p>
+            <w:pPr>
+              <w:spacing w:line="240"/>
+              <w:jc w:val="center"/>
+            </w:pPr>
+            <w:r>
+              <w:rPr>
+                <w:rFonts w:ascii="Calibri" w:cs="Calibri" w:eastAsia="Calibri" w:hAnsi="Calibri"/>
+                <w:b w:val="false"/>
+                <w:bCs w:val="false"/>
+                <w:color w:val="1F2937"/>
+                <w:sz w:val="16"/>
+                <w:szCs w:val="16"/>
+              </w:rPr>
+              <w:t xml:space="preserve">✓</w:t>
+            </w:r>
+          </w:p>
+        </w:tc>
+        <w:tc>
+          <w:tcPr>
+            <w:tcW w:type="pct" w:w="9%"/>
+          </w:tcPr>
+          <w:p>
+            <w:pPr>
+              <w:spacing w:line="240"/>
+              <w:jc w:val="center"/>
+            </w:pPr>
+            <w:r>
+              <w:rPr>
+                <w:rFonts w:ascii="Calibri" w:cs="Calibri" w:eastAsia="Calibri" w:hAnsi="Calibri"/>
+                <w:b w:val="false"/>
+                <w:bCs w:val="false"/>
+                <w:color w:val="1F2937"/>
+                <w:sz w:val="16"/>
+                <w:szCs w:val="16"/>
+              </w:rPr>
+              <w:t xml:space="preserve">✓</w:t>
+            </w:r>
+          </w:p>
+        </w:tc>
+        <w:tc>
+          <w:tcPr>
+            <w:tcW w:type="pct" w:w="9%"/>
+          </w:tcPr>
+          <w:p>
+            <w:pPr>
+              <w:spacing w:line="240"/>
+              <w:jc w:val="center"/>
+            </w:pPr>
+            <w:r>
+              <w:rPr>
+                <w:rFonts w:ascii="Calibri" w:cs="Calibri" w:eastAsia="Calibri" w:hAnsi="Calibri"/>
+                <w:b w:val="false"/>
+                <w:bCs w:val="false"/>
+                <w:color w:val="1F2937"/>
+                <w:sz w:val="16"/>
+                <w:szCs w:val="16"/>
+              </w:rPr>
+              <w:t xml:space="preserve">view</w:t>
+            </w:r>
+          </w:p>
+        </w:tc>
+        <w:tc>
+          <w:tcPr>
+            <w:tcW w:type="pct" w:w="9%"/>
+          </w:tcPr>
+          <w:p>
+            <w:pPr>
+              <w:spacing w:line="240"/>
+              <w:jc w:val="center"/>
+            </w:pPr>
+            <w:r>
+              <w:rPr>
+                <w:rFonts w:ascii="Calibri" w:cs="Calibri" w:eastAsia="Calibri" w:hAnsi="Calibri"/>
+                <w:b w:val="false"/>
+                <w:bCs w:val="false"/>
+                <w:color w:val="1F2937"/>
+                <w:sz w:val="16"/>
+                <w:szCs w:val="16"/>
+              </w:rPr>
+              <w:t xml:space="preserve">✓</w:t>
+            </w:r>
+          </w:p>
+        </w:tc>
+        <w:tc>
+          <w:tcPr>
+            <w:tcW w:type="pct" w:w="9%"/>
+          </w:tcPr>
+          <w:p>
+            <w:pPr>
+              <w:spacing w:line="240"/>
+              <w:jc w:val="center"/>
+            </w:pPr>
+            <w:r>
+              <w:rPr>
+                <w:rFonts w:ascii="Calibri" w:cs="Calibri" w:eastAsia="Calibri" w:hAnsi="Calibri"/>
+                <w:b w:val="false"/>
+                <w:bCs w:val="false"/>
+                <w:color w:val="1F2937"/>
+                <w:sz w:val="16"/>
+                <w:szCs w:val="16"/>
+              </w:rPr>
+              <w:t xml:space="preserve">✓</w:t>
+            </w:r>
+          </w:p>
+        </w:tc>
+        <w:tc>
+          <w:tcPr>
+            <w:tcW w:type="pct" w:w="9%"/>
+          </w:tcPr>
+          <w:p>
+            <w:pPr>
+              <w:spacing w:line="240"/>
+              <w:jc w:val="center"/>
+            </w:pPr>
+            <w:r>
+              <w:rPr>
+                <w:rFonts w:ascii="Calibri" w:cs="Calibri" w:eastAsia="Calibri" w:hAnsi="Calibri"/>
+                <w:b w:val="false"/>
+                <w:bCs w:val="false"/>
+                <w:color w:val="1F2937"/>
+                <w:sz w:val="16"/>
+                <w:szCs w:val="16"/>
+              </w:rPr>
+              <w:t xml:space="preserve">✓</w:t>
+            </w:r>
+          </w:p>
+        </w:tc>
+        <w:tc>
+          <w:tcPr>
+            <w:tcW w:type="pct" w:w="9%"/>
+          </w:tcPr>
+          <w:p>
+            <w:pPr>
+              <w:spacing w:line="240"/>
+              <w:jc w:val="center"/>
+            </w:pPr>
+            <w:r>
+              <w:rPr>
+                <w:rFonts w:ascii="Calibri" w:cs="Calibri" w:eastAsia="Calibri" w:hAnsi="Calibri"/>
+                <w:b w:val="false"/>
+                <w:bCs w:val="false"/>
+                <w:color w:val="1F2937"/>
+                <w:sz w:val="16"/>
+                <w:szCs w:val="16"/>
+              </w:rPr>
+              <w:t xml:space="preserve">✓</w:t>
+            </w:r>
+          </w:p>
+        </w:tc>
+        <w:tc>
+          <w:tcPr>
+            <w:tcW w:type="pct" w:w="9%"/>
+          </w:tcPr>
+          <w:p>
+            <w:pPr>
+              <w:spacing w:line="240"/>
+              <w:jc w:val="center"/>
+            </w:pPr>
+            <w:r>
+              <w:rPr>
+                <w:rFonts w:ascii="Calibri" w:cs="Calibri" w:eastAsia="Calibri" w:hAnsi="Calibri"/>
+                <w:b w:val="false"/>
+                <w:bCs w:val="false"/>
+                <w:color w:val="1F2937"/>
+                <w:sz w:val="16"/>
+                <w:szCs w:val="16"/>
+              </w:rPr>
+              <w:t xml:space="preserve">—</w:t>
+            </w:r>
+          </w:p>
+        </w:tc>
+      </w:tr>
+    </w:tbl>
+    <w:p>
+      <w:pPr>
+        <w:pStyle w:val="Heading2"/>
+        <w:spacing w:after="160" w:before="320"/>
+      </w:pPr>
+      <w:r>
+        <w:rPr>
+          <w:rFonts w:ascii="Calibri" w:cs="Calibri" w:eastAsia="Calibri" w:hAnsi="Calibri"/>
+          <w:b/>
+          <w:bCs/>
+          <w:color w:val="475569"/>
+          <w:sz w:val="26"/>
+          <w:szCs w:val="26"/>
+        </w:rPr>
+        <w:t xml:space="preserve">12.10 Audit Trail — Who Did What</w:t>
+      </w:r>
+    </w:p>
+    <w:p>
+      <w:pPr>
+        <w:spacing w:after="100" w:line="312"/>
+        <w:jc w:val="left"/>
+      </w:pPr>
+      <w:r>
+        <w:rPr>
+          <w:rFonts w:ascii="Calibri" w:cs="Calibri" w:eastAsia="Calibri" w:hAnsi="Calibri"/>
+          <w:color w:val="1F2937"/>
+          <w:sz w:val="22"/>
+          <w:szCs w:val="22"/>
+        </w:rPr>
+        <w:t xml:space="preserve">Every sensitive action (create, update, delete, status change, conversion, placement completion) is recorded immutably in the audit log. Each entry includes:</w:t>
+      </w:r>
+    </w:p>
+    <w:p>
+      <w:pPr>
+        <w:pStyle w:val="ListParagraph"/>
+        <w:numPr>
+          <w:ilvl w:val="0"/>
+          <w:numId w:val="1"/>
+        </w:numPr>
+        <w:spacing w:after="60" w:line="312"/>
+      </w:pPr>
+      <w:r>
+        <w:rPr>
+          <w:rFonts w:ascii="Calibri" w:cs="Calibri" w:eastAsia="Calibri" w:hAnsi="Calibri"/>
+          <w:color w:val="1F2937"/>
+          <w:sz w:val="22"/>
+          <w:szCs w:val="22"/>
+        </w:rPr>
+        <w:t xml:space="preserve">Timestamp (when)</w:t>
+      </w:r>
+    </w:p>
+    <w:p>
+      <w:pPr>
+        <w:pStyle w:val="ListParagraph"/>
+        <w:numPr>
+          <w:ilvl w:val="0"/>
+          <w:numId w:val="1"/>
+        </w:numPr>
+        <w:spacing w:after="60" w:line="312"/>
+      </w:pPr>
+      <w:r>
+        <w:rPr>
+          <w:rFonts w:ascii="Calibri" w:cs="Calibri" w:eastAsia="Calibri" w:hAnsi="Calibri"/>
+          <w:color w:val="1F2937"/>
+          <w:sz w:val="22"/>
+          <w:szCs w:val="22"/>
+        </w:rPr>
+        <w:t xml:space="preserve">Action user (who — name + email)</w:t>
+      </w:r>
+    </w:p>
+    <w:p>
+      <w:pPr>
+        <w:pStyle w:val="ListParagraph"/>
+        <w:numPr>
+          <w:ilvl w:val="0"/>
+          <w:numId w:val="1"/>
+        </w:numPr>
+        <w:spacing w:after="60" w:line="312"/>
+      </w:pPr>
+      <w:r>
+        <w:rPr>
+          <w:rFonts w:ascii="Calibri" w:cs="Calibri" w:eastAsia="Calibri" w:hAnsi="Calibri"/>
+          <w:color w:val="1F2937"/>
+          <w:sz w:val="22"/>
+          <w:szCs w:val="22"/>
+        </w:rPr>
+        <w:t xml:space="preserve">Office (which office)</w:t>
+      </w:r>
+    </w:p>
+    <w:p>
+      <w:pPr>
+        <w:pStyle w:val="ListParagraph"/>
+        <w:numPr>
+          <w:ilvl w:val="0"/>
+          <w:numId w:val="1"/>
+        </w:numPr>
+        <w:spacing w:after="60" w:line="312"/>
+      </w:pPr>
+      <w:r>
+        <w:rPr>
+          <w:rFonts w:ascii="Calibri" w:cs="Calibri" w:eastAsia="Calibri" w:hAnsi="Calibri"/>
+          <w:color w:val="1F2937"/>
+          <w:sz w:val="22"/>
+          <w:szCs w:val="22"/>
+        </w:rPr>
+        <w:t xml:space="preserve">Action type (what — e.g. lead.convert, payment.create)</w:t>
+      </w:r>
+    </w:p>
+    <w:p>
+      <w:pPr>
+        <w:pStyle w:val="ListParagraph"/>
+        <w:numPr>
+          <w:ilvl w:val="0"/>
+          <w:numId w:val="1"/>
+        </w:numPr>
+        <w:spacing w:after="60" w:line="312"/>
+      </w:pPr>
+      <w:r>
+        <w:rPr>
+          <w:rFonts w:ascii="Calibri" w:cs="Calibri" w:eastAsia="Calibri" w:hAnsi="Calibri"/>
+          <w:color w:val="1F2937"/>
+          <w:sz w:val="22"/>
+          <w:szCs w:val="22"/>
+        </w:rPr>
+        <w:t xml:space="preserve">Entity type and ID (which record)</w:t>
+      </w:r>
+    </w:p>
+    <w:p>
+      <w:pPr>
+        <w:pStyle w:val="ListParagraph"/>
+        <w:numPr>
+          <w:ilvl w:val="0"/>
+          <w:numId w:val="1"/>
+        </w:numPr>
+        <w:spacing w:after="60" w:line="312"/>
+      </w:pPr>
+      <w:r>
+        <w:rPr>
+          <w:rFonts w:ascii="Calibri" w:cs="Calibri" w:eastAsia="Calibri" w:hAnsi="Calibri"/>
+          <w:color w:val="1F2937"/>
+          <w:sz w:val="22"/>
+          <w:szCs w:val="22"/>
+        </w:rPr>
+        <w:t xml:space="preserve">Old values and new values (what changed)</w:t>
+      </w:r>
+    </w:p>
+    <w:p>
+      <w:pPr>
+        <w:pStyle w:val="ListParagraph"/>
+        <w:numPr>
+          <w:ilvl w:val="0"/>
+          <w:numId w:val="1"/>
+        </w:numPr>
+        <w:spacing w:after="60" w:line="312"/>
+      </w:pPr>
+      <w:r>
+        <w:rPr>
+          <w:rFonts w:ascii="Calibri" w:cs="Calibri" w:eastAsia="Calibri" w:hAnsi="Calibri"/>
+          <w:color w:val="1F2937"/>
+          <w:sz w:val="22"/>
+          <w:szCs w:val="22"/>
+        </w:rPr>
+        <w:t xml:space="preserve">IP address and user agent (where from)</w:t>
+      </w:r>
+    </w:p>
+    <w:p>
+      <w:pPr>
+        <w:spacing w:after="100" w:line="312"/>
+        <w:jc w:val="left"/>
+      </w:pPr>
+      <w:r>
+        <w:rPr>
+          <w:rFonts w:ascii="Calibri" w:cs="Calibri" w:eastAsia="Calibri" w:hAnsi="Calibri"/>
+          <w:color w:val="1F2937"/>
+          <w:sz w:val="22"/>
+          <w:szCs w:val="22"/>
+        </w:rPr>
+        <w:t xml:space="preserve">To view the audit trail for a specific lead, open the Lead 360° drawer and click the "Audit" tab. Conversion actions are highlighted with a green "Converted" badge so you can quickly see who converted the lead and when.</w:t>
+      </w:r>
+    </w:p>
+    <w:tbl>
+      <w:tblPr>
+        <w:tblW w:type="pct" w:w="100%"/>
+        <w:tblBorders>
+          <w:top w:val="single" w:color="F59E0B" w:sz="6"/>
+          <w:left w:val="single" w:color="F59E0B" w:sz="24"/>
+          <w:bottom w:val="single" w:color="F59E0B" w:sz="6"/>
+          <w:right w:val="none" w:color="FFFFFF" w:sz="0"/>
+          <w:insideH w:val="single" w:color="auto" w:sz="4"/>
+          <w:insideV w:val="single" w:color="auto" w:sz="4"/>
+        </w:tblBorders>
+        <w:tblCellMar>
+          <w:top w:type="dxa" w:w="200"/>
+          <w:left w:type="dxa" w:w="240"/>
+          <w:bottom w:type="dxa" w:w="200"/>
+          <w:right w:type="dxa" w:w="240"/>
+        </w:tblCellMar>
+      </w:tblPr>
+      <w:tblGrid>
+        <w:gridCol w:w="100"/>
+      </w:tblGrid>
+      <w:tr>
+        <w:trPr>
+          <w:cantSplit/>
+        </w:trPr>
+        <w:tc>
+          <w:tcPr>
+            <w:shd w:fill="F0FDFA" w:val="clear"/>
+          </w:tcPr>
+          <w:p>
+            <w:pPr>
+              <w:spacing w:after="80"/>
+            </w:pPr>
+            <w:r>
+              <w:rPr>
+                <w:rFonts w:ascii="Calibri" w:cs="Calibri" w:eastAsia="Calibri" w:hAnsi="Calibri"/>
+                <w:b/>
+                <w:bCs/>
+                <w:color w:val="0F766E"/>
+                <w:sz w:val="22"/>
+                <w:szCs w:val="22"/>
+              </w:rPr>
+              <w:t xml:space="preserve">Audit Log Access</w:t>
+            </w:r>
+          </w:p>
+          <w:p>
+            <w:pPr>
+              <w:spacing w:line="312"/>
+            </w:pPr>
+            <w:r>
+              <w:rPr>
+                <w:rFonts w:ascii="Calibri" w:cs="Calibri" w:eastAsia="Calibri" w:hAnsi="Calibri"/>
+                <w:color w:val="1F2937"/>
+                <w:sz w:val="22"/>
+                <w:szCs w:val="22"/>
+              </w:rPr>
+              <w:t xml:space="preserve">Only Super Admin, Admin, and HR roles can view the global Audit Logs module. However, the per-lead Audit tab is visible to anyone who has access to the lead (Caller, Counsellor, etc.) — they can see the history of actions performed on leads they manage.</w:t>
+            </w:r>
+          </w:p>
+        </w:tc>
+      </w:tr>
+    </w:tbl>
     <w:p>
       <w:pPr>
         <w:pStyle w:val="Heading1"/>
